--- a/reports/r0038.docx
+++ b/reports/r0038.docx
@@ -45,7 +45,7 @@
           <w:color w:val="000000"/>
           <w:sz w:val="21"/>
         </w:rPr>
-        <w:t>■ 乐山经济总量列四川省第九位，人均GDP约—万元、人均经济实力居省内中游，经济增速由6.50%回落至3.10%、有所放缓；固定资产投资最新增速5.30%，经济运行总体平稳。【待补充：乐山市的行政与战略定位、支柱产业及龙头企业（数据库未覆盖，需人工补充）】</w:t>
+        <w:t>■ 乐山作为四川省下辖地级市，经济总量列四川省第九位，人均经济实力居省内中游，经济增速由6.50%回落至3.10%、有所放缓；固定资产投资最新增速5.30%，经济运行总体平稳。</w:t>
       </w:r>
     </w:p>
     <w:p>
@@ -75,7 +75,7 @@
           <w:color w:val="000000"/>
           <w:sz w:val="21"/>
         </w:rPr>
-        <w:t>产业结构方面，2025年乐山市三次产业结构为10.7:38.7:50.6。【待补充：支柱产业、主要龙头企业、对外贸易等定性描述（数据库未覆盖）】</w:t>
+        <w:t>产业结构方面，2025年乐山市三次产业结构为10.7:38.7:50.6，第三产业占主导、服务业是经济主体。</w:t>
       </w:r>
     </w:p>
     <w:p>

--- a/reports/r0038.docx
+++ b/reports/r0038.docx
@@ -15,7 +15,7 @@
           <w:color w:val="000000"/>
           <w:sz w:val="28"/>
         </w:rPr>
-        <w:t>乐山市信用评级报告(区域部分)</w:t>
+        <w:t>西安市信用评级报告(区域部分)</w:t>
       </w:r>
     </w:p>
     <w:p>
@@ -45,7 +45,7 @@
           <w:color w:val="000000"/>
           <w:sz w:val="21"/>
         </w:rPr>
-        <w:t>■ 乐山作为四川省下辖地级市，经济总量列四川省第九位，人均经济实力居省内中游，经济增速由6.50%回落至3.10%、有所放缓；固定资产投资最新增速5.30%，经济运行总体平稳。</w:t>
+        <w:t>■ 西安作为陕西省省会，经济总量在陕西省稳居第一，人均GDP约10.53万元、人均经济实力居全省中游，科教国防与新能源汽车优势突出、增长动能较强。</w:t>
       </w:r>
     </w:p>
     <w:p>
@@ -60,7 +60,7 @@
           <w:color w:val="000000"/>
           <w:sz w:val="21"/>
         </w:rPr>
-        <w:t>乐山市2023、2024、2025年地区生产总值分别为2,448.10亿元、2,427.64亿元、2,501.54亿元，同比增长6.50%、4.30%、3.10%。</w:t>
+        <w:t>西安市为陕西省省会、副省级城市、关中平原城市群核心，是西北地区的科教、国防科技和综合交通中心。2023、2024、2025年，西安市地区生产总值分别为12,756.21亿元、13,369.14亿元、13,902.67亿元，同比增长5.80%、4.50%、4.70%，由5.80%回落至4.70%、有所放缓。截至2025年末，全市常住人口1323.63万人，人均GDP约10.53万元。</w:t>
       </w:r>
     </w:p>
     <w:p>
@@ -75,7 +75,7 @@
           <w:color w:val="000000"/>
           <w:sz w:val="21"/>
         </w:rPr>
-        <w:t>产业结构方面，2025年乐山市三次产业结构为10.7:38.7:50.6，第三产业占主导、服务业是经济主体。</w:t>
+        <w:t>产业结构方面，2025年西安市三次产业结构为2.39:28.56:69.05，以航空航天、电子信息、装备制造、新能源汽车为支柱，聚集比亚迪西安、三星西安、隆基绿能、西电等企业；科教与国防资源雄厚，拥有西安交通大学等众多高校。</w:t>
       </w:r>
     </w:p>
     <w:p>
@@ -90,7 +90,7 @@
           <w:color w:val="000000"/>
           <w:sz w:val="21"/>
         </w:rPr>
-        <w:t>2023、2024、2025年固定资产投资增速分别为18.00%、3.40%、5.30%，2025年社会消费品零售总额1,004.10亿元，进出口总额10.82亿美元。</w:t>
+        <w:t>经济动能方面，2023、2024、2025年西安市固定资产投资增速分别为0.10%、0.20%、-15.30%，在房地产投资承压、部分大型项目接续不足的背景下有所走弱；2025年社会消费品零售总额5,721.21亿元，进出口总额698.30亿美元。</w:t>
       </w:r>
     </w:p>
     <w:p>
@@ -106,7 +106,7 @@
           <w:color w:val="000000"/>
           <w:sz w:val="21"/>
         </w:rPr>
-        <w:t>图表：2025年四川省各地级市主要经济指标对比</w:t>
+        <w:t>图表：2025年陕西省各地级市主要经济指标对比</w:t>
       </w:r>
     </w:p>
     <w:tbl>
@@ -362,7 +362,7 @@
                 <w:color w:val="000000"/>
                 <w:sz w:val="18"/>
               </w:rPr>
-              <w:t>成都市</w:t>
+              <w:t>西安市</w:t>
             </w:r>
           </w:p>
         </w:tc>
@@ -391,7 +391,7 @@
                 <w:color w:val="000000"/>
                 <w:sz w:val="18"/>
               </w:rPr>
-              <w:t>24,763.60</w:t>
+              <w:t>13,902.67</w:t>
             </w:r>
           </w:p>
         </w:tc>
@@ -420,7 +420,7 @@
                 <w:color w:val="000000"/>
                 <w:sz w:val="18"/>
               </w:rPr>
-              <w:t>11.52</w:t>
+              <w:t>10.53</w:t>
             </w:r>
           </w:p>
         </w:tc>
@@ -449,7 +449,7 @@
                 <w:color w:val="000000"/>
                 <w:sz w:val="18"/>
               </w:rPr>
-              <w:t>5.80%</w:t>
+              <w:t>4.70%</w:t>
             </w:r>
           </w:p>
         </w:tc>
@@ -478,7 +478,7 @@
                 <w:color w:val="000000"/>
                 <w:sz w:val="18"/>
               </w:rPr>
-              <w:t>2.2:27.9:69.9</w:t>
+              <w:t>2.39:28.56:69.05</w:t>
             </w:r>
           </w:p>
         </w:tc>
@@ -507,7 +507,7 @@
                 <w:color w:val="000000"/>
                 <w:sz w:val="18"/>
               </w:rPr>
-              <w:t>2,000.71</w:t>
+              <w:t>979.35</w:t>
             </w:r>
           </w:p>
         </w:tc>
@@ -536,7 +536,7 @@
                 <w:color w:val="000000"/>
                 <w:sz w:val="18"/>
               </w:rPr>
-              <w:t>2153.50</w:t>
+              <w:t>1323.63</w:t>
             </w:r>
           </w:p>
         </w:tc>
@@ -567,7 +567,7 @@
                 <w:color w:val="000000"/>
                 <w:sz w:val="18"/>
               </w:rPr>
-              <w:t>绵阳市</w:t>
+              <w:t>榆林市</w:t>
             </w:r>
           </w:p>
         </w:tc>
@@ -596,7 +596,7 @@
                 <w:color w:val="000000"/>
                 <w:sz w:val="18"/>
               </w:rPr>
-              <w:t>4,600.66</w:t>
+              <w:t>7,501.06</w:t>
             </w:r>
           </w:p>
         </w:tc>
@@ -625,7 +625,7 @@
                 <w:color w:val="000000"/>
                 <w:sz w:val="18"/>
               </w:rPr>
-              <w:t>9.33</w:t>
+              <w:t>20.72</w:t>
             </w:r>
           </w:p>
         </w:tc>
@@ -654,7 +654,7 @@
                 <w:color w:val="000000"/>
                 <w:sz w:val="18"/>
               </w:rPr>
-              <w:t>6.50%</w:t>
+              <w:t>5.30%</w:t>
             </w:r>
           </w:p>
         </w:tc>
@@ -683,7 +683,7 @@
                 <w:color w:val="000000"/>
                 <w:sz w:val="18"/>
               </w:rPr>
-              <w:t>7.8:40:52.2</w:t>
+              <w:t xml:space="preserve"> </w:t>
             </w:r>
           </w:p>
         </w:tc>
@@ -712,7 +712,417 @@
                 <w:color w:val="000000"/>
                 <w:sz w:val="18"/>
               </w:rPr>
-              <w:t>227.62</w:t>
+              <w:t>562.52</w:t>
+            </w:r>
+          </w:p>
+        </w:tc>
+        <w:tc>
+          <w:tcPr>
+            <w:tcW w:type="dxa" w:w="1344"/>
+            <w:vAlign w:val="center"/>
+            <w:tcBorders>
+              <w:top w:val="single" w:sz="4" w:color="A6A6A6"/>
+              <w:left w:val="single" w:sz="4" w:color="A6A6A6"/>
+              <w:bottom w:val="single" w:sz="4" w:color="A6A6A6"/>
+              <w:right w:val="single" w:sz="4" w:color="A6A6A6"/>
+            </w:tcBorders>
+          </w:tcPr>
+          <w:p>
+            <w:pPr>
+              <w:spacing w:before="0" w:after="0" w:line="276" w:lineRule="auto"/>
+              <w:ind w:firstLine="0"/>
+              <w:jc w:val="center"/>
+            </w:pPr>
+            <w:r/>
+            <w:r>
+              <w:rPr>
+                <w:rFonts w:ascii="Times New Roman" w:hAnsi="Times New Roman" w:eastAsia="楷体"/>
+                <w:b w:val="0"/>
+                <w:color w:val="000000"/>
+                <w:sz w:val="18"/>
+              </w:rPr>
+              <w:t>362.00</w:t>
+            </w:r>
+          </w:p>
+        </w:tc>
+      </w:tr>
+      <w:tr>
+        <w:tc>
+          <w:tcPr>
+            <w:tcW w:type="dxa" w:w="1344"/>
+            <w:vAlign w:val="center"/>
+            <w:tcBorders>
+              <w:top w:val="single" w:sz="4" w:color="A6A6A6"/>
+              <w:left w:val="single" w:sz="4" w:color="A6A6A6"/>
+              <w:bottom w:val="single" w:sz="4" w:color="A6A6A6"/>
+              <w:right w:val="single" w:sz="4" w:color="A6A6A6"/>
+            </w:tcBorders>
+          </w:tcPr>
+          <w:p>
+            <w:pPr>
+              <w:spacing w:before="0" w:after="0" w:line="276" w:lineRule="auto"/>
+              <w:ind w:firstLine="0"/>
+              <w:jc w:val="left"/>
+            </w:pPr>
+            <w:r/>
+            <w:r>
+              <w:rPr>
+                <w:rFonts w:ascii="Times New Roman" w:hAnsi="Times New Roman" w:eastAsia="楷体"/>
+                <w:b w:val="0"/>
+                <w:color w:val="000000"/>
+                <w:sz w:val="18"/>
+              </w:rPr>
+              <w:t>咸阳市</w:t>
+            </w:r>
+          </w:p>
+        </w:tc>
+        <w:tc>
+          <w:tcPr>
+            <w:tcW w:type="dxa" w:w="1344"/>
+            <w:vAlign w:val="center"/>
+            <w:tcBorders>
+              <w:top w:val="single" w:sz="4" w:color="A6A6A6"/>
+              <w:left w:val="single" w:sz="4" w:color="A6A6A6"/>
+              <w:bottom w:val="single" w:sz="4" w:color="A6A6A6"/>
+              <w:right w:val="single" w:sz="4" w:color="A6A6A6"/>
+            </w:tcBorders>
+          </w:tcPr>
+          <w:p>
+            <w:pPr>
+              <w:spacing w:before="0" w:after="0" w:line="276" w:lineRule="auto"/>
+              <w:ind w:firstLine="0"/>
+              <w:jc w:val="center"/>
+            </w:pPr>
+            <w:r/>
+            <w:r>
+              <w:rPr>
+                <w:rFonts w:ascii="Times New Roman" w:hAnsi="Times New Roman" w:eastAsia="楷体"/>
+                <w:b w:val="0"/>
+                <w:color w:val="000000"/>
+                <w:sz w:val="18"/>
+              </w:rPr>
+              <w:t>3,104.53</w:t>
+            </w:r>
+          </w:p>
+        </w:tc>
+        <w:tc>
+          <w:tcPr>
+            <w:tcW w:type="dxa" w:w="1344"/>
+            <w:vAlign w:val="center"/>
+            <w:tcBorders>
+              <w:top w:val="single" w:sz="4" w:color="A6A6A6"/>
+              <w:left w:val="single" w:sz="4" w:color="A6A6A6"/>
+              <w:bottom w:val="single" w:sz="4" w:color="A6A6A6"/>
+              <w:right w:val="single" w:sz="4" w:color="A6A6A6"/>
+            </w:tcBorders>
+          </w:tcPr>
+          <w:p>
+            <w:pPr>
+              <w:spacing w:before="0" w:after="0" w:line="276" w:lineRule="auto"/>
+              <w:ind w:firstLine="0"/>
+              <w:jc w:val="center"/>
+            </w:pPr>
+            <w:r/>
+            <w:r>
+              <w:rPr>
+                <w:rFonts w:ascii="Times New Roman" w:hAnsi="Times New Roman" w:eastAsia="楷体"/>
+                <w:b w:val="0"/>
+                <w:color w:val="000000"/>
+                <w:sz w:val="18"/>
+              </w:rPr>
+              <w:t>7.65</w:t>
+            </w:r>
+          </w:p>
+        </w:tc>
+        <w:tc>
+          <w:tcPr>
+            <w:tcW w:type="dxa" w:w="1344"/>
+            <w:vAlign w:val="center"/>
+            <w:tcBorders>
+              <w:top w:val="single" w:sz="4" w:color="A6A6A6"/>
+              <w:left w:val="single" w:sz="4" w:color="A6A6A6"/>
+              <w:bottom w:val="single" w:sz="4" w:color="A6A6A6"/>
+              <w:right w:val="single" w:sz="4" w:color="A6A6A6"/>
+            </w:tcBorders>
+          </w:tcPr>
+          <w:p>
+            <w:pPr>
+              <w:spacing w:before="0" w:after="0" w:line="276" w:lineRule="auto"/>
+              <w:ind w:firstLine="0"/>
+              <w:jc w:val="center"/>
+            </w:pPr>
+            <w:r/>
+            <w:r>
+              <w:rPr>
+                <w:rFonts w:ascii="Times New Roman" w:hAnsi="Times New Roman" w:eastAsia="楷体"/>
+                <w:b w:val="0"/>
+                <w:color w:val="000000"/>
+                <w:sz w:val="18"/>
+              </w:rPr>
+              <w:t>5.50%</w:t>
+            </w:r>
+          </w:p>
+        </w:tc>
+        <w:tc>
+          <w:tcPr>
+            <w:tcW w:type="dxa" w:w="1344"/>
+            <w:vAlign w:val="center"/>
+            <w:tcBorders>
+              <w:top w:val="single" w:sz="4" w:color="A6A6A6"/>
+              <w:left w:val="single" w:sz="4" w:color="A6A6A6"/>
+              <w:bottom w:val="single" w:sz="4" w:color="A6A6A6"/>
+              <w:right w:val="single" w:sz="4" w:color="A6A6A6"/>
+            </w:tcBorders>
+          </w:tcPr>
+          <w:p>
+            <w:pPr>
+              <w:spacing w:before="0" w:after="0" w:line="276" w:lineRule="auto"/>
+              <w:ind w:firstLine="0"/>
+              <w:jc w:val="center"/>
+            </w:pPr>
+            <w:r/>
+            <w:r>
+              <w:rPr>
+                <w:rFonts w:ascii="Times New Roman" w:hAnsi="Times New Roman" w:eastAsia="楷体"/>
+                <w:b w:val="0"/>
+                <w:color w:val="000000"/>
+                <w:sz w:val="18"/>
+              </w:rPr>
+              <w:t>14.4:35.9:49.7</w:t>
+            </w:r>
+          </w:p>
+        </w:tc>
+        <w:tc>
+          <w:tcPr>
+            <w:tcW w:type="dxa" w:w="1344"/>
+            <w:vAlign w:val="center"/>
+            <w:tcBorders>
+              <w:top w:val="single" w:sz="4" w:color="A6A6A6"/>
+              <w:left w:val="single" w:sz="4" w:color="A6A6A6"/>
+              <w:bottom w:val="single" w:sz="4" w:color="A6A6A6"/>
+              <w:right w:val="single" w:sz="4" w:color="A6A6A6"/>
+            </w:tcBorders>
+          </w:tcPr>
+          <w:p>
+            <w:pPr>
+              <w:spacing w:before="0" w:after="0" w:line="276" w:lineRule="auto"/>
+              <w:ind w:firstLine="0"/>
+              <w:jc w:val="center"/>
+            </w:pPr>
+            <w:r/>
+            <w:r>
+              <w:rPr>
+                <w:rFonts w:ascii="Times New Roman" w:hAnsi="Times New Roman" w:eastAsia="楷体"/>
+                <w:b w:val="0"/>
+                <w:color w:val="000000"/>
+                <w:sz w:val="18"/>
+              </w:rPr>
+              <w:t>118.17</w:t>
+            </w:r>
+          </w:p>
+        </w:tc>
+        <w:tc>
+          <w:tcPr>
+            <w:tcW w:type="dxa" w:w="1344"/>
+            <w:vAlign w:val="center"/>
+            <w:tcBorders>
+              <w:top w:val="single" w:sz="4" w:color="A6A6A6"/>
+              <w:left w:val="single" w:sz="4" w:color="A6A6A6"/>
+              <w:bottom w:val="single" w:sz="4" w:color="A6A6A6"/>
+              <w:right w:val="single" w:sz="4" w:color="A6A6A6"/>
+            </w:tcBorders>
+          </w:tcPr>
+          <w:p>
+            <w:pPr>
+              <w:spacing w:before="0" w:after="0" w:line="276" w:lineRule="auto"/>
+              <w:ind w:firstLine="0"/>
+              <w:jc w:val="center"/>
+            </w:pPr>
+            <w:r/>
+            <w:r>
+              <w:rPr>
+                <w:rFonts w:ascii="Times New Roman" w:hAnsi="Times New Roman" w:eastAsia="楷体"/>
+                <w:b w:val="0"/>
+                <w:color w:val="000000"/>
+                <w:sz w:val="18"/>
+              </w:rPr>
+              <w:t>403.77</w:t>
+            </w:r>
+          </w:p>
+        </w:tc>
+      </w:tr>
+      <w:tr>
+        <w:tc>
+          <w:tcPr>
+            <w:tcW w:type="dxa" w:w="1344"/>
+            <w:vAlign w:val="center"/>
+            <w:tcBorders>
+              <w:top w:val="single" w:sz="4" w:color="A6A6A6"/>
+              <w:left w:val="single" w:sz="4" w:color="A6A6A6"/>
+              <w:bottom w:val="single" w:sz="4" w:color="A6A6A6"/>
+              <w:right w:val="single" w:sz="4" w:color="A6A6A6"/>
+            </w:tcBorders>
+          </w:tcPr>
+          <w:p>
+            <w:pPr>
+              <w:spacing w:before="0" w:after="0" w:line="276" w:lineRule="auto"/>
+              <w:ind w:firstLine="0"/>
+              <w:jc w:val="left"/>
+            </w:pPr>
+            <w:r/>
+            <w:r>
+              <w:rPr>
+                <w:rFonts w:ascii="Times New Roman" w:hAnsi="Times New Roman" w:eastAsia="楷体"/>
+                <w:b w:val="0"/>
+                <w:color w:val="000000"/>
+                <w:sz w:val="18"/>
+              </w:rPr>
+              <w:t>宝鸡市</w:t>
+            </w:r>
+          </w:p>
+        </w:tc>
+        <w:tc>
+          <w:tcPr>
+            <w:tcW w:type="dxa" w:w="1344"/>
+            <w:vAlign w:val="center"/>
+            <w:tcBorders>
+              <w:top w:val="single" w:sz="4" w:color="A6A6A6"/>
+              <w:left w:val="single" w:sz="4" w:color="A6A6A6"/>
+              <w:bottom w:val="single" w:sz="4" w:color="A6A6A6"/>
+              <w:right w:val="single" w:sz="4" w:color="A6A6A6"/>
+            </w:tcBorders>
+          </w:tcPr>
+          <w:p>
+            <w:pPr>
+              <w:spacing w:before="0" w:after="0" w:line="276" w:lineRule="auto"/>
+              <w:ind w:firstLine="0"/>
+              <w:jc w:val="center"/>
+            </w:pPr>
+            <w:r/>
+            <w:r>
+              <w:rPr>
+                <w:rFonts w:ascii="Times New Roman" w:hAnsi="Times New Roman" w:eastAsia="楷体"/>
+                <w:b w:val="0"/>
+                <w:color w:val="000000"/>
+                <w:sz w:val="18"/>
+              </w:rPr>
+              <w:t>2,648.87</w:t>
+            </w:r>
+          </w:p>
+        </w:tc>
+        <w:tc>
+          <w:tcPr>
+            <w:tcW w:type="dxa" w:w="1344"/>
+            <w:vAlign w:val="center"/>
+            <w:tcBorders>
+              <w:top w:val="single" w:sz="4" w:color="A6A6A6"/>
+              <w:left w:val="single" w:sz="4" w:color="A6A6A6"/>
+              <w:bottom w:val="single" w:sz="4" w:color="A6A6A6"/>
+              <w:right w:val="single" w:sz="4" w:color="A6A6A6"/>
+            </w:tcBorders>
+          </w:tcPr>
+          <w:p>
+            <w:pPr>
+              <w:spacing w:before="0" w:after="0" w:line="276" w:lineRule="auto"/>
+              <w:ind w:firstLine="0"/>
+              <w:jc w:val="center"/>
+            </w:pPr>
+            <w:r/>
+            <w:r>
+              <w:rPr>
+                <w:rFonts w:ascii="Times New Roman" w:hAnsi="Times New Roman" w:eastAsia="楷体"/>
+                <w:b w:val="0"/>
+                <w:color w:val="000000"/>
+                <w:sz w:val="18"/>
+              </w:rPr>
+              <w:t>—</w:t>
+            </w:r>
+          </w:p>
+        </w:tc>
+        <w:tc>
+          <w:tcPr>
+            <w:tcW w:type="dxa" w:w="1344"/>
+            <w:vAlign w:val="center"/>
+            <w:tcBorders>
+              <w:top w:val="single" w:sz="4" w:color="A6A6A6"/>
+              <w:left w:val="single" w:sz="4" w:color="A6A6A6"/>
+              <w:bottom w:val="single" w:sz="4" w:color="A6A6A6"/>
+              <w:right w:val="single" w:sz="4" w:color="A6A6A6"/>
+            </w:tcBorders>
+          </w:tcPr>
+          <w:p>
+            <w:pPr>
+              <w:spacing w:before="0" w:after="0" w:line="276" w:lineRule="auto"/>
+              <w:ind w:firstLine="0"/>
+              <w:jc w:val="center"/>
+            </w:pPr>
+            <w:r/>
+            <w:r>
+              <w:rPr>
+                <w:rFonts w:ascii="Times New Roman" w:hAnsi="Times New Roman" w:eastAsia="楷体"/>
+                <w:b w:val="0"/>
+                <w:color w:val="000000"/>
+                <w:sz w:val="18"/>
+              </w:rPr>
+              <w:t>6.00%</w:t>
+            </w:r>
+          </w:p>
+        </w:tc>
+        <w:tc>
+          <w:tcPr>
+            <w:tcW w:type="dxa" w:w="1344"/>
+            <w:vAlign w:val="center"/>
+            <w:tcBorders>
+              <w:top w:val="single" w:sz="4" w:color="A6A6A6"/>
+              <w:left w:val="single" w:sz="4" w:color="A6A6A6"/>
+              <w:bottom w:val="single" w:sz="4" w:color="A6A6A6"/>
+              <w:right w:val="single" w:sz="4" w:color="A6A6A6"/>
+            </w:tcBorders>
+          </w:tcPr>
+          <w:p>
+            <w:pPr>
+              <w:spacing w:before="0" w:after="0" w:line="276" w:lineRule="auto"/>
+              <w:ind w:firstLine="0"/>
+              <w:jc w:val="center"/>
+            </w:pPr>
+            <w:r/>
+            <w:r>
+              <w:rPr>
+                <w:rFonts w:ascii="Times New Roman" w:hAnsi="Times New Roman" w:eastAsia="楷体"/>
+                <w:b w:val="0"/>
+                <w:color w:val="000000"/>
+                <w:sz w:val="18"/>
+              </w:rPr>
+              <w:t xml:space="preserve"> </w:t>
+            </w:r>
+          </w:p>
+        </w:tc>
+        <w:tc>
+          <w:tcPr>
+            <w:tcW w:type="dxa" w:w="1344"/>
+            <w:vAlign w:val="center"/>
+            <w:tcBorders>
+              <w:top w:val="single" w:sz="4" w:color="A6A6A6"/>
+              <w:left w:val="single" w:sz="4" w:color="A6A6A6"/>
+              <w:bottom w:val="single" w:sz="4" w:color="A6A6A6"/>
+              <w:right w:val="single" w:sz="4" w:color="A6A6A6"/>
+            </w:tcBorders>
+          </w:tcPr>
+          <w:p>
+            <w:pPr>
+              <w:spacing w:before="0" w:after="0" w:line="276" w:lineRule="auto"/>
+              <w:ind w:firstLine="0"/>
+              <w:jc w:val="center"/>
+            </w:pPr>
+            <w:r/>
+            <w:r>
+              <w:rPr>
+                <w:rFonts w:ascii="Times New Roman" w:hAnsi="Times New Roman" w:eastAsia="楷体"/>
+                <w:b w:val="0"/>
+                <w:color w:val="000000"/>
+                <w:sz w:val="18"/>
+              </w:rPr>
+              <w:t>112.07</w:t>
             </w:r>
           </w:p>
         </w:tc>
@@ -772,7 +1182,7 @@
                 <w:color w:val="000000"/>
                 <w:sz w:val="18"/>
               </w:rPr>
-              <w:t>宜宾市</w:t>
+              <w:t>延安市</w:t>
             </w:r>
           </w:p>
         </w:tc>
@@ -801,7 +1211,417 @@
                 <w:color w:val="000000"/>
                 <w:sz w:val="18"/>
               </w:rPr>
-              <w:t>4,134.73</w:t>
+              <w:t>2,372.17</w:t>
+            </w:r>
+          </w:p>
+        </w:tc>
+        <w:tc>
+          <w:tcPr>
+            <w:tcW w:type="dxa" w:w="1344"/>
+            <w:vAlign w:val="center"/>
+            <w:tcBorders>
+              <w:top w:val="single" w:sz="4" w:color="A6A6A6"/>
+              <w:left w:val="single" w:sz="4" w:color="A6A6A6"/>
+              <w:bottom w:val="single" w:sz="4" w:color="A6A6A6"/>
+              <w:right w:val="single" w:sz="4" w:color="A6A6A6"/>
+            </w:tcBorders>
+          </w:tcPr>
+          <w:p>
+            <w:pPr>
+              <w:spacing w:before="0" w:after="0" w:line="276" w:lineRule="auto"/>
+              <w:ind w:firstLine="0"/>
+              <w:jc w:val="center"/>
+            </w:pPr>
+            <w:r/>
+            <w:r>
+              <w:rPr>
+                <w:rFonts w:ascii="Times New Roman" w:hAnsi="Times New Roman" w:eastAsia="楷体"/>
+                <w:b w:val="0"/>
+                <w:color w:val="000000"/>
+                <w:sz w:val="18"/>
+              </w:rPr>
+              <w:t>10.62</w:t>
+            </w:r>
+          </w:p>
+        </w:tc>
+        <w:tc>
+          <w:tcPr>
+            <w:tcW w:type="dxa" w:w="1344"/>
+            <w:vAlign w:val="center"/>
+            <w:tcBorders>
+              <w:top w:val="single" w:sz="4" w:color="A6A6A6"/>
+              <w:left w:val="single" w:sz="4" w:color="A6A6A6"/>
+              <w:bottom w:val="single" w:sz="4" w:color="A6A6A6"/>
+              <w:right w:val="single" w:sz="4" w:color="A6A6A6"/>
+            </w:tcBorders>
+          </w:tcPr>
+          <w:p>
+            <w:pPr>
+              <w:spacing w:before="0" w:after="0" w:line="276" w:lineRule="auto"/>
+              <w:ind w:firstLine="0"/>
+              <w:jc w:val="center"/>
+            </w:pPr>
+            <w:r/>
+            <w:r>
+              <w:rPr>
+                <w:rFonts w:ascii="Times New Roman" w:hAnsi="Times New Roman" w:eastAsia="楷体"/>
+                <w:b w:val="0"/>
+                <w:color w:val="000000"/>
+                <w:sz w:val="18"/>
+              </w:rPr>
+              <w:t>4.30%</w:t>
+            </w:r>
+          </w:p>
+        </w:tc>
+        <w:tc>
+          <w:tcPr>
+            <w:tcW w:type="dxa" w:w="1344"/>
+            <w:vAlign w:val="center"/>
+            <w:tcBorders>
+              <w:top w:val="single" w:sz="4" w:color="A6A6A6"/>
+              <w:left w:val="single" w:sz="4" w:color="A6A6A6"/>
+              <w:bottom w:val="single" w:sz="4" w:color="A6A6A6"/>
+              <w:right w:val="single" w:sz="4" w:color="A6A6A6"/>
+            </w:tcBorders>
+          </w:tcPr>
+          <w:p>
+            <w:pPr>
+              <w:spacing w:before="0" w:after="0" w:line="276" w:lineRule="auto"/>
+              <w:ind w:firstLine="0"/>
+              <w:jc w:val="center"/>
+            </w:pPr>
+            <w:r/>
+            <w:r>
+              <w:rPr>
+                <w:rFonts w:ascii="Times New Roman" w:hAnsi="Times New Roman" w:eastAsia="楷体"/>
+                <w:b w:val="0"/>
+                <w:color w:val="000000"/>
+                <w:sz w:val="18"/>
+              </w:rPr>
+              <w:t>10.9:53.4:35.7</w:t>
+            </w:r>
+          </w:p>
+        </w:tc>
+        <w:tc>
+          <w:tcPr>
+            <w:tcW w:type="dxa" w:w="1344"/>
+            <w:vAlign w:val="center"/>
+            <w:tcBorders>
+              <w:top w:val="single" w:sz="4" w:color="A6A6A6"/>
+              <w:left w:val="single" w:sz="4" w:color="A6A6A6"/>
+              <w:bottom w:val="single" w:sz="4" w:color="A6A6A6"/>
+              <w:right w:val="single" w:sz="4" w:color="A6A6A6"/>
+            </w:tcBorders>
+          </w:tcPr>
+          <w:p>
+            <w:pPr>
+              <w:spacing w:before="0" w:after="0" w:line="276" w:lineRule="auto"/>
+              <w:ind w:firstLine="0"/>
+              <w:jc w:val="center"/>
+            </w:pPr>
+            <w:r/>
+            <w:r>
+              <w:rPr>
+                <w:rFonts w:ascii="Times New Roman" w:hAnsi="Times New Roman" w:eastAsia="楷体"/>
+                <w:b w:val="0"/>
+                <w:color w:val="000000"/>
+                <w:sz w:val="18"/>
+              </w:rPr>
+              <w:t>173.97</w:t>
+            </w:r>
+          </w:p>
+        </w:tc>
+        <w:tc>
+          <w:tcPr>
+            <w:tcW w:type="dxa" w:w="1344"/>
+            <w:vAlign w:val="center"/>
+            <w:tcBorders>
+              <w:top w:val="single" w:sz="4" w:color="A6A6A6"/>
+              <w:left w:val="single" w:sz="4" w:color="A6A6A6"/>
+              <w:bottom w:val="single" w:sz="4" w:color="A6A6A6"/>
+              <w:right w:val="single" w:sz="4" w:color="A6A6A6"/>
+            </w:tcBorders>
+          </w:tcPr>
+          <w:p>
+            <w:pPr>
+              <w:spacing w:before="0" w:after="0" w:line="276" w:lineRule="auto"/>
+              <w:ind w:firstLine="0"/>
+              <w:jc w:val="center"/>
+            </w:pPr>
+            <w:r/>
+            <w:r>
+              <w:rPr>
+                <w:rFonts w:ascii="Times New Roman" w:hAnsi="Times New Roman" w:eastAsia="楷体"/>
+                <w:b w:val="0"/>
+                <w:color w:val="000000"/>
+                <w:sz w:val="18"/>
+              </w:rPr>
+              <w:t>221.82</w:t>
+            </w:r>
+          </w:p>
+        </w:tc>
+      </w:tr>
+      <w:tr>
+        <w:tc>
+          <w:tcPr>
+            <w:tcW w:type="dxa" w:w="1344"/>
+            <w:vAlign w:val="center"/>
+            <w:tcBorders>
+              <w:top w:val="single" w:sz="4" w:color="A6A6A6"/>
+              <w:left w:val="single" w:sz="4" w:color="A6A6A6"/>
+              <w:bottom w:val="single" w:sz="4" w:color="A6A6A6"/>
+              <w:right w:val="single" w:sz="4" w:color="A6A6A6"/>
+            </w:tcBorders>
+          </w:tcPr>
+          <w:p>
+            <w:pPr>
+              <w:spacing w:before="0" w:after="0" w:line="276" w:lineRule="auto"/>
+              <w:ind w:firstLine="0"/>
+              <w:jc w:val="left"/>
+            </w:pPr>
+            <w:r/>
+            <w:r>
+              <w:rPr>
+                <w:rFonts w:ascii="Times New Roman" w:hAnsi="Times New Roman" w:eastAsia="楷体"/>
+                <w:b w:val="0"/>
+                <w:color w:val="000000"/>
+                <w:sz w:val="18"/>
+              </w:rPr>
+              <w:t>渭南市</w:t>
+            </w:r>
+          </w:p>
+        </w:tc>
+        <w:tc>
+          <w:tcPr>
+            <w:tcW w:type="dxa" w:w="1344"/>
+            <w:vAlign w:val="center"/>
+            <w:tcBorders>
+              <w:top w:val="single" w:sz="4" w:color="A6A6A6"/>
+              <w:left w:val="single" w:sz="4" w:color="A6A6A6"/>
+              <w:bottom w:val="single" w:sz="4" w:color="A6A6A6"/>
+              <w:right w:val="single" w:sz="4" w:color="A6A6A6"/>
+            </w:tcBorders>
+          </w:tcPr>
+          <w:p>
+            <w:pPr>
+              <w:spacing w:before="0" w:after="0" w:line="276" w:lineRule="auto"/>
+              <w:ind w:firstLine="0"/>
+              <w:jc w:val="center"/>
+            </w:pPr>
+            <w:r/>
+            <w:r>
+              <w:rPr>
+                <w:rFonts w:ascii="Times New Roman" w:hAnsi="Times New Roman" w:eastAsia="楷体"/>
+                <w:b w:val="0"/>
+                <w:color w:val="000000"/>
+                <w:sz w:val="18"/>
+              </w:rPr>
+              <w:t>2,231.76</w:t>
+            </w:r>
+          </w:p>
+        </w:tc>
+        <w:tc>
+          <w:tcPr>
+            <w:tcW w:type="dxa" w:w="1344"/>
+            <w:vAlign w:val="center"/>
+            <w:tcBorders>
+              <w:top w:val="single" w:sz="4" w:color="A6A6A6"/>
+              <w:left w:val="single" w:sz="4" w:color="A6A6A6"/>
+              <w:bottom w:val="single" w:sz="4" w:color="A6A6A6"/>
+              <w:right w:val="single" w:sz="4" w:color="A6A6A6"/>
+            </w:tcBorders>
+          </w:tcPr>
+          <w:p>
+            <w:pPr>
+              <w:spacing w:before="0" w:after="0" w:line="276" w:lineRule="auto"/>
+              <w:ind w:firstLine="0"/>
+              <w:jc w:val="center"/>
+            </w:pPr>
+            <w:r/>
+            <w:r>
+              <w:rPr>
+                <w:rFonts w:ascii="Times New Roman" w:hAnsi="Times New Roman" w:eastAsia="楷体"/>
+                <w:b w:val="0"/>
+                <w:color w:val="000000"/>
+                <w:sz w:val="18"/>
+              </w:rPr>
+              <w:t>4.90</w:t>
+            </w:r>
+          </w:p>
+        </w:tc>
+        <w:tc>
+          <w:tcPr>
+            <w:tcW w:type="dxa" w:w="1344"/>
+            <w:vAlign w:val="center"/>
+            <w:tcBorders>
+              <w:top w:val="single" w:sz="4" w:color="A6A6A6"/>
+              <w:left w:val="single" w:sz="4" w:color="A6A6A6"/>
+              <w:bottom w:val="single" w:sz="4" w:color="A6A6A6"/>
+              <w:right w:val="single" w:sz="4" w:color="A6A6A6"/>
+            </w:tcBorders>
+          </w:tcPr>
+          <w:p>
+            <w:pPr>
+              <w:spacing w:before="0" w:after="0" w:line="276" w:lineRule="auto"/>
+              <w:ind w:firstLine="0"/>
+              <w:jc w:val="center"/>
+            </w:pPr>
+            <w:r/>
+            <w:r>
+              <w:rPr>
+                <w:rFonts w:ascii="Times New Roman" w:hAnsi="Times New Roman" w:eastAsia="楷体"/>
+                <w:b w:val="0"/>
+                <w:color w:val="000000"/>
+                <w:sz w:val="18"/>
+              </w:rPr>
+              <w:t>5.60%</w:t>
+            </w:r>
+          </w:p>
+        </w:tc>
+        <w:tc>
+          <w:tcPr>
+            <w:tcW w:type="dxa" w:w="1344"/>
+            <w:vAlign w:val="center"/>
+            <w:tcBorders>
+              <w:top w:val="single" w:sz="4" w:color="A6A6A6"/>
+              <w:left w:val="single" w:sz="4" w:color="A6A6A6"/>
+              <w:bottom w:val="single" w:sz="4" w:color="A6A6A6"/>
+              <w:right w:val="single" w:sz="4" w:color="A6A6A6"/>
+            </w:tcBorders>
+          </w:tcPr>
+          <w:p>
+            <w:pPr>
+              <w:spacing w:before="0" w:after="0" w:line="276" w:lineRule="auto"/>
+              <w:ind w:firstLine="0"/>
+              <w:jc w:val="center"/>
+            </w:pPr>
+            <w:r/>
+            <w:r>
+              <w:rPr>
+                <w:rFonts w:ascii="Times New Roman" w:hAnsi="Times New Roman" w:eastAsia="楷体"/>
+                <w:b w:val="0"/>
+                <w:color w:val="000000"/>
+                <w:sz w:val="18"/>
+              </w:rPr>
+              <w:t>20.2:25.7:54.1</w:t>
+            </w:r>
+          </w:p>
+        </w:tc>
+        <w:tc>
+          <w:tcPr>
+            <w:tcW w:type="dxa" w:w="1344"/>
+            <w:vAlign w:val="center"/>
+            <w:tcBorders>
+              <w:top w:val="single" w:sz="4" w:color="A6A6A6"/>
+              <w:left w:val="single" w:sz="4" w:color="A6A6A6"/>
+              <w:bottom w:val="single" w:sz="4" w:color="A6A6A6"/>
+              <w:right w:val="single" w:sz="4" w:color="A6A6A6"/>
+            </w:tcBorders>
+          </w:tcPr>
+          <w:p>
+            <w:pPr>
+              <w:spacing w:before="0" w:after="0" w:line="276" w:lineRule="auto"/>
+              <w:ind w:firstLine="0"/>
+              <w:jc w:val="center"/>
+            </w:pPr>
+            <w:r/>
+            <w:r>
+              <w:rPr>
+                <w:rFonts w:ascii="Times New Roman" w:hAnsi="Times New Roman" w:eastAsia="楷体"/>
+                <w:b w:val="0"/>
+                <w:color w:val="000000"/>
+                <w:sz w:val="18"/>
+              </w:rPr>
+              <w:t>82.85</w:t>
+            </w:r>
+          </w:p>
+        </w:tc>
+        <w:tc>
+          <w:tcPr>
+            <w:tcW w:type="dxa" w:w="1344"/>
+            <w:vAlign w:val="center"/>
+            <w:tcBorders>
+              <w:top w:val="single" w:sz="4" w:color="A6A6A6"/>
+              <w:left w:val="single" w:sz="4" w:color="A6A6A6"/>
+              <w:bottom w:val="single" w:sz="4" w:color="A6A6A6"/>
+              <w:right w:val="single" w:sz="4" w:color="A6A6A6"/>
+            </w:tcBorders>
+          </w:tcPr>
+          <w:p>
+            <w:pPr>
+              <w:spacing w:before="0" w:after="0" w:line="276" w:lineRule="auto"/>
+              <w:ind w:firstLine="0"/>
+              <w:jc w:val="center"/>
+            </w:pPr>
+            <w:r/>
+            <w:r>
+              <w:rPr>
+                <w:rFonts w:ascii="Times New Roman" w:hAnsi="Times New Roman" w:eastAsia="楷体"/>
+                <w:b w:val="0"/>
+                <w:color w:val="000000"/>
+                <w:sz w:val="18"/>
+              </w:rPr>
+              <w:t>453.38</w:t>
+            </w:r>
+          </w:p>
+        </w:tc>
+      </w:tr>
+      <w:tr>
+        <w:tc>
+          <w:tcPr>
+            <w:tcW w:type="dxa" w:w="1344"/>
+            <w:vAlign w:val="center"/>
+            <w:tcBorders>
+              <w:top w:val="single" w:sz="4" w:color="A6A6A6"/>
+              <w:left w:val="single" w:sz="4" w:color="A6A6A6"/>
+              <w:bottom w:val="single" w:sz="4" w:color="A6A6A6"/>
+              <w:right w:val="single" w:sz="4" w:color="A6A6A6"/>
+            </w:tcBorders>
+          </w:tcPr>
+          <w:p>
+            <w:pPr>
+              <w:spacing w:before="0" w:after="0" w:line="276" w:lineRule="auto"/>
+              <w:ind w:firstLine="0"/>
+              <w:jc w:val="left"/>
+            </w:pPr>
+            <w:r/>
+            <w:r>
+              <w:rPr>
+                <w:rFonts w:ascii="Times New Roman" w:hAnsi="Times New Roman" w:eastAsia="楷体"/>
+                <w:b w:val="0"/>
+                <w:color w:val="000000"/>
+                <w:sz w:val="18"/>
+              </w:rPr>
+              <w:t>汉中市</w:t>
+            </w:r>
+          </w:p>
+        </w:tc>
+        <w:tc>
+          <w:tcPr>
+            <w:tcW w:type="dxa" w:w="1344"/>
+            <w:vAlign w:val="center"/>
+            <w:tcBorders>
+              <w:top w:val="single" w:sz="4" w:color="A6A6A6"/>
+              <w:left w:val="single" w:sz="4" w:color="A6A6A6"/>
+              <w:bottom w:val="single" w:sz="4" w:color="A6A6A6"/>
+              <w:right w:val="single" w:sz="4" w:color="A6A6A6"/>
+            </w:tcBorders>
+          </w:tcPr>
+          <w:p>
+            <w:pPr>
+              <w:spacing w:before="0" w:after="0" w:line="276" w:lineRule="auto"/>
+              <w:ind w:firstLine="0"/>
+              <w:jc w:val="center"/>
+            </w:pPr>
+            <w:r/>
+            <w:r>
+              <w:rPr>
+                <w:rFonts w:ascii="Times New Roman" w:hAnsi="Times New Roman" w:eastAsia="楷体"/>
+                <w:b w:val="0"/>
+                <w:color w:val="000000"/>
+                <w:sz w:val="18"/>
+              </w:rPr>
+              <w:t>2,000.00</w:t>
             </w:r>
           </w:p>
         </w:tc>
@@ -859,7 +1679,7 @@
                 <w:color w:val="000000"/>
                 <w:sz w:val="18"/>
               </w:rPr>
-              <w:t>5.50%</w:t>
+              <w:t>6.40%</w:t>
             </w:r>
           </w:p>
         </w:tc>
@@ -888,7 +1708,7 @@
                 <w:color w:val="000000"/>
                 <w:sz w:val="18"/>
               </w:rPr>
-              <w:t>8.7:48.2:43.1</w:t>
+              <w:t xml:space="preserve"> </w:t>
             </w:r>
           </w:p>
         </w:tc>
@@ -917,7 +1737,7 @@
                 <w:color w:val="000000"/>
                 <w:sz w:val="18"/>
               </w:rPr>
-              <w:t>333.90</w:t>
+              <w:t>57.88</w:t>
             </w:r>
           </w:p>
         </w:tc>
@@ -977,7 +1797,7 @@
                 <w:color w:val="000000"/>
                 <w:sz w:val="18"/>
               </w:rPr>
-              <w:t>德阳市</w:t>
+              <w:t>商洛市</w:t>
             </w:r>
           </w:p>
         </w:tc>
@@ -1006,7 +1826,7 @@
                 <w:color w:val="000000"/>
                 <w:sz w:val="18"/>
               </w:rPr>
-              <w:t>3,387.10</w:t>
+              <w:t>823.92</w:t>
             </w:r>
           </w:p>
         </w:tc>
@@ -1035,7 +1855,7 @@
                 <w:color w:val="000000"/>
                 <w:sz w:val="18"/>
               </w:rPr>
-              <w:t>9.90</w:t>
+              <w:t>4.10</w:t>
             </w:r>
           </w:p>
         </w:tc>
@@ -1064,622 +1884,7 @@
                 <w:color w:val="000000"/>
                 <w:sz w:val="18"/>
               </w:rPr>
-              <w:t>5.40%</w:t>
-            </w:r>
-          </w:p>
-        </w:tc>
-        <w:tc>
-          <w:tcPr>
-            <w:tcW w:type="dxa" w:w="1344"/>
-            <w:vAlign w:val="center"/>
-            <w:tcBorders>
-              <w:top w:val="single" w:sz="4" w:color="A6A6A6"/>
-              <w:left w:val="single" w:sz="4" w:color="A6A6A6"/>
-              <w:bottom w:val="single" w:sz="4" w:color="A6A6A6"/>
-              <w:right w:val="single" w:sz="4" w:color="A6A6A6"/>
-            </w:tcBorders>
-          </w:tcPr>
-          <w:p>
-            <w:pPr>
-              <w:spacing w:before="0" w:after="0" w:line="276" w:lineRule="auto"/>
-              <w:ind w:firstLine="0"/>
-              <w:jc w:val="center"/>
-            </w:pPr>
-            <w:r/>
-            <w:r>
-              <w:rPr>
-                <w:rFonts w:ascii="Times New Roman" w:hAnsi="Times New Roman" w:eastAsia="楷体"/>
-                <w:b w:val="0"/>
-                <w:color w:val="000000"/>
-                <w:sz w:val="18"/>
-              </w:rPr>
-              <w:t>8.2:49.5:42.3</w:t>
-            </w:r>
-          </w:p>
-        </w:tc>
-        <w:tc>
-          <w:tcPr>
-            <w:tcW w:type="dxa" w:w="1344"/>
-            <w:vAlign w:val="center"/>
-            <w:tcBorders>
-              <w:top w:val="single" w:sz="4" w:color="A6A6A6"/>
-              <w:left w:val="single" w:sz="4" w:color="A6A6A6"/>
-              <w:bottom w:val="single" w:sz="4" w:color="A6A6A6"/>
-              <w:right w:val="single" w:sz="4" w:color="A6A6A6"/>
-            </w:tcBorders>
-          </w:tcPr>
-          <w:p>
-            <w:pPr>
-              <w:spacing w:before="0" w:after="0" w:line="276" w:lineRule="auto"/>
-              <w:ind w:firstLine="0"/>
-              <w:jc w:val="center"/>
-            </w:pPr>
-            <w:r/>
-            <w:r>
-              <w:rPr>
-                <w:rFonts w:ascii="Times New Roman" w:hAnsi="Times New Roman" w:eastAsia="楷体"/>
-                <w:b w:val="0"/>
-                <w:color w:val="000000"/>
-                <w:sz w:val="18"/>
-              </w:rPr>
-              <w:t>210.32</w:t>
-            </w:r>
-          </w:p>
-        </w:tc>
-        <w:tc>
-          <w:tcPr>
-            <w:tcW w:type="dxa" w:w="1344"/>
-            <w:vAlign w:val="center"/>
-            <w:tcBorders>
-              <w:top w:val="single" w:sz="4" w:color="A6A6A6"/>
-              <w:left w:val="single" w:sz="4" w:color="A6A6A6"/>
-              <w:bottom w:val="single" w:sz="4" w:color="A6A6A6"/>
-              <w:right w:val="single" w:sz="4" w:color="A6A6A6"/>
-            </w:tcBorders>
-          </w:tcPr>
-          <w:p>
-            <w:pPr>
-              <w:spacing w:before="0" w:after="0" w:line="276" w:lineRule="auto"/>
-              <w:ind w:firstLine="0"/>
-              <w:jc w:val="center"/>
-            </w:pPr>
-            <w:r/>
-            <w:r>
-              <w:rPr>
-                <w:rFonts w:ascii="Times New Roman" w:hAnsi="Times New Roman" w:eastAsia="楷体"/>
-                <w:b w:val="0"/>
-                <w:color w:val="000000"/>
-                <w:sz w:val="18"/>
-              </w:rPr>
-              <w:t>342.00</w:t>
-            </w:r>
-          </w:p>
-        </w:tc>
-      </w:tr>
-      <w:tr>
-        <w:tc>
-          <w:tcPr>
-            <w:tcW w:type="dxa" w:w="1344"/>
-            <w:vAlign w:val="center"/>
-            <w:tcBorders>
-              <w:top w:val="single" w:sz="4" w:color="A6A6A6"/>
-              <w:left w:val="single" w:sz="4" w:color="A6A6A6"/>
-              <w:bottom w:val="single" w:sz="4" w:color="A6A6A6"/>
-              <w:right w:val="single" w:sz="4" w:color="A6A6A6"/>
-            </w:tcBorders>
-          </w:tcPr>
-          <w:p>
-            <w:pPr>
-              <w:spacing w:before="0" w:after="0" w:line="276" w:lineRule="auto"/>
-              <w:ind w:firstLine="0"/>
-              <w:jc w:val="left"/>
-            </w:pPr>
-            <w:r/>
-            <w:r>
-              <w:rPr>
-                <w:rFonts w:ascii="Times New Roman" w:hAnsi="Times New Roman" w:eastAsia="楷体"/>
-                <w:b w:val="0"/>
-                <w:color w:val="000000"/>
-                <w:sz w:val="18"/>
-              </w:rPr>
-              <w:t>泸州市</w:t>
-            </w:r>
-          </w:p>
-        </w:tc>
-        <w:tc>
-          <w:tcPr>
-            <w:tcW w:type="dxa" w:w="1344"/>
-            <w:vAlign w:val="center"/>
-            <w:tcBorders>
-              <w:top w:val="single" w:sz="4" w:color="A6A6A6"/>
-              <w:left w:val="single" w:sz="4" w:color="A6A6A6"/>
-              <w:bottom w:val="single" w:sz="4" w:color="A6A6A6"/>
-              <w:right w:val="single" w:sz="4" w:color="A6A6A6"/>
-            </w:tcBorders>
-          </w:tcPr>
-          <w:p>
-            <w:pPr>
-              <w:spacing w:before="0" w:after="0" w:line="276" w:lineRule="auto"/>
-              <w:ind w:firstLine="0"/>
-              <w:jc w:val="center"/>
-            </w:pPr>
-            <w:r/>
-            <w:r>
-              <w:rPr>
-                <w:rFonts w:ascii="Times New Roman" w:hAnsi="Times New Roman" w:eastAsia="楷体"/>
-                <w:b w:val="0"/>
-                <w:color w:val="000000"/>
-                <w:sz w:val="18"/>
-              </w:rPr>
-              <w:t>3,004.29</w:t>
-            </w:r>
-          </w:p>
-        </w:tc>
-        <w:tc>
-          <w:tcPr>
-            <w:tcW w:type="dxa" w:w="1344"/>
-            <w:vAlign w:val="center"/>
-            <w:tcBorders>
-              <w:top w:val="single" w:sz="4" w:color="A6A6A6"/>
-              <w:left w:val="single" w:sz="4" w:color="A6A6A6"/>
-              <w:bottom w:val="single" w:sz="4" w:color="A6A6A6"/>
-              <w:right w:val="single" w:sz="4" w:color="A6A6A6"/>
-            </w:tcBorders>
-          </w:tcPr>
-          <w:p>
-            <w:pPr>
-              <w:spacing w:before="0" w:after="0" w:line="276" w:lineRule="auto"/>
-              <w:ind w:firstLine="0"/>
-              <w:jc w:val="center"/>
-            </w:pPr>
-            <w:r/>
-            <w:r>
-              <w:rPr>
-                <w:rFonts w:ascii="Times New Roman" w:hAnsi="Times New Roman" w:eastAsia="楷体"/>
-                <w:b w:val="0"/>
-                <w:color w:val="000000"/>
-                <w:sz w:val="18"/>
-              </w:rPr>
-              <w:t>7.08</w:t>
-            </w:r>
-          </w:p>
-        </w:tc>
-        <w:tc>
-          <w:tcPr>
-            <w:tcW w:type="dxa" w:w="1344"/>
-            <w:vAlign w:val="center"/>
-            <w:tcBorders>
-              <w:top w:val="single" w:sz="4" w:color="A6A6A6"/>
-              <w:left w:val="single" w:sz="4" w:color="A6A6A6"/>
-              <w:bottom w:val="single" w:sz="4" w:color="A6A6A6"/>
-              <w:right w:val="single" w:sz="4" w:color="A6A6A6"/>
-            </w:tcBorders>
-          </w:tcPr>
-          <w:p>
-            <w:pPr>
-              <w:spacing w:before="0" w:after="0" w:line="276" w:lineRule="auto"/>
-              <w:ind w:firstLine="0"/>
-              <w:jc w:val="center"/>
-            </w:pPr>
-            <w:r/>
-            <w:r>
-              <w:rPr>
-                <w:rFonts w:ascii="Times New Roman" w:hAnsi="Times New Roman" w:eastAsia="楷体"/>
-                <w:b w:val="0"/>
-                <w:color w:val="000000"/>
-                <w:sz w:val="18"/>
-              </w:rPr>
-              <w:t>6.40%</w:t>
-            </w:r>
-          </w:p>
-        </w:tc>
-        <w:tc>
-          <w:tcPr>
-            <w:tcW w:type="dxa" w:w="1344"/>
-            <w:vAlign w:val="center"/>
-            <w:tcBorders>
-              <w:top w:val="single" w:sz="4" w:color="A6A6A6"/>
-              <w:left w:val="single" w:sz="4" w:color="A6A6A6"/>
-              <w:bottom w:val="single" w:sz="4" w:color="A6A6A6"/>
-              <w:right w:val="single" w:sz="4" w:color="A6A6A6"/>
-            </w:tcBorders>
-          </w:tcPr>
-          <w:p>
-            <w:pPr>
-              <w:spacing w:before="0" w:after="0" w:line="276" w:lineRule="auto"/>
-              <w:ind w:firstLine="0"/>
-              <w:jc w:val="center"/>
-            </w:pPr>
-            <w:r/>
-            <w:r>
-              <w:rPr>
-                <w:rFonts w:ascii="Times New Roman" w:hAnsi="Times New Roman" w:eastAsia="楷体"/>
-                <w:b w:val="0"/>
-                <w:color w:val="000000"/>
-                <w:sz w:val="18"/>
-              </w:rPr>
-              <w:t>8.9:46.6:44.5</w:t>
-            </w:r>
-          </w:p>
-        </w:tc>
-        <w:tc>
-          <w:tcPr>
-            <w:tcW w:type="dxa" w:w="1344"/>
-            <w:vAlign w:val="center"/>
-            <w:tcBorders>
-              <w:top w:val="single" w:sz="4" w:color="A6A6A6"/>
-              <w:left w:val="single" w:sz="4" w:color="A6A6A6"/>
-              <w:bottom w:val="single" w:sz="4" w:color="A6A6A6"/>
-              <w:right w:val="single" w:sz="4" w:color="A6A6A6"/>
-            </w:tcBorders>
-          </w:tcPr>
-          <w:p>
-            <w:pPr>
-              <w:spacing w:before="0" w:after="0" w:line="276" w:lineRule="auto"/>
-              <w:ind w:firstLine="0"/>
-              <w:jc w:val="center"/>
-            </w:pPr>
-            <w:r/>
-            <w:r>
-              <w:rPr>
-                <w:rFonts w:ascii="Times New Roman" w:hAnsi="Times New Roman" w:eastAsia="楷体"/>
-                <w:b w:val="0"/>
-                <w:color w:val="000000"/>
-                <w:sz w:val="18"/>
-              </w:rPr>
-              <w:t>233.47</w:t>
-            </w:r>
-          </w:p>
-        </w:tc>
-        <w:tc>
-          <w:tcPr>
-            <w:tcW w:type="dxa" w:w="1344"/>
-            <w:vAlign w:val="center"/>
-            <w:tcBorders>
-              <w:top w:val="single" w:sz="4" w:color="A6A6A6"/>
-              <w:left w:val="single" w:sz="4" w:color="A6A6A6"/>
-              <w:bottom w:val="single" w:sz="4" w:color="A6A6A6"/>
-              <w:right w:val="single" w:sz="4" w:color="A6A6A6"/>
-            </w:tcBorders>
-          </w:tcPr>
-          <w:p>
-            <w:pPr>
-              <w:spacing w:before="0" w:after="0" w:line="276" w:lineRule="auto"/>
-              <w:ind w:firstLine="0"/>
-              <w:jc w:val="center"/>
-            </w:pPr>
-            <w:r/>
-            <w:r>
-              <w:rPr>
-                <w:rFonts w:ascii="Times New Roman" w:hAnsi="Times New Roman" w:eastAsia="楷体"/>
-                <w:b w:val="0"/>
-                <w:color w:val="000000"/>
-                <w:sz w:val="18"/>
-              </w:rPr>
-              <w:t>421.20</w:t>
-            </w:r>
-          </w:p>
-        </w:tc>
-      </w:tr>
-      <w:tr>
-        <w:tc>
-          <w:tcPr>
-            <w:tcW w:type="dxa" w:w="1344"/>
-            <w:vAlign w:val="center"/>
-            <w:tcBorders>
-              <w:top w:val="single" w:sz="4" w:color="A6A6A6"/>
-              <w:left w:val="single" w:sz="4" w:color="A6A6A6"/>
-              <w:bottom w:val="single" w:sz="4" w:color="A6A6A6"/>
-              <w:right w:val="single" w:sz="4" w:color="A6A6A6"/>
-            </w:tcBorders>
-          </w:tcPr>
-          <w:p>
-            <w:pPr>
-              <w:spacing w:before="0" w:after="0" w:line="276" w:lineRule="auto"/>
-              <w:ind w:firstLine="0"/>
-              <w:jc w:val="left"/>
-            </w:pPr>
-            <w:r/>
-            <w:r>
-              <w:rPr>
-                <w:rFonts w:ascii="Times New Roman" w:hAnsi="Times New Roman" w:eastAsia="楷体"/>
-                <w:b w:val="0"/>
-                <w:color w:val="000000"/>
-                <w:sz w:val="18"/>
-              </w:rPr>
-              <w:t>达州市</w:t>
-            </w:r>
-          </w:p>
-        </w:tc>
-        <w:tc>
-          <w:tcPr>
-            <w:tcW w:type="dxa" w:w="1344"/>
-            <w:vAlign w:val="center"/>
-            <w:tcBorders>
-              <w:top w:val="single" w:sz="4" w:color="A6A6A6"/>
-              <w:left w:val="single" w:sz="4" w:color="A6A6A6"/>
-              <w:bottom w:val="single" w:sz="4" w:color="A6A6A6"/>
-              <w:right w:val="single" w:sz="4" w:color="A6A6A6"/>
-            </w:tcBorders>
-          </w:tcPr>
-          <w:p>
-            <w:pPr>
-              <w:spacing w:before="0" w:after="0" w:line="276" w:lineRule="auto"/>
-              <w:ind w:firstLine="0"/>
-              <w:jc w:val="center"/>
-            </w:pPr>
-            <w:r/>
-            <w:r>
-              <w:rPr>
-                <w:rFonts w:ascii="Times New Roman" w:hAnsi="Times New Roman" w:eastAsia="楷体"/>
-                <w:b w:val="0"/>
-                <w:color w:val="000000"/>
-                <w:sz w:val="18"/>
-              </w:rPr>
-              <w:t>2,990.90</w:t>
-            </w:r>
-          </w:p>
-        </w:tc>
-        <w:tc>
-          <w:tcPr>
-            <w:tcW w:type="dxa" w:w="1344"/>
-            <w:vAlign w:val="center"/>
-            <w:tcBorders>
-              <w:top w:val="single" w:sz="4" w:color="A6A6A6"/>
-              <w:left w:val="single" w:sz="4" w:color="A6A6A6"/>
-              <w:bottom w:val="single" w:sz="4" w:color="A6A6A6"/>
-              <w:right w:val="single" w:sz="4" w:color="A6A6A6"/>
-            </w:tcBorders>
-          </w:tcPr>
-          <w:p>
-            <w:pPr>
-              <w:spacing w:before="0" w:after="0" w:line="276" w:lineRule="auto"/>
-              <w:ind w:firstLine="0"/>
-              <w:jc w:val="center"/>
-            </w:pPr>
-            <w:r/>
-            <w:r>
-              <w:rPr>
-                <w:rFonts w:ascii="Times New Roman" w:hAnsi="Times New Roman" w:eastAsia="楷体"/>
-                <w:b w:val="0"/>
-                <w:color w:val="000000"/>
-                <w:sz w:val="18"/>
-              </w:rPr>
-              <w:t>5.68</w:t>
-            </w:r>
-          </w:p>
-        </w:tc>
-        <w:tc>
-          <w:tcPr>
-            <w:tcW w:type="dxa" w:w="1344"/>
-            <w:vAlign w:val="center"/>
-            <w:tcBorders>
-              <w:top w:val="single" w:sz="4" w:color="A6A6A6"/>
-              <w:left w:val="single" w:sz="4" w:color="A6A6A6"/>
-              <w:bottom w:val="single" w:sz="4" w:color="A6A6A6"/>
-              <w:right w:val="single" w:sz="4" w:color="A6A6A6"/>
-            </w:tcBorders>
-          </w:tcPr>
-          <w:p>
-            <w:pPr>
-              <w:spacing w:before="0" w:after="0" w:line="276" w:lineRule="auto"/>
-              <w:ind w:firstLine="0"/>
-              <w:jc w:val="center"/>
-            </w:pPr>
-            <w:r/>
-            <w:r>
-              <w:rPr>
-                <w:rFonts w:ascii="Times New Roman" w:hAnsi="Times New Roman" w:eastAsia="楷体"/>
-                <w:b w:val="0"/>
-                <w:color w:val="000000"/>
-                <w:sz w:val="18"/>
-              </w:rPr>
-              <w:t>6.30%</w:t>
-            </w:r>
-          </w:p>
-        </w:tc>
-        <w:tc>
-          <w:tcPr>
-            <w:tcW w:type="dxa" w:w="1344"/>
-            <w:vAlign w:val="center"/>
-            <w:tcBorders>
-              <w:top w:val="single" w:sz="4" w:color="A6A6A6"/>
-              <w:left w:val="single" w:sz="4" w:color="A6A6A6"/>
-              <w:bottom w:val="single" w:sz="4" w:color="A6A6A6"/>
-              <w:right w:val="single" w:sz="4" w:color="A6A6A6"/>
-            </w:tcBorders>
-          </w:tcPr>
-          <w:p>
-            <w:pPr>
-              <w:spacing w:before="0" w:after="0" w:line="276" w:lineRule="auto"/>
-              <w:ind w:firstLine="0"/>
-              <w:jc w:val="center"/>
-            </w:pPr>
-            <w:r/>
-            <w:r>
-              <w:rPr>
-                <w:rFonts w:ascii="Times New Roman" w:hAnsi="Times New Roman" w:eastAsia="楷体"/>
-                <w:b w:val="0"/>
-                <w:color w:val="000000"/>
-                <w:sz w:val="18"/>
-              </w:rPr>
-              <w:t>14.3:28.1:57.6</w:t>
-            </w:r>
-          </w:p>
-        </w:tc>
-        <w:tc>
-          <w:tcPr>
-            <w:tcW w:type="dxa" w:w="1344"/>
-            <w:vAlign w:val="center"/>
-            <w:tcBorders>
-              <w:top w:val="single" w:sz="4" w:color="A6A6A6"/>
-              <w:left w:val="single" w:sz="4" w:color="A6A6A6"/>
-              <w:bottom w:val="single" w:sz="4" w:color="A6A6A6"/>
-              <w:right w:val="single" w:sz="4" w:color="A6A6A6"/>
-            </w:tcBorders>
-          </w:tcPr>
-          <w:p>
-            <w:pPr>
-              <w:spacing w:before="0" w:after="0" w:line="276" w:lineRule="auto"/>
-              <w:ind w:firstLine="0"/>
-              <w:jc w:val="center"/>
-            </w:pPr>
-            <w:r/>
-            <w:r>
-              <w:rPr>
-                <w:rFonts w:ascii="Times New Roman" w:hAnsi="Times New Roman" w:eastAsia="楷体"/>
-                <w:b w:val="0"/>
-                <w:color w:val="000000"/>
-                <w:sz w:val="18"/>
-              </w:rPr>
-              <w:t>200.33</w:t>
-            </w:r>
-          </w:p>
-        </w:tc>
-        <w:tc>
-          <w:tcPr>
-            <w:tcW w:type="dxa" w:w="1344"/>
-            <w:vAlign w:val="center"/>
-            <w:tcBorders>
-              <w:top w:val="single" w:sz="4" w:color="A6A6A6"/>
-              <w:left w:val="single" w:sz="4" w:color="A6A6A6"/>
-              <w:bottom w:val="single" w:sz="4" w:color="A6A6A6"/>
-              <w:right w:val="single" w:sz="4" w:color="A6A6A6"/>
-            </w:tcBorders>
-          </w:tcPr>
-          <w:p>
-            <w:pPr>
-              <w:spacing w:before="0" w:after="0" w:line="276" w:lineRule="auto"/>
-              <w:ind w:firstLine="0"/>
-              <w:jc w:val="center"/>
-            </w:pPr>
-            <w:r/>
-            <w:r>
-              <w:rPr>
-                <w:rFonts w:ascii="Times New Roman" w:hAnsi="Times New Roman" w:eastAsia="楷体"/>
-                <w:b w:val="0"/>
-                <w:color w:val="000000"/>
-                <w:sz w:val="18"/>
-              </w:rPr>
-              <w:t>523.00</w:t>
-            </w:r>
-          </w:p>
-        </w:tc>
-      </w:tr>
-      <w:tr>
-        <w:tc>
-          <w:tcPr>
-            <w:tcW w:type="dxa" w:w="1344"/>
-            <w:vAlign w:val="center"/>
-            <w:tcBorders>
-              <w:top w:val="single" w:sz="4" w:color="A6A6A6"/>
-              <w:left w:val="single" w:sz="4" w:color="A6A6A6"/>
-              <w:bottom w:val="single" w:sz="4" w:color="A6A6A6"/>
-              <w:right w:val="single" w:sz="4" w:color="A6A6A6"/>
-            </w:tcBorders>
-          </w:tcPr>
-          <w:p>
-            <w:pPr>
-              <w:spacing w:before="0" w:after="0" w:line="276" w:lineRule="auto"/>
-              <w:ind w:firstLine="0"/>
-              <w:jc w:val="left"/>
-            </w:pPr>
-            <w:r/>
-            <w:r>
-              <w:rPr>
-                <w:rFonts w:ascii="Times New Roman" w:hAnsi="Times New Roman" w:eastAsia="楷体"/>
-                <w:b w:val="0"/>
-                <w:color w:val="000000"/>
-                <w:sz w:val="18"/>
-              </w:rPr>
-              <w:t>南充市</w:t>
-            </w:r>
-          </w:p>
-        </w:tc>
-        <w:tc>
-          <w:tcPr>
-            <w:tcW w:type="dxa" w:w="1344"/>
-            <w:vAlign w:val="center"/>
-            <w:tcBorders>
-              <w:top w:val="single" w:sz="4" w:color="A6A6A6"/>
-              <w:left w:val="single" w:sz="4" w:color="A6A6A6"/>
-              <w:bottom w:val="single" w:sz="4" w:color="A6A6A6"/>
-              <w:right w:val="single" w:sz="4" w:color="A6A6A6"/>
-            </w:tcBorders>
-          </w:tcPr>
-          <w:p>
-            <w:pPr>
-              <w:spacing w:before="0" w:after="0" w:line="276" w:lineRule="auto"/>
-              <w:ind w:firstLine="0"/>
-              <w:jc w:val="center"/>
-            </w:pPr>
-            <w:r/>
-            <w:r>
-              <w:rPr>
-                <w:rFonts w:ascii="Times New Roman" w:hAnsi="Times New Roman" w:eastAsia="楷体"/>
-                <w:b w:val="0"/>
-                <w:color w:val="000000"/>
-                <w:sz w:val="18"/>
-              </w:rPr>
-              <w:t>2,901.76</w:t>
-            </w:r>
-          </w:p>
-        </w:tc>
-        <w:tc>
-          <w:tcPr>
-            <w:tcW w:type="dxa" w:w="1344"/>
-            <w:vAlign w:val="center"/>
-            <w:tcBorders>
-              <w:top w:val="single" w:sz="4" w:color="A6A6A6"/>
-              <w:left w:val="single" w:sz="4" w:color="A6A6A6"/>
-              <w:bottom w:val="single" w:sz="4" w:color="A6A6A6"/>
-              <w:right w:val="single" w:sz="4" w:color="A6A6A6"/>
-            </w:tcBorders>
-          </w:tcPr>
-          <w:p>
-            <w:pPr>
-              <w:spacing w:before="0" w:after="0" w:line="276" w:lineRule="auto"/>
-              <w:ind w:firstLine="0"/>
-              <w:jc w:val="center"/>
-            </w:pPr>
-            <w:r/>
-            <w:r>
-              <w:rPr>
-                <w:rFonts w:ascii="Times New Roman" w:hAnsi="Times New Roman" w:eastAsia="楷体"/>
-                <w:b w:val="0"/>
-                <w:color w:val="000000"/>
-                <w:sz w:val="18"/>
-              </w:rPr>
-              <w:t>5.32</w:t>
-            </w:r>
-          </w:p>
-        </w:tc>
-        <w:tc>
-          <w:tcPr>
-            <w:tcW w:type="dxa" w:w="1344"/>
-            <w:vAlign w:val="center"/>
-            <w:tcBorders>
-              <w:top w:val="single" w:sz="4" w:color="A6A6A6"/>
-              <w:left w:val="single" w:sz="4" w:color="A6A6A6"/>
-              <w:bottom w:val="single" w:sz="4" w:color="A6A6A6"/>
-              <w:right w:val="single" w:sz="4" w:color="A6A6A6"/>
-            </w:tcBorders>
-          </w:tcPr>
-          <w:p>
-            <w:pPr>
-              <w:spacing w:before="0" w:after="0" w:line="276" w:lineRule="auto"/>
-              <w:ind w:firstLine="0"/>
-              <w:jc w:val="center"/>
-            </w:pPr>
-            <w:r/>
-            <w:r>
-              <w:rPr>
-                <w:rFonts w:ascii="Times New Roman" w:hAnsi="Times New Roman" w:eastAsia="楷体"/>
-                <w:b w:val="0"/>
-                <w:color w:val="000000"/>
-                <w:sz w:val="18"/>
-              </w:rPr>
-              <w:t>3.30%</w:t>
+              <w:t>5.80%</w:t>
             </w:r>
           </w:p>
         </w:tc>
@@ -1737,7 +1942,7 @@
                 <w:color w:val="000000"/>
                 <w:sz w:val="18"/>
               </w:rPr>
-              <w:t>118.95</w:t>
+              <w:t>32.20</w:t>
             </w:r>
           </w:p>
         </w:tc>
@@ -1766,7 +1971,7 @@
                 <w:color w:val="000000"/>
                 <w:sz w:val="18"/>
               </w:rPr>
-              <w:t>541.50</w:t>
+              <w:t>200.51</w:t>
             </w:r>
           </w:p>
         </w:tc>
@@ -1797,7 +2002,7 @@
                 <w:color w:val="000000"/>
                 <w:sz w:val="18"/>
               </w:rPr>
-              <w:t>凉山彝族自治州</w:t>
+              <w:t>铜川市</w:t>
             </w:r>
           </w:p>
         </w:tc>
@@ -1826,7 +2031,212 @@
                 <w:color w:val="000000"/>
                 <w:sz w:val="18"/>
               </w:rPr>
-              <w:t>2,605.75</w:t>
+              <w:t>607.15</w:t>
+            </w:r>
+          </w:p>
+        </w:tc>
+        <w:tc>
+          <w:tcPr>
+            <w:tcW w:type="dxa" w:w="1344"/>
+            <w:vAlign w:val="center"/>
+            <w:tcBorders>
+              <w:top w:val="single" w:sz="4" w:color="A6A6A6"/>
+              <w:left w:val="single" w:sz="4" w:color="A6A6A6"/>
+              <w:bottom w:val="single" w:sz="4" w:color="A6A6A6"/>
+              <w:right w:val="single" w:sz="4" w:color="A6A6A6"/>
+            </w:tcBorders>
+          </w:tcPr>
+          <w:p>
+            <w:pPr>
+              <w:spacing w:before="0" w:after="0" w:line="276" w:lineRule="auto"/>
+              <w:ind w:firstLine="0"/>
+              <w:jc w:val="center"/>
+            </w:pPr>
+            <w:r/>
+            <w:r>
+              <w:rPr>
+                <w:rFonts w:ascii="Times New Roman" w:hAnsi="Times New Roman" w:eastAsia="楷体"/>
+                <w:b w:val="0"/>
+                <w:color w:val="000000"/>
+                <w:sz w:val="18"/>
+              </w:rPr>
+              <w:t>8.60</w:t>
+            </w:r>
+          </w:p>
+        </w:tc>
+        <w:tc>
+          <w:tcPr>
+            <w:tcW w:type="dxa" w:w="1344"/>
+            <w:vAlign w:val="center"/>
+            <w:tcBorders>
+              <w:top w:val="single" w:sz="4" w:color="A6A6A6"/>
+              <w:left w:val="single" w:sz="4" w:color="A6A6A6"/>
+              <w:bottom w:val="single" w:sz="4" w:color="A6A6A6"/>
+              <w:right w:val="single" w:sz="4" w:color="A6A6A6"/>
+            </w:tcBorders>
+          </w:tcPr>
+          <w:p>
+            <w:pPr>
+              <w:spacing w:before="0" w:after="0" w:line="276" w:lineRule="auto"/>
+              <w:ind w:firstLine="0"/>
+              <w:jc w:val="center"/>
+            </w:pPr>
+            <w:r/>
+            <w:r>
+              <w:rPr>
+                <w:rFonts w:ascii="Times New Roman" w:hAnsi="Times New Roman" w:eastAsia="楷体"/>
+                <w:b w:val="0"/>
+                <w:color w:val="000000"/>
+                <w:sz w:val="18"/>
+              </w:rPr>
+              <w:t>6.10%</w:t>
+            </w:r>
+          </w:p>
+        </w:tc>
+        <w:tc>
+          <w:tcPr>
+            <w:tcW w:type="dxa" w:w="1344"/>
+            <w:vAlign w:val="center"/>
+            <w:tcBorders>
+              <w:top w:val="single" w:sz="4" w:color="A6A6A6"/>
+              <w:left w:val="single" w:sz="4" w:color="A6A6A6"/>
+              <w:bottom w:val="single" w:sz="4" w:color="A6A6A6"/>
+              <w:right w:val="single" w:sz="4" w:color="A6A6A6"/>
+            </w:tcBorders>
+          </w:tcPr>
+          <w:p>
+            <w:pPr>
+              <w:spacing w:before="0" w:after="0" w:line="276" w:lineRule="auto"/>
+              <w:ind w:firstLine="0"/>
+              <w:jc w:val="center"/>
+            </w:pPr>
+            <w:r/>
+            <w:r>
+              <w:rPr>
+                <w:rFonts w:ascii="Times New Roman" w:hAnsi="Times New Roman" w:eastAsia="楷体"/>
+                <w:b w:val="0"/>
+                <w:color w:val="000000"/>
+                <w:sz w:val="18"/>
+              </w:rPr>
+              <w:t>6.5:33.8:59.7</w:t>
+            </w:r>
+          </w:p>
+        </w:tc>
+        <w:tc>
+          <w:tcPr>
+            <w:tcW w:type="dxa" w:w="1344"/>
+            <w:vAlign w:val="center"/>
+            <w:tcBorders>
+              <w:top w:val="single" w:sz="4" w:color="A6A6A6"/>
+              <w:left w:val="single" w:sz="4" w:color="A6A6A6"/>
+              <w:bottom w:val="single" w:sz="4" w:color="A6A6A6"/>
+              <w:right w:val="single" w:sz="4" w:color="A6A6A6"/>
+            </w:tcBorders>
+          </w:tcPr>
+          <w:p>
+            <w:pPr>
+              <w:spacing w:before="0" w:after="0" w:line="276" w:lineRule="auto"/>
+              <w:ind w:firstLine="0"/>
+              <w:jc w:val="center"/>
+            </w:pPr>
+            <w:r/>
+            <w:r>
+              <w:rPr>
+                <w:rFonts w:ascii="Times New Roman" w:hAnsi="Times New Roman" w:eastAsia="楷体"/>
+                <w:b w:val="0"/>
+                <w:color w:val="000000"/>
+                <w:sz w:val="18"/>
+              </w:rPr>
+              <w:t>25.30</w:t>
+            </w:r>
+          </w:p>
+        </w:tc>
+        <w:tc>
+          <w:tcPr>
+            <w:tcW w:type="dxa" w:w="1344"/>
+            <w:vAlign w:val="center"/>
+            <w:tcBorders>
+              <w:top w:val="single" w:sz="4" w:color="A6A6A6"/>
+              <w:left w:val="single" w:sz="4" w:color="A6A6A6"/>
+              <w:bottom w:val="single" w:sz="4" w:color="A6A6A6"/>
+              <w:right w:val="single" w:sz="4" w:color="A6A6A6"/>
+            </w:tcBorders>
+          </w:tcPr>
+          <w:p>
+            <w:pPr>
+              <w:spacing w:before="0" w:after="0" w:line="276" w:lineRule="auto"/>
+              <w:ind w:firstLine="0"/>
+              <w:jc w:val="center"/>
+            </w:pPr>
+            <w:r/>
+            <w:r>
+              <w:rPr>
+                <w:rFonts w:ascii="Times New Roman" w:hAnsi="Times New Roman" w:eastAsia="楷体"/>
+                <w:b w:val="0"/>
+                <w:color w:val="000000"/>
+                <w:sz w:val="18"/>
+              </w:rPr>
+              <w:t>70.36</w:t>
+            </w:r>
+          </w:p>
+        </w:tc>
+      </w:tr>
+      <w:tr>
+        <w:tc>
+          <w:tcPr>
+            <w:tcW w:type="dxa" w:w="1344"/>
+            <w:vAlign w:val="center"/>
+            <w:tcBorders>
+              <w:top w:val="single" w:sz="4" w:color="A6A6A6"/>
+              <w:left w:val="single" w:sz="4" w:color="A6A6A6"/>
+              <w:bottom w:val="single" w:sz="4" w:color="A6A6A6"/>
+              <w:right w:val="single" w:sz="4" w:color="A6A6A6"/>
+            </w:tcBorders>
+          </w:tcPr>
+          <w:p>
+            <w:pPr>
+              <w:spacing w:before="0" w:after="0" w:line="276" w:lineRule="auto"/>
+              <w:ind w:firstLine="0"/>
+              <w:jc w:val="left"/>
+            </w:pPr>
+            <w:r/>
+            <w:r>
+              <w:rPr>
+                <w:rFonts w:ascii="Times New Roman" w:hAnsi="Times New Roman" w:eastAsia="楷体"/>
+                <w:b w:val="0"/>
+                <w:color w:val="000000"/>
+                <w:sz w:val="18"/>
+              </w:rPr>
+              <w:t>安康市</w:t>
+            </w:r>
+          </w:p>
+        </w:tc>
+        <w:tc>
+          <w:tcPr>
+            <w:tcW w:type="dxa" w:w="1344"/>
+            <w:vAlign w:val="center"/>
+            <w:tcBorders>
+              <w:top w:val="single" w:sz="4" w:color="A6A6A6"/>
+              <w:left w:val="single" w:sz="4" w:color="A6A6A6"/>
+              <w:bottom w:val="single" w:sz="4" w:color="A6A6A6"/>
+              <w:right w:val="single" w:sz="4" w:color="A6A6A6"/>
+            </w:tcBorders>
+          </w:tcPr>
+          <w:p>
+            <w:pPr>
+              <w:spacing w:before="0" w:after="0" w:line="276" w:lineRule="auto"/>
+              <w:ind w:firstLine="0"/>
+              <w:jc w:val="center"/>
+            </w:pPr>
+            <w:r/>
+            <w:r>
+              <w:rPr>
+                <w:rFonts w:ascii="Times New Roman" w:hAnsi="Times New Roman" w:eastAsia="楷体"/>
+                <w:b w:val="0"/>
+                <w:color w:val="000000"/>
+                <w:sz w:val="18"/>
+              </w:rPr>
+              <w:t>—</w:t>
             </w:r>
           </w:p>
         </w:tc>
@@ -1913,7 +2323,7 @@
                 <w:color w:val="000000"/>
                 <w:sz w:val="18"/>
               </w:rPr>
-              <w:t>20.6:32.3:47.1</w:t>
+              <w:t xml:space="preserve"> </w:t>
             </w:r>
           </w:p>
         </w:tc>
@@ -1942,2672 +2352,7 @@
                 <w:color w:val="000000"/>
                 <w:sz w:val="18"/>
               </w:rPr>
-              <w:t>232.39</w:t>
-            </w:r>
-          </w:p>
-        </w:tc>
-        <w:tc>
-          <w:tcPr>
-            <w:tcW w:type="dxa" w:w="1344"/>
-            <w:vAlign w:val="center"/>
-            <w:tcBorders>
-              <w:top w:val="single" w:sz="4" w:color="A6A6A6"/>
-              <w:left w:val="single" w:sz="4" w:color="A6A6A6"/>
-              <w:bottom w:val="single" w:sz="4" w:color="A6A6A6"/>
-              <w:right w:val="single" w:sz="4" w:color="A6A6A6"/>
-            </w:tcBorders>
-          </w:tcPr>
-          <w:p>
-            <w:pPr>
-              <w:spacing w:before="0" w:after="0" w:line="276" w:lineRule="auto"/>
-              <w:ind w:firstLine="0"/>
-              <w:jc w:val="center"/>
-            </w:pPr>
-            <w:r/>
-            <w:r>
-              <w:rPr>
-                <w:rFonts w:ascii="Times New Roman" w:hAnsi="Times New Roman" w:eastAsia="楷体"/>
-                <w:b w:val="0"/>
-                <w:color w:val="000000"/>
-                <w:sz w:val="18"/>
-              </w:rPr>
-              <w:t>—</w:t>
-            </w:r>
-          </w:p>
-        </w:tc>
-      </w:tr>
-      <w:tr>
-        <w:tc>
-          <w:tcPr>
-            <w:tcW w:type="dxa" w:w="1344"/>
-            <w:vAlign w:val="center"/>
-            <w:tcBorders>
-              <w:top w:val="single" w:sz="4" w:color="A6A6A6"/>
-              <w:left w:val="single" w:sz="4" w:color="A6A6A6"/>
-              <w:bottom w:val="single" w:sz="4" w:color="A6A6A6"/>
-              <w:right w:val="single" w:sz="4" w:color="A6A6A6"/>
-            </w:tcBorders>
-          </w:tcPr>
-          <w:p>
-            <w:pPr>
-              <w:spacing w:before="0" w:after="0" w:line="276" w:lineRule="auto"/>
-              <w:ind w:firstLine="0"/>
-              <w:jc w:val="left"/>
-            </w:pPr>
-            <w:r/>
-            <w:r>
-              <w:rPr>
-                <w:rFonts w:ascii="Times New Roman" w:hAnsi="Times New Roman" w:eastAsia="楷体"/>
-                <w:b w:val="0"/>
-                <w:color w:val="000000"/>
-                <w:sz w:val="18"/>
-              </w:rPr>
-              <w:t>乐山市</w:t>
-            </w:r>
-          </w:p>
-        </w:tc>
-        <w:tc>
-          <w:tcPr>
-            <w:tcW w:type="dxa" w:w="1344"/>
-            <w:vAlign w:val="center"/>
-            <w:tcBorders>
-              <w:top w:val="single" w:sz="4" w:color="A6A6A6"/>
-              <w:left w:val="single" w:sz="4" w:color="A6A6A6"/>
-              <w:bottom w:val="single" w:sz="4" w:color="A6A6A6"/>
-              <w:right w:val="single" w:sz="4" w:color="A6A6A6"/>
-            </w:tcBorders>
-          </w:tcPr>
-          <w:p>
-            <w:pPr>
-              <w:spacing w:before="0" w:after="0" w:line="276" w:lineRule="auto"/>
-              <w:ind w:firstLine="0"/>
-              <w:jc w:val="center"/>
-            </w:pPr>
-            <w:r/>
-            <w:r>
-              <w:rPr>
-                <w:rFonts w:ascii="Times New Roman" w:hAnsi="Times New Roman" w:eastAsia="楷体"/>
-                <w:b w:val="0"/>
-                <w:color w:val="000000"/>
-                <w:sz w:val="18"/>
-              </w:rPr>
-              <w:t>2,501.54</w:t>
-            </w:r>
-          </w:p>
-        </w:tc>
-        <w:tc>
-          <w:tcPr>
-            <w:tcW w:type="dxa" w:w="1344"/>
-            <w:vAlign w:val="center"/>
-            <w:tcBorders>
-              <w:top w:val="single" w:sz="4" w:color="A6A6A6"/>
-              <w:left w:val="single" w:sz="4" w:color="A6A6A6"/>
-              <w:bottom w:val="single" w:sz="4" w:color="A6A6A6"/>
-              <w:right w:val="single" w:sz="4" w:color="A6A6A6"/>
-            </w:tcBorders>
-          </w:tcPr>
-          <w:p>
-            <w:pPr>
-              <w:spacing w:before="0" w:after="0" w:line="276" w:lineRule="auto"/>
-              <w:ind w:firstLine="0"/>
-              <w:jc w:val="center"/>
-            </w:pPr>
-            <w:r/>
-            <w:r>
-              <w:rPr>
-                <w:rFonts w:ascii="Times New Roman" w:hAnsi="Times New Roman" w:eastAsia="楷体"/>
-                <w:b w:val="0"/>
-                <w:color w:val="000000"/>
-                <w:sz w:val="18"/>
-              </w:rPr>
-              <w:t>—</w:t>
-            </w:r>
-          </w:p>
-        </w:tc>
-        <w:tc>
-          <w:tcPr>
-            <w:tcW w:type="dxa" w:w="1344"/>
-            <w:vAlign w:val="center"/>
-            <w:tcBorders>
-              <w:top w:val="single" w:sz="4" w:color="A6A6A6"/>
-              <w:left w:val="single" w:sz="4" w:color="A6A6A6"/>
-              <w:bottom w:val="single" w:sz="4" w:color="A6A6A6"/>
-              <w:right w:val="single" w:sz="4" w:color="A6A6A6"/>
-            </w:tcBorders>
-          </w:tcPr>
-          <w:p>
-            <w:pPr>
-              <w:spacing w:before="0" w:after="0" w:line="276" w:lineRule="auto"/>
-              <w:ind w:firstLine="0"/>
-              <w:jc w:val="center"/>
-            </w:pPr>
-            <w:r/>
-            <w:r>
-              <w:rPr>
-                <w:rFonts w:ascii="Times New Roman" w:hAnsi="Times New Roman" w:eastAsia="楷体"/>
-                <w:b w:val="0"/>
-                <w:color w:val="000000"/>
-                <w:sz w:val="18"/>
-              </w:rPr>
-              <w:t>3.10%</w:t>
-            </w:r>
-          </w:p>
-        </w:tc>
-        <w:tc>
-          <w:tcPr>
-            <w:tcW w:type="dxa" w:w="1344"/>
-            <w:vAlign w:val="center"/>
-            <w:tcBorders>
-              <w:top w:val="single" w:sz="4" w:color="A6A6A6"/>
-              <w:left w:val="single" w:sz="4" w:color="A6A6A6"/>
-              <w:bottom w:val="single" w:sz="4" w:color="A6A6A6"/>
-              <w:right w:val="single" w:sz="4" w:color="A6A6A6"/>
-            </w:tcBorders>
-          </w:tcPr>
-          <w:p>
-            <w:pPr>
-              <w:spacing w:before="0" w:after="0" w:line="276" w:lineRule="auto"/>
-              <w:ind w:firstLine="0"/>
-              <w:jc w:val="center"/>
-            </w:pPr>
-            <w:r/>
-            <w:r>
-              <w:rPr>
-                <w:rFonts w:ascii="Times New Roman" w:hAnsi="Times New Roman" w:eastAsia="楷体"/>
-                <w:b w:val="0"/>
-                <w:color w:val="000000"/>
-                <w:sz w:val="18"/>
-              </w:rPr>
-              <w:t>10.7:38.7:50.6</w:t>
-            </w:r>
-          </w:p>
-        </w:tc>
-        <w:tc>
-          <w:tcPr>
-            <w:tcW w:type="dxa" w:w="1344"/>
-            <w:vAlign w:val="center"/>
-            <w:tcBorders>
-              <w:top w:val="single" w:sz="4" w:color="A6A6A6"/>
-              <w:left w:val="single" w:sz="4" w:color="A6A6A6"/>
-              <w:bottom w:val="single" w:sz="4" w:color="A6A6A6"/>
-              <w:right w:val="single" w:sz="4" w:color="A6A6A6"/>
-            </w:tcBorders>
-          </w:tcPr>
-          <w:p>
-            <w:pPr>
-              <w:spacing w:before="0" w:after="0" w:line="276" w:lineRule="auto"/>
-              <w:ind w:firstLine="0"/>
-              <w:jc w:val="center"/>
-            </w:pPr>
-            <w:r/>
-            <w:r>
-              <w:rPr>
-                <w:rFonts w:ascii="Times New Roman" w:hAnsi="Times New Roman" w:eastAsia="楷体"/>
-                <w:b w:val="0"/>
-                <w:color w:val="000000"/>
-                <w:sz w:val="18"/>
-              </w:rPr>
-              <w:t>172.16</w:t>
-            </w:r>
-          </w:p>
-        </w:tc>
-        <w:tc>
-          <w:tcPr>
-            <w:tcW w:type="dxa" w:w="1344"/>
-            <w:vAlign w:val="center"/>
-            <w:tcBorders>
-              <w:top w:val="single" w:sz="4" w:color="A6A6A6"/>
-              <w:left w:val="single" w:sz="4" w:color="A6A6A6"/>
-              <w:bottom w:val="single" w:sz="4" w:color="A6A6A6"/>
-              <w:right w:val="single" w:sz="4" w:color="A6A6A6"/>
-            </w:tcBorders>
-          </w:tcPr>
-          <w:p>
-            <w:pPr>
-              <w:spacing w:before="0" w:after="0" w:line="276" w:lineRule="auto"/>
-              <w:ind w:firstLine="0"/>
-              <w:jc w:val="center"/>
-            </w:pPr>
-            <w:r/>
-            <w:r>
-              <w:rPr>
-                <w:rFonts w:ascii="Times New Roman" w:hAnsi="Times New Roman" w:eastAsia="楷体"/>
-                <w:b w:val="0"/>
-                <w:color w:val="000000"/>
-                <w:sz w:val="18"/>
-              </w:rPr>
-              <w:t>—</w:t>
-            </w:r>
-          </w:p>
-        </w:tc>
-      </w:tr>
-      <w:tr>
-        <w:tc>
-          <w:tcPr>
-            <w:tcW w:type="dxa" w:w="1344"/>
-            <w:vAlign w:val="center"/>
-            <w:tcBorders>
-              <w:top w:val="single" w:sz="4" w:color="A6A6A6"/>
-              <w:left w:val="single" w:sz="4" w:color="A6A6A6"/>
-              <w:bottom w:val="single" w:sz="4" w:color="A6A6A6"/>
-              <w:right w:val="single" w:sz="4" w:color="A6A6A6"/>
-            </w:tcBorders>
-          </w:tcPr>
-          <w:p>
-            <w:pPr>
-              <w:spacing w:before="0" w:after="0" w:line="276" w:lineRule="auto"/>
-              <w:ind w:firstLine="0"/>
-              <w:jc w:val="left"/>
-            </w:pPr>
-            <w:r/>
-            <w:r>
-              <w:rPr>
-                <w:rFonts w:ascii="Times New Roman" w:hAnsi="Times New Roman" w:eastAsia="楷体"/>
-                <w:b w:val="0"/>
-                <w:color w:val="000000"/>
-                <w:sz w:val="18"/>
-              </w:rPr>
-              <w:t>内江市</w:t>
-            </w:r>
-          </w:p>
-        </w:tc>
-        <w:tc>
-          <w:tcPr>
-            <w:tcW w:type="dxa" w:w="1344"/>
-            <w:vAlign w:val="center"/>
-            <w:tcBorders>
-              <w:top w:val="single" w:sz="4" w:color="A6A6A6"/>
-              <w:left w:val="single" w:sz="4" w:color="A6A6A6"/>
-              <w:bottom w:val="single" w:sz="4" w:color="A6A6A6"/>
-              <w:right w:val="single" w:sz="4" w:color="A6A6A6"/>
-            </w:tcBorders>
-          </w:tcPr>
-          <w:p>
-            <w:pPr>
-              <w:spacing w:before="0" w:after="0" w:line="276" w:lineRule="auto"/>
-              <w:ind w:firstLine="0"/>
-              <w:jc w:val="center"/>
-            </w:pPr>
-            <w:r/>
-            <w:r>
-              <w:rPr>
-                <w:rFonts w:ascii="Times New Roman" w:hAnsi="Times New Roman" w:eastAsia="楷体"/>
-                <w:b w:val="0"/>
-                <w:color w:val="000000"/>
-                <w:sz w:val="18"/>
-              </w:rPr>
-              <w:t>2,050.66</w:t>
-            </w:r>
-          </w:p>
-        </w:tc>
-        <w:tc>
-          <w:tcPr>
-            <w:tcW w:type="dxa" w:w="1344"/>
-            <w:vAlign w:val="center"/>
-            <w:tcBorders>
-              <w:top w:val="single" w:sz="4" w:color="A6A6A6"/>
-              <w:left w:val="single" w:sz="4" w:color="A6A6A6"/>
-              <w:bottom w:val="single" w:sz="4" w:color="A6A6A6"/>
-              <w:right w:val="single" w:sz="4" w:color="A6A6A6"/>
-            </w:tcBorders>
-          </w:tcPr>
-          <w:p>
-            <w:pPr>
-              <w:spacing w:before="0" w:after="0" w:line="276" w:lineRule="auto"/>
-              <w:ind w:firstLine="0"/>
-              <w:jc w:val="center"/>
-            </w:pPr>
-            <w:r/>
-            <w:r>
-              <w:rPr>
-                <w:rFonts w:ascii="Times New Roman" w:hAnsi="Times New Roman" w:eastAsia="楷体"/>
-                <w:b w:val="0"/>
-                <w:color w:val="000000"/>
-                <w:sz w:val="18"/>
-              </w:rPr>
-              <w:t>6.75</w:t>
-            </w:r>
-          </w:p>
-        </w:tc>
-        <w:tc>
-          <w:tcPr>
-            <w:tcW w:type="dxa" w:w="1344"/>
-            <w:vAlign w:val="center"/>
-            <w:tcBorders>
-              <w:top w:val="single" w:sz="4" w:color="A6A6A6"/>
-              <w:left w:val="single" w:sz="4" w:color="A6A6A6"/>
-              <w:bottom w:val="single" w:sz="4" w:color="A6A6A6"/>
-              <w:right w:val="single" w:sz="4" w:color="A6A6A6"/>
-            </w:tcBorders>
-          </w:tcPr>
-          <w:p>
-            <w:pPr>
-              <w:spacing w:before="0" w:after="0" w:line="276" w:lineRule="auto"/>
-              <w:ind w:firstLine="0"/>
-              <w:jc w:val="center"/>
-            </w:pPr>
-            <w:r/>
-            <w:r>
-              <w:rPr>
-                <w:rFonts w:ascii="Times New Roman" w:hAnsi="Times New Roman" w:eastAsia="楷体"/>
-                <w:b w:val="0"/>
-                <w:color w:val="000000"/>
-                <w:sz w:val="18"/>
-              </w:rPr>
-              <w:t>6.60%</w:t>
-            </w:r>
-          </w:p>
-        </w:tc>
-        <w:tc>
-          <w:tcPr>
-            <w:tcW w:type="dxa" w:w="1344"/>
-            <w:vAlign w:val="center"/>
-            <w:tcBorders>
-              <w:top w:val="single" w:sz="4" w:color="A6A6A6"/>
-              <w:left w:val="single" w:sz="4" w:color="A6A6A6"/>
-              <w:bottom w:val="single" w:sz="4" w:color="A6A6A6"/>
-              <w:right w:val="single" w:sz="4" w:color="A6A6A6"/>
-            </w:tcBorders>
-          </w:tcPr>
-          <w:p>
-            <w:pPr>
-              <w:spacing w:before="0" w:after="0" w:line="276" w:lineRule="auto"/>
-              <w:ind w:firstLine="0"/>
-              <w:jc w:val="center"/>
-            </w:pPr>
-            <w:r/>
-            <w:r>
-              <w:rPr>
-                <w:rFonts w:ascii="Times New Roman" w:hAnsi="Times New Roman" w:eastAsia="楷体"/>
-                <w:b w:val="0"/>
-                <w:color w:val="000000"/>
-                <w:sz w:val="18"/>
-              </w:rPr>
-              <w:t>13.4:34.4:52.2</w:t>
-            </w:r>
-          </w:p>
-        </w:tc>
-        <w:tc>
-          <w:tcPr>
-            <w:tcW w:type="dxa" w:w="1344"/>
-            <w:vAlign w:val="center"/>
-            <w:tcBorders>
-              <w:top w:val="single" w:sz="4" w:color="A6A6A6"/>
-              <w:left w:val="single" w:sz="4" w:color="A6A6A6"/>
-              <w:bottom w:val="single" w:sz="4" w:color="A6A6A6"/>
-              <w:right w:val="single" w:sz="4" w:color="A6A6A6"/>
-            </w:tcBorders>
-          </w:tcPr>
-          <w:p>
-            <w:pPr>
-              <w:spacing w:before="0" w:after="0" w:line="276" w:lineRule="auto"/>
-              <w:ind w:firstLine="0"/>
-              <w:jc w:val="center"/>
-            </w:pPr>
-            <w:r/>
-            <w:r>
-              <w:rPr>
-                <w:rFonts w:ascii="Times New Roman" w:hAnsi="Times New Roman" w:eastAsia="楷体"/>
-                <w:b w:val="0"/>
-                <w:color w:val="000000"/>
-                <w:sz w:val="18"/>
-              </w:rPr>
-              <w:t>93.43</w:t>
-            </w:r>
-          </w:p>
-        </w:tc>
-        <w:tc>
-          <w:tcPr>
-            <w:tcW w:type="dxa" w:w="1344"/>
-            <w:vAlign w:val="center"/>
-            <w:tcBorders>
-              <w:top w:val="single" w:sz="4" w:color="A6A6A6"/>
-              <w:left w:val="single" w:sz="4" w:color="A6A6A6"/>
-              <w:bottom w:val="single" w:sz="4" w:color="A6A6A6"/>
-              <w:right w:val="single" w:sz="4" w:color="A6A6A6"/>
-            </w:tcBorders>
-          </w:tcPr>
-          <w:p>
-            <w:pPr>
-              <w:spacing w:before="0" w:after="0" w:line="276" w:lineRule="auto"/>
-              <w:ind w:firstLine="0"/>
-              <w:jc w:val="center"/>
-            </w:pPr>
-            <w:r/>
-            <w:r>
-              <w:rPr>
-                <w:rFonts w:ascii="Times New Roman" w:hAnsi="Times New Roman" w:eastAsia="楷体"/>
-                <w:b w:val="0"/>
-                <w:color w:val="000000"/>
-                <w:sz w:val="18"/>
-              </w:rPr>
-              <w:t>—</w:t>
-            </w:r>
-          </w:p>
-        </w:tc>
-      </w:tr>
-      <w:tr>
-        <w:tc>
-          <w:tcPr>
-            <w:tcW w:type="dxa" w:w="1344"/>
-            <w:vAlign w:val="center"/>
-            <w:tcBorders>
-              <w:top w:val="single" w:sz="4" w:color="A6A6A6"/>
-              <w:left w:val="single" w:sz="4" w:color="A6A6A6"/>
-              <w:bottom w:val="single" w:sz="4" w:color="A6A6A6"/>
-              <w:right w:val="single" w:sz="4" w:color="A6A6A6"/>
-            </w:tcBorders>
-          </w:tcPr>
-          <w:p>
-            <w:pPr>
-              <w:spacing w:before="0" w:after="0" w:line="276" w:lineRule="auto"/>
-              <w:ind w:firstLine="0"/>
-              <w:jc w:val="left"/>
-            </w:pPr>
-            <w:r/>
-            <w:r>
-              <w:rPr>
-                <w:rFonts w:ascii="Times New Roman" w:hAnsi="Times New Roman" w:eastAsia="楷体"/>
-                <w:b w:val="0"/>
-                <w:color w:val="000000"/>
-                <w:sz w:val="18"/>
-              </w:rPr>
-              <w:t>眉山市</w:t>
-            </w:r>
-          </w:p>
-        </w:tc>
-        <w:tc>
-          <w:tcPr>
-            <w:tcW w:type="dxa" w:w="1344"/>
-            <w:vAlign w:val="center"/>
-            <w:tcBorders>
-              <w:top w:val="single" w:sz="4" w:color="A6A6A6"/>
-              <w:left w:val="single" w:sz="4" w:color="A6A6A6"/>
-              <w:bottom w:val="single" w:sz="4" w:color="A6A6A6"/>
-              <w:right w:val="single" w:sz="4" w:color="A6A6A6"/>
-            </w:tcBorders>
-          </w:tcPr>
-          <w:p>
-            <w:pPr>
-              <w:spacing w:before="0" w:after="0" w:line="276" w:lineRule="auto"/>
-              <w:ind w:firstLine="0"/>
-              <w:jc w:val="center"/>
-            </w:pPr>
-            <w:r/>
-            <w:r>
-              <w:rPr>
-                <w:rFonts w:ascii="Times New Roman" w:hAnsi="Times New Roman" w:eastAsia="楷体"/>
-                <w:b w:val="0"/>
-                <w:color w:val="000000"/>
-                <w:sz w:val="18"/>
-              </w:rPr>
-              <w:t>2,008.72</w:t>
-            </w:r>
-          </w:p>
-        </w:tc>
-        <w:tc>
-          <w:tcPr>
-            <w:tcW w:type="dxa" w:w="1344"/>
-            <w:vAlign w:val="center"/>
-            <w:tcBorders>
-              <w:top w:val="single" w:sz="4" w:color="A6A6A6"/>
-              <w:left w:val="single" w:sz="4" w:color="A6A6A6"/>
-              <w:bottom w:val="single" w:sz="4" w:color="A6A6A6"/>
-              <w:right w:val="single" w:sz="4" w:color="A6A6A6"/>
-            </w:tcBorders>
-          </w:tcPr>
-          <w:p>
-            <w:pPr>
-              <w:spacing w:before="0" w:after="0" w:line="276" w:lineRule="auto"/>
-              <w:ind w:firstLine="0"/>
-              <w:jc w:val="center"/>
-            </w:pPr>
-            <w:r/>
-            <w:r>
-              <w:rPr>
-                <w:rFonts w:ascii="Times New Roman" w:hAnsi="Times New Roman" w:eastAsia="楷体"/>
-                <w:b w:val="0"/>
-                <w:color w:val="000000"/>
-                <w:sz w:val="18"/>
-              </w:rPr>
-              <w:t>6.83</w:t>
-            </w:r>
-          </w:p>
-        </w:tc>
-        <w:tc>
-          <w:tcPr>
-            <w:tcW w:type="dxa" w:w="1344"/>
-            <w:vAlign w:val="center"/>
-            <w:tcBorders>
-              <w:top w:val="single" w:sz="4" w:color="A6A6A6"/>
-              <w:left w:val="single" w:sz="4" w:color="A6A6A6"/>
-              <w:bottom w:val="single" w:sz="4" w:color="A6A6A6"/>
-              <w:right w:val="single" w:sz="4" w:color="A6A6A6"/>
-            </w:tcBorders>
-          </w:tcPr>
-          <w:p>
-            <w:pPr>
-              <w:spacing w:before="0" w:after="0" w:line="276" w:lineRule="auto"/>
-              <w:ind w:firstLine="0"/>
-              <w:jc w:val="center"/>
-            </w:pPr>
-            <w:r/>
-            <w:r>
-              <w:rPr>
-                <w:rFonts w:ascii="Times New Roman" w:hAnsi="Times New Roman" w:eastAsia="楷体"/>
-                <w:b w:val="0"/>
-                <w:color w:val="000000"/>
-                <w:sz w:val="18"/>
-              </w:rPr>
-              <w:t>7.10%</w:t>
-            </w:r>
-          </w:p>
-        </w:tc>
-        <w:tc>
-          <w:tcPr>
-            <w:tcW w:type="dxa" w:w="1344"/>
-            <w:vAlign w:val="center"/>
-            <w:tcBorders>
-              <w:top w:val="single" w:sz="4" w:color="A6A6A6"/>
-              <w:left w:val="single" w:sz="4" w:color="A6A6A6"/>
-              <w:bottom w:val="single" w:sz="4" w:color="A6A6A6"/>
-              <w:right w:val="single" w:sz="4" w:color="A6A6A6"/>
-            </w:tcBorders>
-          </w:tcPr>
-          <w:p>
-            <w:pPr>
-              <w:spacing w:before="0" w:after="0" w:line="276" w:lineRule="auto"/>
-              <w:ind w:firstLine="0"/>
-              <w:jc w:val="center"/>
-            </w:pPr>
-            <w:r/>
-            <w:r>
-              <w:rPr>
-                <w:rFonts w:ascii="Times New Roman" w:hAnsi="Times New Roman" w:eastAsia="楷体"/>
-                <w:b w:val="0"/>
-                <w:color w:val="000000"/>
-                <w:sz w:val="18"/>
-              </w:rPr>
-              <w:t>11.8:39.6:48.6</w:t>
-            </w:r>
-          </w:p>
-        </w:tc>
-        <w:tc>
-          <w:tcPr>
-            <w:tcW w:type="dxa" w:w="1344"/>
-            <w:vAlign w:val="center"/>
-            <w:tcBorders>
-              <w:top w:val="single" w:sz="4" w:color="A6A6A6"/>
-              <w:left w:val="single" w:sz="4" w:color="A6A6A6"/>
-              <w:bottom w:val="single" w:sz="4" w:color="A6A6A6"/>
-              <w:right w:val="single" w:sz="4" w:color="A6A6A6"/>
-            </w:tcBorders>
-          </w:tcPr>
-          <w:p>
-            <w:pPr>
-              <w:spacing w:before="0" w:after="0" w:line="276" w:lineRule="auto"/>
-              <w:ind w:firstLine="0"/>
-              <w:jc w:val="center"/>
-            </w:pPr>
-            <w:r/>
-            <w:r>
-              <w:rPr>
-                <w:rFonts w:ascii="Times New Roman" w:hAnsi="Times New Roman" w:eastAsia="楷体"/>
-                <w:b w:val="0"/>
-                <w:color w:val="000000"/>
-                <w:sz w:val="18"/>
-              </w:rPr>
-              <w:t>164.47</w:t>
-            </w:r>
-          </w:p>
-        </w:tc>
-        <w:tc>
-          <w:tcPr>
-            <w:tcW w:type="dxa" w:w="1344"/>
-            <w:vAlign w:val="center"/>
-            <w:tcBorders>
-              <w:top w:val="single" w:sz="4" w:color="A6A6A6"/>
-              <w:left w:val="single" w:sz="4" w:color="A6A6A6"/>
-              <w:bottom w:val="single" w:sz="4" w:color="A6A6A6"/>
-              <w:right w:val="single" w:sz="4" w:color="A6A6A6"/>
-            </w:tcBorders>
-          </w:tcPr>
-          <w:p>
-            <w:pPr>
-              <w:spacing w:before="0" w:after="0" w:line="276" w:lineRule="auto"/>
-              <w:ind w:firstLine="0"/>
-              <w:jc w:val="center"/>
-            </w:pPr>
-            <w:r/>
-            <w:r>
-              <w:rPr>
-                <w:rFonts w:ascii="Times New Roman" w:hAnsi="Times New Roman" w:eastAsia="楷体"/>
-                <w:b w:val="0"/>
-                <w:color w:val="000000"/>
-                <w:sz w:val="18"/>
-              </w:rPr>
-              <w:t>292.20</w:t>
-            </w:r>
-          </w:p>
-        </w:tc>
-      </w:tr>
-      <w:tr>
-        <w:tc>
-          <w:tcPr>
-            <w:tcW w:type="dxa" w:w="1344"/>
-            <w:vAlign w:val="center"/>
-            <w:tcBorders>
-              <w:top w:val="single" w:sz="4" w:color="A6A6A6"/>
-              <w:left w:val="single" w:sz="4" w:color="A6A6A6"/>
-              <w:bottom w:val="single" w:sz="4" w:color="A6A6A6"/>
-              <w:right w:val="single" w:sz="4" w:color="A6A6A6"/>
-            </w:tcBorders>
-          </w:tcPr>
-          <w:p>
-            <w:pPr>
-              <w:spacing w:before="0" w:after="0" w:line="276" w:lineRule="auto"/>
-              <w:ind w:firstLine="0"/>
-              <w:jc w:val="left"/>
-            </w:pPr>
-            <w:r/>
-            <w:r>
-              <w:rPr>
-                <w:rFonts w:ascii="Times New Roman" w:hAnsi="Times New Roman" w:eastAsia="楷体"/>
-                <w:b w:val="0"/>
-                <w:color w:val="000000"/>
-                <w:sz w:val="18"/>
-              </w:rPr>
-              <w:t>自贡市</w:t>
-            </w:r>
-          </w:p>
-        </w:tc>
-        <w:tc>
-          <w:tcPr>
-            <w:tcW w:type="dxa" w:w="1344"/>
-            <w:vAlign w:val="center"/>
-            <w:tcBorders>
-              <w:top w:val="single" w:sz="4" w:color="A6A6A6"/>
-              <w:left w:val="single" w:sz="4" w:color="A6A6A6"/>
-              <w:bottom w:val="single" w:sz="4" w:color="A6A6A6"/>
-              <w:right w:val="single" w:sz="4" w:color="A6A6A6"/>
-            </w:tcBorders>
-          </w:tcPr>
-          <w:p>
-            <w:pPr>
-              <w:spacing w:before="0" w:after="0" w:line="276" w:lineRule="auto"/>
-              <w:ind w:firstLine="0"/>
-              <w:jc w:val="center"/>
-            </w:pPr>
-            <w:r/>
-            <w:r>
-              <w:rPr>
-                <w:rFonts w:ascii="Times New Roman" w:hAnsi="Times New Roman" w:eastAsia="楷体"/>
-                <w:b w:val="0"/>
-                <w:color w:val="000000"/>
-                <w:sz w:val="18"/>
-              </w:rPr>
-              <w:t>2,003.66</w:t>
-            </w:r>
-          </w:p>
-        </w:tc>
-        <w:tc>
-          <w:tcPr>
-            <w:tcW w:type="dxa" w:w="1344"/>
-            <w:vAlign w:val="center"/>
-            <w:tcBorders>
-              <w:top w:val="single" w:sz="4" w:color="A6A6A6"/>
-              <w:left w:val="single" w:sz="4" w:color="A6A6A6"/>
-              <w:bottom w:val="single" w:sz="4" w:color="A6A6A6"/>
-              <w:right w:val="single" w:sz="4" w:color="A6A6A6"/>
-            </w:tcBorders>
-          </w:tcPr>
-          <w:p>
-            <w:pPr>
-              <w:spacing w:before="0" w:after="0" w:line="276" w:lineRule="auto"/>
-              <w:ind w:firstLine="0"/>
-              <w:jc w:val="center"/>
-            </w:pPr>
-            <w:r/>
-            <w:r>
-              <w:rPr>
-                <w:rFonts w:ascii="Times New Roman" w:hAnsi="Times New Roman" w:eastAsia="楷体"/>
-                <w:b w:val="0"/>
-                <w:color w:val="000000"/>
-                <w:sz w:val="18"/>
-              </w:rPr>
-              <w:t>8.32</w:t>
-            </w:r>
-          </w:p>
-        </w:tc>
-        <w:tc>
-          <w:tcPr>
-            <w:tcW w:type="dxa" w:w="1344"/>
-            <w:vAlign w:val="center"/>
-            <w:tcBorders>
-              <w:top w:val="single" w:sz="4" w:color="A6A6A6"/>
-              <w:left w:val="single" w:sz="4" w:color="A6A6A6"/>
-              <w:bottom w:val="single" w:sz="4" w:color="A6A6A6"/>
-              <w:right w:val="single" w:sz="4" w:color="A6A6A6"/>
-            </w:tcBorders>
-          </w:tcPr>
-          <w:p>
-            <w:pPr>
-              <w:spacing w:before="0" w:after="0" w:line="276" w:lineRule="auto"/>
-              <w:ind w:firstLine="0"/>
-              <w:jc w:val="center"/>
-            </w:pPr>
-            <w:r/>
-            <w:r>
-              <w:rPr>
-                <w:rFonts w:ascii="Times New Roman" w:hAnsi="Times New Roman" w:eastAsia="楷体"/>
-                <w:b w:val="0"/>
-                <w:color w:val="000000"/>
-                <w:sz w:val="18"/>
-              </w:rPr>
-              <w:t>6.90%</w:t>
-            </w:r>
-          </w:p>
-        </w:tc>
-        <w:tc>
-          <w:tcPr>
-            <w:tcW w:type="dxa" w:w="1344"/>
-            <w:vAlign w:val="center"/>
-            <w:tcBorders>
-              <w:top w:val="single" w:sz="4" w:color="A6A6A6"/>
-              <w:left w:val="single" w:sz="4" w:color="A6A6A6"/>
-              <w:bottom w:val="single" w:sz="4" w:color="A6A6A6"/>
-              <w:right w:val="single" w:sz="4" w:color="A6A6A6"/>
-            </w:tcBorders>
-          </w:tcPr>
-          <w:p>
-            <w:pPr>
-              <w:spacing w:before="0" w:after="0" w:line="276" w:lineRule="auto"/>
-              <w:ind w:firstLine="0"/>
-              <w:jc w:val="center"/>
-            </w:pPr>
-            <w:r/>
-            <w:r>
-              <w:rPr>
-                <w:rFonts w:ascii="Times New Roman" w:hAnsi="Times New Roman" w:eastAsia="楷体"/>
-                <w:b w:val="0"/>
-                <w:color w:val="000000"/>
-                <w:sz w:val="18"/>
-              </w:rPr>
-              <w:t>11.9:28.2:59.9</w:t>
-            </w:r>
-          </w:p>
-        </w:tc>
-        <w:tc>
-          <w:tcPr>
-            <w:tcW w:type="dxa" w:w="1344"/>
-            <w:vAlign w:val="center"/>
-            <w:tcBorders>
-              <w:top w:val="single" w:sz="4" w:color="A6A6A6"/>
-              <w:left w:val="single" w:sz="4" w:color="A6A6A6"/>
-              <w:bottom w:val="single" w:sz="4" w:color="A6A6A6"/>
-              <w:right w:val="single" w:sz="4" w:color="A6A6A6"/>
-            </w:tcBorders>
-          </w:tcPr>
-          <w:p>
-            <w:pPr>
-              <w:spacing w:before="0" w:after="0" w:line="276" w:lineRule="auto"/>
-              <w:ind w:firstLine="0"/>
-              <w:jc w:val="center"/>
-            </w:pPr>
-            <w:r/>
-            <w:r>
-              <w:rPr>
-                <w:rFonts w:ascii="Times New Roman" w:hAnsi="Times New Roman" w:eastAsia="楷体"/>
-                <w:b w:val="0"/>
-                <w:color w:val="000000"/>
-                <w:sz w:val="18"/>
-              </w:rPr>
-              <w:t>87.25</w:t>
-            </w:r>
-          </w:p>
-        </w:tc>
-        <w:tc>
-          <w:tcPr>
-            <w:tcW w:type="dxa" w:w="1344"/>
-            <w:vAlign w:val="center"/>
-            <w:tcBorders>
-              <w:top w:val="single" w:sz="4" w:color="A6A6A6"/>
-              <w:left w:val="single" w:sz="4" w:color="A6A6A6"/>
-              <w:bottom w:val="single" w:sz="4" w:color="A6A6A6"/>
-              <w:right w:val="single" w:sz="4" w:color="A6A6A6"/>
-            </w:tcBorders>
-          </w:tcPr>
-          <w:p>
-            <w:pPr>
-              <w:spacing w:before="0" w:after="0" w:line="276" w:lineRule="auto"/>
-              <w:ind w:firstLine="0"/>
-              <w:jc w:val="center"/>
-            </w:pPr>
-            <w:r/>
-            <w:r>
-              <w:rPr>
-                <w:rFonts w:ascii="Times New Roman" w:hAnsi="Times New Roman" w:eastAsia="楷体"/>
-                <w:b w:val="0"/>
-                <w:color w:val="000000"/>
-                <w:sz w:val="18"/>
-              </w:rPr>
-              <w:t>240.50</w:t>
-            </w:r>
-          </w:p>
-        </w:tc>
-      </w:tr>
-      <w:tr>
-        <w:tc>
-          <w:tcPr>
-            <w:tcW w:type="dxa" w:w="1344"/>
-            <w:vAlign w:val="center"/>
-            <w:tcBorders>
-              <w:top w:val="single" w:sz="4" w:color="A6A6A6"/>
-              <w:left w:val="single" w:sz="4" w:color="A6A6A6"/>
-              <w:bottom w:val="single" w:sz="4" w:color="A6A6A6"/>
-              <w:right w:val="single" w:sz="4" w:color="A6A6A6"/>
-            </w:tcBorders>
-          </w:tcPr>
-          <w:p>
-            <w:pPr>
-              <w:spacing w:before="0" w:after="0" w:line="276" w:lineRule="auto"/>
-              <w:ind w:firstLine="0"/>
-              <w:jc w:val="left"/>
-            </w:pPr>
-            <w:r/>
-            <w:r>
-              <w:rPr>
-                <w:rFonts w:ascii="Times New Roman" w:hAnsi="Times New Roman" w:eastAsia="楷体"/>
-                <w:b w:val="0"/>
-                <w:color w:val="000000"/>
-                <w:sz w:val="18"/>
-              </w:rPr>
-              <w:t>遂宁市</w:t>
-            </w:r>
-          </w:p>
-        </w:tc>
-        <w:tc>
-          <w:tcPr>
-            <w:tcW w:type="dxa" w:w="1344"/>
-            <w:vAlign w:val="center"/>
-            <w:tcBorders>
-              <w:top w:val="single" w:sz="4" w:color="A6A6A6"/>
-              <w:left w:val="single" w:sz="4" w:color="A6A6A6"/>
-              <w:bottom w:val="single" w:sz="4" w:color="A6A6A6"/>
-              <w:right w:val="single" w:sz="4" w:color="A6A6A6"/>
-            </w:tcBorders>
-          </w:tcPr>
-          <w:p>
-            <w:pPr>
-              <w:spacing w:before="0" w:after="0" w:line="276" w:lineRule="auto"/>
-              <w:ind w:firstLine="0"/>
-              <w:jc w:val="center"/>
-            </w:pPr>
-            <w:r/>
-            <w:r>
-              <w:rPr>
-                <w:rFonts w:ascii="Times New Roman" w:hAnsi="Times New Roman" w:eastAsia="楷体"/>
-                <w:b w:val="0"/>
-                <w:color w:val="000000"/>
-                <w:sz w:val="18"/>
-              </w:rPr>
-              <w:t>2,002.14</w:t>
-            </w:r>
-          </w:p>
-        </w:tc>
-        <w:tc>
-          <w:tcPr>
-            <w:tcW w:type="dxa" w:w="1344"/>
-            <w:vAlign w:val="center"/>
-            <w:tcBorders>
-              <w:top w:val="single" w:sz="4" w:color="A6A6A6"/>
-              <w:left w:val="single" w:sz="4" w:color="A6A6A6"/>
-              <w:bottom w:val="single" w:sz="4" w:color="A6A6A6"/>
-              <w:right w:val="single" w:sz="4" w:color="A6A6A6"/>
-            </w:tcBorders>
-          </w:tcPr>
-          <w:p>
-            <w:pPr>
-              <w:spacing w:before="0" w:after="0" w:line="276" w:lineRule="auto"/>
-              <w:ind w:firstLine="0"/>
-              <w:jc w:val="center"/>
-            </w:pPr>
-            <w:r/>
-            <w:r>
-              <w:rPr>
-                <w:rFonts w:ascii="Times New Roman" w:hAnsi="Times New Roman" w:eastAsia="楷体"/>
-                <w:b w:val="0"/>
-                <w:color w:val="000000"/>
-                <w:sz w:val="18"/>
-              </w:rPr>
-              <w:t>7.29</w:t>
-            </w:r>
-          </w:p>
-        </w:tc>
-        <w:tc>
-          <w:tcPr>
-            <w:tcW w:type="dxa" w:w="1344"/>
-            <w:vAlign w:val="center"/>
-            <w:tcBorders>
-              <w:top w:val="single" w:sz="4" w:color="A6A6A6"/>
-              <w:left w:val="single" w:sz="4" w:color="A6A6A6"/>
-              <w:bottom w:val="single" w:sz="4" w:color="A6A6A6"/>
-              <w:right w:val="single" w:sz="4" w:color="A6A6A6"/>
-            </w:tcBorders>
-          </w:tcPr>
-          <w:p>
-            <w:pPr>
-              <w:spacing w:before="0" w:after="0" w:line="276" w:lineRule="auto"/>
-              <w:ind w:firstLine="0"/>
-              <w:jc w:val="center"/>
-            </w:pPr>
-            <w:r/>
-            <w:r>
-              <w:rPr>
-                <w:rFonts w:ascii="Times New Roman" w:hAnsi="Times New Roman" w:eastAsia="楷体"/>
-                <w:b w:val="0"/>
-                <w:color w:val="000000"/>
-                <w:sz w:val="18"/>
-              </w:rPr>
-              <w:t>7.10%</w:t>
-            </w:r>
-          </w:p>
-        </w:tc>
-        <w:tc>
-          <w:tcPr>
-            <w:tcW w:type="dxa" w:w="1344"/>
-            <w:vAlign w:val="center"/>
-            <w:tcBorders>
-              <w:top w:val="single" w:sz="4" w:color="A6A6A6"/>
-              <w:left w:val="single" w:sz="4" w:color="A6A6A6"/>
-              <w:bottom w:val="single" w:sz="4" w:color="A6A6A6"/>
-              <w:right w:val="single" w:sz="4" w:color="A6A6A6"/>
-            </w:tcBorders>
-          </w:tcPr>
-          <w:p>
-            <w:pPr>
-              <w:spacing w:before="0" w:after="0" w:line="276" w:lineRule="auto"/>
-              <w:ind w:firstLine="0"/>
-              <w:jc w:val="center"/>
-            </w:pPr>
-            <w:r/>
-            <w:r>
-              <w:rPr>
-                <w:rFonts w:ascii="Times New Roman" w:hAnsi="Times New Roman" w:eastAsia="楷体"/>
-                <w:b w:val="0"/>
-                <w:color w:val="000000"/>
-                <w:sz w:val="18"/>
-              </w:rPr>
-              <w:t>10.6:42.9:46.5</w:t>
-            </w:r>
-          </w:p>
-        </w:tc>
-        <w:tc>
-          <w:tcPr>
-            <w:tcW w:type="dxa" w:w="1344"/>
-            <w:vAlign w:val="center"/>
-            <w:tcBorders>
-              <w:top w:val="single" w:sz="4" w:color="A6A6A6"/>
-              <w:left w:val="single" w:sz="4" w:color="A6A6A6"/>
-              <w:bottom w:val="single" w:sz="4" w:color="A6A6A6"/>
-              <w:right w:val="single" w:sz="4" w:color="A6A6A6"/>
-            </w:tcBorders>
-          </w:tcPr>
-          <w:p>
-            <w:pPr>
-              <w:spacing w:before="0" w:after="0" w:line="276" w:lineRule="auto"/>
-              <w:ind w:firstLine="0"/>
-              <w:jc w:val="center"/>
-            </w:pPr>
-            <w:r/>
-            <w:r>
-              <w:rPr>
-                <w:rFonts w:ascii="Times New Roman" w:hAnsi="Times New Roman" w:eastAsia="楷体"/>
-                <w:b w:val="0"/>
-                <w:color w:val="000000"/>
-                <w:sz w:val="18"/>
-              </w:rPr>
-              <w:t>106.84</w:t>
-            </w:r>
-          </w:p>
-        </w:tc>
-        <w:tc>
-          <w:tcPr>
-            <w:tcW w:type="dxa" w:w="1344"/>
-            <w:vAlign w:val="center"/>
-            <w:tcBorders>
-              <w:top w:val="single" w:sz="4" w:color="A6A6A6"/>
-              <w:left w:val="single" w:sz="4" w:color="A6A6A6"/>
-              <w:bottom w:val="single" w:sz="4" w:color="A6A6A6"/>
-              <w:right w:val="single" w:sz="4" w:color="A6A6A6"/>
-            </w:tcBorders>
-          </w:tcPr>
-          <w:p>
-            <w:pPr>
-              <w:spacing w:before="0" w:after="0" w:line="276" w:lineRule="auto"/>
-              <w:ind w:firstLine="0"/>
-              <w:jc w:val="center"/>
-            </w:pPr>
-            <w:r/>
-            <w:r>
-              <w:rPr>
-                <w:rFonts w:ascii="Times New Roman" w:hAnsi="Times New Roman" w:eastAsia="楷体"/>
-                <w:b w:val="0"/>
-                <w:color w:val="000000"/>
-                <w:sz w:val="18"/>
-              </w:rPr>
-              <w:t>274.70</w:t>
-            </w:r>
-          </w:p>
-        </w:tc>
-      </w:tr>
-      <w:tr>
-        <w:tc>
-          <w:tcPr>
-            <w:tcW w:type="dxa" w:w="1344"/>
-            <w:vAlign w:val="center"/>
-            <w:tcBorders>
-              <w:top w:val="single" w:sz="4" w:color="A6A6A6"/>
-              <w:left w:val="single" w:sz="4" w:color="A6A6A6"/>
-              <w:bottom w:val="single" w:sz="4" w:color="A6A6A6"/>
-              <w:right w:val="single" w:sz="4" w:color="A6A6A6"/>
-            </w:tcBorders>
-          </w:tcPr>
-          <w:p>
-            <w:pPr>
-              <w:spacing w:before="0" w:after="0" w:line="276" w:lineRule="auto"/>
-              <w:ind w:firstLine="0"/>
-              <w:jc w:val="left"/>
-            </w:pPr>
-            <w:r/>
-            <w:r>
-              <w:rPr>
-                <w:rFonts w:ascii="Times New Roman" w:hAnsi="Times New Roman" w:eastAsia="楷体"/>
-                <w:b w:val="0"/>
-                <w:color w:val="000000"/>
-                <w:sz w:val="18"/>
-              </w:rPr>
-              <w:t>广安市</w:t>
-            </w:r>
-          </w:p>
-        </w:tc>
-        <w:tc>
-          <w:tcPr>
-            <w:tcW w:type="dxa" w:w="1344"/>
-            <w:vAlign w:val="center"/>
-            <w:tcBorders>
-              <w:top w:val="single" w:sz="4" w:color="A6A6A6"/>
-              <w:left w:val="single" w:sz="4" w:color="A6A6A6"/>
-              <w:bottom w:val="single" w:sz="4" w:color="A6A6A6"/>
-              <w:right w:val="single" w:sz="4" w:color="A6A6A6"/>
-            </w:tcBorders>
-          </w:tcPr>
-          <w:p>
-            <w:pPr>
-              <w:spacing w:before="0" w:after="0" w:line="276" w:lineRule="auto"/>
-              <w:ind w:firstLine="0"/>
-              <w:jc w:val="center"/>
-            </w:pPr>
-            <w:r/>
-            <w:r>
-              <w:rPr>
-                <w:rFonts w:ascii="Times New Roman" w:hAnsi="Times New Roman" w:eastAsia="楷体"/>
-                <w:b w:val="0"/>
-                <w:color w:val="000000"/>
-                <w:sz w:val="18"/>
-              </w:rPr>
-              <w:t>1,700.87</w:t>
-            </w:r>
-          </w:p>
-        </w:tc>
-        <w:tc>
-          <w:tcPr>
-            <w:tcW w:type="dxa" w:w="1344"/>
-            <w:vAlign w:val="center"/>
-            <w:tcBorders>
-              <w:top w:val="single" w:sz="4" w:color="A6A6A6"/>
-              <w:left w:val="single" w:sz="4" w:color="A6A6A6"/>
-              <w:bottom w:val="single" w:sz="4" w:color="A6A6A6"/>
-              <w:right w:val="single" w:sz="4" w:color="A6A6A6"/>
-            </w:tcBorders>
-          </w:tcPr>
-          <w:p>
-            <w:pPr>
-              <w:spacing w:before="0" w:after="0" w:line="276" w:lineRule="auto"/>
-              <w:ind w:firstLine="0"/>
-              <w:jc w:val="center"/>
-            </w:pPr>
-            <w:r/>
-            <w:r>
-              <w:rPr>
-                <w:rFonts w:ascii="Times New Roman" w:hAnsi="Times New Roman" w:eastAsia="楷体"/>
-                <w:b w:val="0"/>
-                <w:color w:val="000000"/>
-                <w:sz w:val="18"/>
-              </w:rPr>
-              <w:t>—</w:t>
-            </w:r>
-          </w:p>
-        </w:tc>
-        <w:tc>
-          <w:tcPr>
-            <w:tcW w:type="dxa" w:w="1344"/>
-            <w:vAlign w:val="center"/>
-            <w:tcBorders>
-              <w:top w:val="single" w:sz="4" w:color="A6A6A6"/>
-              <w:left w:val="single" w:sz="4" w:color="A6A6A6"/>
-              <w:bottom w:val="single" w:sz="4" w:color="A6A6A6"/>
-              <w:right w:val="single" w:sz="4" w:color="A6A6A6"/>
-            </w:tcBorders>
-          </w:tcPr>
-          <w:p>
-            <w:pPr>
-              <w:spacing w:before="0" w:after="0" w:line="276" w:lineRule="auto"/>
-              <w:ind w:firstLine="0"/>
-              <w:jc w:val="center"/>
-            </w:pPr>
-            <w:r/>
-            <w:r>
-              <w:rPr>
-                <w:rFonts w:ascii="Times New Roman" w:hAnsi="Times New Roman" w:eastAsia="楷体"/>
-                <w:b w:val="0"/>
-                <w:color w:val="000000"/>
-                <w:sz w:val="18"/>
-              </w:rPr>
-              <w:t>5.70%</w:t>
-            </w:r>
-          </w:p>
-        </w:tc>
-        <w:tc>
-          <w:tcPr>
-            <w:tcW w:type="dxa" w:w="1344"/>
-            <w:vAlign w:val="center"/>
-            <w:tcBorders>
-              <w:top w:val="single" w:sz="4" w:color="A6A6A6"/>
-              <w:left w:val="single" w:sz="4" w:color="A6A6A6"/>
-              <w:bottom w:val="single" w:sz="4" w:color="A6A6A6"/>
-              <w:right w:val="single" w:sz="4" w:color="A6A6A6"/>
-            </w:tcBorders>
-          </w:tcPr>
-          <w:p>
-            <w:pPr>
-              <w:spacing w:before="0" w:after="0" w:line="276" w:lineRule="auto"/>
-              <w:ind w:firstLine="0"/>
-              <w:jc w:val="center"/>
-            </w:pPr>
-            <w:r/>
-            <w:r>
-              <w:rPr>
-                <w:rFonts w:ascii="Times New Roman" w:hAnsi="Times New Roman" w:eastAsia="楷体"/>
-                <w:b w:val="0"/>
-                <w:color w:val="000000"/>
-                <w:sz w:val="18"/>
-              </w:rPr>
-              <w:t>13.7:28.2:58.1</w:t>
-            </w:r>
-          </w:p>
-        </w:tc>
-        <w:tc>
-          <w:tcPr>
-            <w:tcW w:type="dxa" w:w="1344"/>
-            <w:vAlign w:val="center"/>
-            <w:tcBorders>
-              <w:top w:val="single" w:sz="4" w:color="A6A6A6"/>
-              <w:left w:val="single" w:sz="4" w:color="A6A6A6"/>
-              <w:bottom w:val="single" w:sz="4" w:color="A6A6A6"/>
-              <w:right w:val="single" w:sz="4" w:color="A6A6A6"/>
-            </w:tcBorders>
-          </w:tcPr>
-          <w:p>
-            <w:pPr>
-              <w:spacing w:before="0" w:after="0" w:line="276" w:lineRule="auto"/>
-              <w:ind w:firstLine="0"/>
-              <w:jc w:val="center"/>
-            </w:pPr>
-            <w:r/>
-            <w:r>
-              <w:rPr>
-                <w:rFonts w:ascii="Times New Roman" w:hAnsi="Times New Roman" w:eastAsia="楷体"/>
-                <w:b w:val="0"/>
-                <w:color w:val="000000"/>
-                <w:sz w:val="18"/>
-              </w:rPr>
-              <w:t>109.01</w:t>
-            </w:r>
-          </w:p>
-        </w:tc>
-        <w:tc>
-          <w:tcPr>
-            <w:tcW w:type="dxa" w:w="1344"/>
-            <w:vAlign w:val="center"/>
-            <w:tcBorders>
-              <w:top w:val="single" w:sz="4" w:color="A6A6A6"/>
-              <w:left w:val="single" w:sz="4" w:color="A6A6A6"/>
-              <w:bottom w:val="single" w:sz="4" w:color="A6A6A6"/>
-              <w:right w:val="single" w:sz="4" w:color="A6A6A6"/>
-            </w:tcBorders>
-          </w:tcPr>
-          <w:p>
-            <w:pPr>
-              <w:spacing w:before="0" w:after="0" w:line="276" w:lineRule="auto"/>
-              <w:ind w:firstLine="0"/>
-              <w:jc w:val="center"/>
-            </w:pPr>
-            <w:r/>
-            <w:r>
-              <w:rPr>
-                <w:rFonts w:ascii="Times New Roman" w:hAnsi="Times New Roman" w:eastAsia="楷体"/>
-                <w:b w:val="0"/>
-                <w:color w:val="000000"/>
-                <w:sz w:val="18"/>
-              </w:rPr>
-              <w:t>—</w:t>
-            </w:r>
-          </w:p>
-        </w:tc>
-      </w:tr>
-      <w:tr>
-        <w:tc>
-          <w:tcPr>
-            <w:tcW w:type="dxa" w:w="1344"/>
-            <w:vAlign w:val="center"/>
-            <w:tcBorders>
-              <w:top w:val="single" w:sz="4" w:color="A6A6A6"/>
-              <w:left w:val="single" w:sz="4" w:color="A6A6A6"/>
-              <w:bottom w:val="single" w:sz="4" w:color="A6A6A6"/>
-              <w:right w:val="single" w:sz="4" w:color="A6A6A6"/>
-            </w:tcBorders>
-          </w:tcPr>
-          <w:p>
-            <w:pPr>
-              <w:spacing w:before="0" w:after="0" w:line="276" w:lineRule="auto"/>
-              <w:ind w:firstLine="0"/>
-              <w:jc w:val="left"/>
-            </w:pPr>
-            <w:r/>
-            <w:r>
-              <w:rPr>
-                <w:rFonts w:ascii="Times New Roman" w:hAnsi="Times New Roman" w:eastAsia="楷体"/>
-                <w:b w:val="0"/>
-                <w:color w:val="000000"/>
-                <w:sz w:val="18"/>
-              </w:rPr>
-              <w:t>攀枝花市</w:t>
-            </w:r>
-          </w:p>
-        </w:tc>
-        <w:tc>
-          <w:tcPr>
-            <w:tcW w:type="dxa" w:w="1344"/>
-            <w:vAlign w:val="center"/>
-            <w:tcBorders>
-              <w:top w:val="single" w:sz="4" w:color="A6A6A6"/>
-              <w:left w:val="single" w:sz="4" w:color="A6A6A6"/>
-              <w:bottom w:val="single" w:sz="4" w:color="A6A6A6"/>
-              <w:right w:val="single" w:sz="4" w:color="A6A6A6"/>
-            </w:tcBorders>
-          </w:tcPr>
-          <w:p>
-            <w:pPr>
-              <w:spacing w:before="0" w:after="0" w:line="276" w:lineRule="auto"/>
-              <w:ind w:firstLine="0"/>
-              <w:jc w:val="center"/>
-            </w:pPr>
-            <w:r/>
-            <w:r>
-              <w:rPr>
-                <w:rFonts w:ascii="Times New Roman" w:hAnsi="Times New Roman" w:eastAsia="楷体"/>
-                <w:b w:val="0"/>
-                <w:color w:val="000000"/>
-                <w:sz w:val="18"/>
-              </w:rPr>
-              <w:t>1,409.57</w:t>
-            </w:r>
-          </w:p>
-        </w:tc>
-        <w:tc>
-          <w:tcPr>
-            <w:tcW w:type="dxa" w:w="1344"/>
-            <w:vAlign w:val="center"/>
-            <w:tcBorders>
-              <w:top w:val="single" w:sz="4" w:color="A6A6A6"/>
-              <w:left w:val="single" w:sz="4" w:color="A6A6A6"/>
-              <w:bottom w:val="single" w:sz="4" w:color="A6A6A6"/>
-              <w:right w:val="single" w:sz="4" w:color="A6A6A6"/>
-            </w:tcBorders>
-          </w:tcPr>
-          <w:p>
-            <w:pPr>
-              <w:spacing w:before="0" w:after="0" w:line="276" w:lineRule="auto"/>
-              <w:ind w:firstLine="0"/>
-              <w:jc w:val="center"/>
-            </w:pPr>
-            <w:r/>
-            <w:r>
-              <w:rPr>
-                <w:rFonts w:ascii="Times New Roman" w:hAnsi="Times New Roman" w:eastAsia="楷体"/>
-                <w:b w:val="0"/>
-                <w:color w:val="000000"/>
-                <w:sz w:val="18"/>
-              </w:rPr>
-              <w:t>11.50</w:t>
-            </w:r>
-          </w:p>
-        </w:tc>
-        <w:tc>
-          <w:tcPr>
-            <w:tcW w:type="dxa" w:w="1344"/>
-            <w:vAlign w:val="center"/>
-            <w:tcBorders>
-              <w:top w:val="single" w:sz="4" w:color="A6A6A6"/>
-              <w:left w:val="single" w:sz="4" w:color="A6A6A6"/>
-              <w:bottom w:val="single" w:sz="4" w:color="A6A6A6"/>
-              <w:right w:val="single" w:sz="4" w:color="A6A6A6"/>
-            </w:tcBorders>
-          </w:tcPr>
-          <w:p>
-            <w:pPr>
-              <w:spacing w:before="0" w:after="0" w:line="276" w:lineRule="auto"/>
-              <w:ind w:firstLine="0"/>
-              <w:jc w:val="center"/>
-            </w:pPr>
-            <w:r/>
-            <w:r>
-              <w:rPr>
-                <w:rFonts w:ascii="Times New Roman" w:hAnsi="Times New Roman" w:eastAsia="楷体"/>
-                <w:b w:val="0"/>
-                <w:color w:val="000000"/>
-                <w:sz w:val="18"/>
-              </w:rPr>
-              <w:t>3.20%</w:t>
-            </w:r>
-          </w:p>
-        </w:tc>
-        <w:tc>
-          <w:tcPr>
-            <w:tcW w:type="dxa" w:w="1344"/>
-            <w:vAlign w:val="center"/>
-            <w:tcBorders>
-              <w:top w:val="single" w:sz="4" w:color="A6A6A6"/>
-              <w:left w:val="single" w:sz="4" w:color="A6A6A6"/>
-              <w:bottom w:val="single" w:sz="4" w:color="A6A6A6"/>
-              <w:right w:val="single" w:sz="4" w:color="A6A6A6"/>
-            </w:tcBorders>
-          </w:tcPr>
-          <w:p>
-            <w:pPr>
-              <w:spacing w:before="0" w:after="0" w:line="276" w:lineRule="auto"/>
-              <w:ind w:firstLine="0"/>
-              <w:jc w:val="center"/>
-            </w:pPr>
-            <w:r/>
-            <w:r>
-              <w:rPr>
-                <w:rFonts w:ascii="Times New Roman" w:hAnsi="Times New Roman" w:eastAsia="楷体"/>
-                <w:b w:val="0"/>
-                <w:color w:val="000000"/>
-                <w:sz w:val="18"/>
-              </w:rPr>
-              <w:t>7.3:54.8:37.9</w:t>
-            </w:r>
-          </w:p>
-        </w:tc>
-        <w:tc>
-          <w:tcPr>
-            <w:tcW w:type="dxa" w:w="1344"/>
-            <w:vAlign w:val="center"/>
-            <w:tcBorders>
-              <w:top w:val="single" w:sz="4" w:color="A6A6A6"/>
-              <w:left w:val="single" w:sz="4" w:color="A6A6A6"/>
-              <w:bottom w:val="single" w:sz="4" w:color="A6A6A6"/>
-              <w:right w:val="single" w:sz="4" w:color="A6A6A6"/>
-            </w:tcBorders>
-          </w:tcPr>
-          <w:p>
-            <w:pPr>
-              <w:spacing w:before="0" w:after="0" w:line="276" w:lineRule="auto"/>
-              <w:ind w:firstLine="0"/>
-              <w:jc w:val="center"/>
-            </w:pPr>
-            <w:r/>
-            <w:r>
-              <w:rPr>
-                <w:rFonts w:ascii="Times New Roman" w:hAnsi="Times New Roman" w:eastAsia="楷体"/>
-                <w:b w:val="0"/>
-                <w:color w:val="000000"/>
-                <w:sz w:val="18"/>
-              </w:rPr>
-              <w:t>105.18</w:t>
-            </w:r>
-          </w:p>
-        </w:tc>
-        <w:tc>
-          <w:tcPr>
-            <w:tcW w:type="dxa" w:w="1344"/>
-            <w:vAlign w:val="center"/>
-            <w:tcBorders>
-              <w:top w:val="single" w:sz="4" w:color="A6A6A6"/>
-              <w:left w:val="single" w:sz="4" w:color="A6A6A6"/>
-              <w:bottom w:val="single" w:sz="4" w:color="A6A6A6"/>
-              <w:right w:val="single" w:sz="4" w:color="A6A6A6"/>
-            </w:tcBorders>
-          </w:tcPr>
-          <w:p>
-            <w:pPr>
-              <w:spacing w:before="0" w:after="0" w:line="276" w:lineRule="auto"/>
-              <w:ind w:firstLine="0"/>
-              <w:jc w:val="center"/>
-            </w:pPr>
-            <w:r/>
-            <w:r>
-              <w:rPr>
-                <w:rFonts w:ascii="Times New Roman" w:hAnsi="Times New Roman" w:eastAsia="楷体"/>
-                <w:b w:val="0"/>
-                <w:color w:val="000000"/>
-                <w:sz w:val="18"/>
-              </w:rPr>
-              <w:t>122.20</w:t>
-            </w:r>
-          </w:p>
-        </w:tc>
-      </w:tr>
-      <w:tr>
-        <w:tc>
-          <w:tcPr>
-            <w:tcW w:type="dxa" w:w="1344"/>
-            <w:vAlign w:val="center"/>
-            <w:tcBorders>
-              <w:top w:val="single" w:sz="4" w:color="A6A6A6"/>
-              <w:left w:val="single" w:sz="4" w:color="A6A6A6"/>
-              <w:bottom w:val="single" w:sz="4" w:color="A6A6A6"/>
-              <w:right w:val="single" w:sz="4" w:color="A6A6A6"/>
-            </w:tcBorders>
-          </w:tcPr>
-          <w:p>
-            <w:pPr>
-              <w:spacing w:before="0" w:after="0" w:line="276" w:lineRule="auto"/>
-              <w:ind w:firstLine="0"/>
-              <w:jc w:val="left"/>
-            </w:pPr>
-            <w:r/>
-            <w:r>
-              <w:rPr>
-                <w:rFonts w:ascii="Times New Roman" w:hAnsi="Times New Roman" w:eastAsia="楷体"/>
-                <w:b w:val="0"/>
-                <w:color w:val="000000"/>
-                <w:sz w:val="18"/>
-              </w:rPr>
-              <w:t>广元市</w:t>
-            </w:r>
-          </w:p>
-        </w:tc>
-        <w:tc>
-          <w:tcPr>
-            <w:tcW w:type="dxa" w:w="1344"/>
-            <w:vAlign w:val="center"/>
-            <w:tcBorders>
-              <w:top w:val="single" w:sz="4" w:color="A6A6A6"/>
-              <w:left w:val="single" w:sz="4" w:color="A6A6A6"/>
-              <w:bottom w:val="single" w:sz="4" w:color="A6A6A6"/>
-              <w:right w:val="single" w:sz="4" w:color="A6A6A6"/>
-            </w:tcBorders>
-          </w:tcPr>
-          <w:p>
-            <w:pPr>
-              <w:spacing w:before="0" w:after="0" w:line="276" w:lineRule="auto"/>
-              <w:ind w:firstLine="0"/>
-              <w:jc w:val="center"/>
-            </w:pPr>
-            <w:r/>
-            <w:r>
-              <w:rPr>
-                <w:rFonts w:ascii="Times New Roman" w:hAnsi="Times New Roman" w:eastAsia="楷体"/>
-                <w:b w:val="0"/>
-                <w:color w:val="000000"/>
-                <w:sz w:val="18"/>
-              </w:rPr>
-              <w:t>1,348.78</w:t>
-            </w:r>
-          </w:p>
-        </w:tc>
-        <w:tc>
-          <w:tcPr>
-            <w:tcW w:type="dxa" w:w="1344"/>
-            <w:vAlign w:val="center"/>
-            <w:tcBorders>
-              <w:top w:val="single" w:sz="4" w:color="A6A6A6"/>
-              <w:left w:val="single" w:sz="4" w:color="A6A6A6"/>
-              <w:bottom w:val="single" w:sz="4" w:color="A6A6A6"/>
-              <w:right w:val="single" w:sz="4" w:color="A6A6A6"/>
-            </w:tcBorders>
-          </w:tcPr>
-          <w:p>
-            <w:pPr>
-              <w:spacing w:before="0" w:after="0" w:line="276" w:lineRule="auto"/>
-              <w:ind w:firstLine="0"/>
-              <w:jc w:val="center"/>
-            </w:pPr>
-            <w:r/>
-            <w:r>
-              <w:rPr>
-                <w:rFonts w:ascii="Times New Roman" w:hAnsi="Times New Roman" w:eastAsia="楷体"/>
-                <w:b w:val="0"/>
-                <w:color w:val="000000"/>
-                <w:sz w:val="18"/>
-              </w:rPr>
-              <w:t>—</w:t>
-            </w:r>
-          </w:p>
-        </w:tc>
-        <w:tc>
-          <w:tcPr>
-            <w:tcW w:type="dxa" w:w="1344"/>
-            <w:vAlign w:val="center"/>
-            <w:tcBorders>
-              <w:top w:val="single" w:sz="4" w:color="A6A6A6"/>
-              <w:left w:val="single" w:sz="4" w:color="A6A6A6"/>
-              <w:bottom w:val="single" w:sz="4" w:color="A6A6A6"/>
-              <w:right w:val="single" w:sz="4" w:color="A6A6A6"/>
-            </w:tcBorders>
-          </w:tcPr>
-          <w:p>
-            <w:pPr>
-              <w:spacing w:before="0" w:after="0" w:line="276" w:lineRule="auto"/>
-              <w:ind w:firstLine="0"/>
-              <w:jc w:val="center"/>
-            </w:pPr>
-            <w:r/>
-            <w:r>
-              <w:rPr>
-                <w:rFonts w:ascii="Times New Roman" w:hAnsi="Times New Roman" w:eastAsia="楷体"/>
-                <w:b w:val="0"/>
-                <w:color w:val="000000"/>
-                <w:sz w:val="18"/>
-              </w:rPr>
-              <w:t>6.40%</w:t>
-            </w:r>
-          </w:p>
-        </w:tc>
-        <w:tc>
-          <w:tcPr>
-            <w:tcW w:type="dxa" w:w="1344"/>
-            <w:vAlign w:val="center"/>
-            <w:tcBorders>
-              <w:top w:val="single" w:sz="4" w:color="A6A6A6"/>
-              <w:left w:val="single" w:sz="4" w:color="A6A6A6"/>
-              <w:bottom w:val="single" w:sz="4" w:color="A6A6A6"/>
-              <w:right w:val="single" w:sz="4" w:color="A6A6A6"/>
-            </w:tcBorders>
-          </w:tcPr>
-          <w:p>
-            <w:pPr>
-              <w:spacing w:before="0" w:after="0" w:line="276" w:lineRule="auto"/>
-              <w:ind w:firstLine="0"/>
-              <w:jc w:val="center"/>
-            </w:pPr>
-            <w:r/>
-            <w:r>
-              <w:rPr>
-                <w:rFonts w:ascii="Times New Roman" w:hAnsi="Times New Roman" w:eastAsia="楷体"/>
-                <w:b w:val="0"/>
-                <w:color w:val="000000"/>
-                <w:sz w:val="18"/>
-              </w:rPr>
-              <w:t>16.3:32.3:51.4</w:t>
-            </w:r>
-          </w:p>
-        </w:tc>
-        <w:tc>
-          <w:tcPr>
-            <w:tcW w:type="dxa" w:w="1344"/>
-            <w:vAlign w:val="center"/>
-            <w:tcBorders>
-              <w:top w:val="single" w:sz="4" w:color="A6A6A6"/>
-              <w:left w:val="single" w:sz="4" w:color="A6A6A6"/>
-              <w:bottom w:val="single" w:sz="4" w:color="A6A6A6"/>
-              <w:right w:val="single" w:sz="4" w:color="A6A6A6"/>
-            </w:tcBorders>
-          </w:tcPr>
-          <w:p>
-            <w:pPr>
-              <w:spacing w:before="0" w:after="0" w:line="276" w:lineRule="auto"/>
-              <w:ind w:firstLine="0"/>
-              <w:jc w:val="center"/>
-            </w:pPr>
-            <w:r/>
-            <w:r>
-              <w:rPr>
-                <w:rFonts w:ascii="Times New Roman" w:hAnsi="Times New Roman" w:eastAsia="楷体"/>
-                <w:b w:val="0"/>
-                <w:color w:val="000000"/>
-                <w:sz w:val="18"/>
-              </w:rPr>
-              <w:t>77.50</w:t>
-            </w:r>
-          </w:p>
-        </w:tc>
-        <w:tc>
-          <w:tcPr>
-            <w:tcW w:type="dxa" w:w="1344"/>
-            <w:vAlign w:val="center"/>
-            <w:tcBorders>
-              <w:top w:val="single" w:sz="4" w:color="A6A6A6"/>
-              <w:left w:val="single" w:sz="4" w:color="A6A6A6"/>
-              <w:bottom w:val="single" w:sz="4" w:color="A6A6A6"/>
-              <w:right w:val="single" w:sz="4" w:color="A6A6A6"/>
-            </w:tcBorders>
-          </w:tcPr>
-          <w:p>
-            <w:pPr>
-              <w:spacing w:before="0" w:after="0" w:line="276" w:lineRule="auto"/>
-              <w:ind w:firstLine="0"/>
-              <w:jc w:val="center"/>
-            </w:pPr>
-            <w:r/>
-            <w:r>
-              <w:rPr>
-                <w:rFonts w:ascii="Times New Roman" w:hAnsi="Times New Roman" w:eastAsia="楷体"/>
-                <w:b w:val="0"/>
-                <w:color w:val="000000"/>
-                <w:sz w:val="18"/>
-              </w:rPr>
-              <w:t>—</w:t>
-            </w:r>
-          </w:p>
-        </w:tc>
-      </w:tr>
-      <w:tr>
-        <w:tc>
-          <w:tcPr>
-            <w:tcW w:type="dxa" w:w="1344"/>
-            <w:vAlign w:val="center"/>
-            <w:tcBorders>
-              <w:top w:val="single" w:sz="4" w:color="A6A6A6"/>
-              <w:left w:val="single" w:sz="4" w:color="A6A6A6"/>
-              <w:bottom w:val="single" w:sz="4" w:color="A6A6A6"/>
-              <w:right w:val="single" w:sz="4" w:color="A6A6A6"/>
-            </w:tcBorders>
-          </w:tcPr>
-          <w:p>
-            <w:pPr>
-              <w:spacing w:before="0" w:after="0" w:line="276" w:lineRule="auto"/>
-              <w:ind w:firstLine="0"/>
-              <w:jc w:val="left"/>
-            </w:pPr>
-            <w:r/>
-            <w:r>
-              <w:rPr>
-                <w:rFonts w:ascii="Times New Roman" w:hAnsi="Times New Roman" w:eastAsia="楷体"/>
-                <w:b w:val="0"/>
-                <w:color w:val="000000"/>
-                <w:sz w:val="18"/>
-              </w:rPr>
-              <w:t>资阳市</w:t>
-            </w:r>
-          </w:p>
-        </w:tc>
-        <w:tc>
-          <w:tcPr>
-            <w:tcW w:type="dxa" w:w="1344"/>
-            <w:vAlign w:val="center"/>
-            <w:tcBorders>
-              <w:top w:val="single" w:sz="4" w:color="A6A6A6"/>
-              <w:left w:val="single" w:sz="4" w:color="A6A6A6"/>
-              <w:bottom w:val="single" w:sz="4" w:color="A6A6A6"/>
-              <w:right w:val="single" w:sz="4" w:color="A6A6A6"/>
-            </w:tcBorders>
-          </w:tcPr>
-          <w:p>
-            <w:pPr>
-              <w:spacing w:before="0" w:after="0" w:line="276" w:lineRule="auto"/>
-              <w:ind w:firstLine="0"/>
-              <w:jc w:val="center"/>
-            </w:pPr>
-            <w:r/>
-            <w:r>
-              <w:rPr>
-                <w:rFonts w:ascii="Times New Roman" w:hAnsi="Times New Roman" w:eastAsia="楷体"/>
-                <w:b w:val="0"/>
-                <w:color w:val="000000"/>
-                <w:sz w:val="18"/>
-              </w:rPr>
-              <w:t>1,150.81</w:t>
-            </w:r>
-          </w:p>
-        </w:tc>
-        <w:tc>
-          <w:tcPr>
-            <w:tcW w:type="dxa" w:w="1344"/>
-            <w:vAlign w:val="center"/>
-            <w:tcBorders>
-              <w:top w:val="single" w:sz="4" w:color="A6A6A6"/>
-              <w:left w:val="single" w:sz="4" w:color="A6A6A6"/>
-              <w:bottom w:val="single" w:sz="4" w:color="A6A6A6"/>
-              <w:right w:val="single" w:sz="4" w:color="A6A6A6"/>
-            </w:tcBorders>
-          </w:tcPr>
-          <w:p>
-            <w:pPr>
-              <w:spacing w:before="0" w:after="0" w:line="276" w:lineRule="auto"/>
-              <w:ind w:firstLine="0"/>
-              <w:jc w:val="center"/>
-            </w:pPr>
-            <w:r/>
-            <w:r>
-              <w:rPr>
-                <w:rFonts w:ascii="Times New Roman" w:hAnsi="Times New Roman" w:eastAsia="楷体"/>
-                <w:b w:val="0"/>
-                <w:color w:val="000000"/>
-                <w:sz w:val="18"/>
-              </w:rPr>
-              <w:t>5.24</w:t>
-            </w:r>
-          </w:p>
-        </w:tc>
-        <w:tc>
-          <w:tcPr>
-            <w:tcW w:type="dxa" w:w="1344"/>
-            <w:vAlign w:val="center"/>
-            <w:tcBorders>
-              <w:top w:val="single" w:sz="4" w:color="A6A6A6"/>
-              <w:left w:val="single" w:sz="4" w:color="A6A6A6"/>
-              <w:bottom w:val="single" w:sz="4" w:color="A6A6A6"/>
-              <w:right w:val="single" w:sz="4" w:color="A6A6A6"/>
-            </w:tcBorders>
-          </w:tcPr>
-          <w:p>
-            <w:pPr>
-              <w:spacing w:before="0" w:after="0" w:line="276" w:lineRule="auto"/>
-              <w:ind w:firstLine="0"/>
-              <w:jc w:val="center"/>
-            </w:pPr>
-            <w:r/>
-            <w:r>
-              <w:rPr>
-                <w:rFonts w:ascii="Times New Roman" w:hAnsi="Times New Roman" w:eastAsia="楷体"/>
-                <w:b w:val="0"/>
-                <w:color w:val="000000"/>
-                <w:sz w:val="18"/>
-              </w:rPr>
-              <w:t>5.80%</w:t>
-            </w:r>
-          </w:p>
-        </w:tc>
-        <w:tc>
-          <w:tcPr>
-            <w:tcW w:type="dxa" w:w="1344"/>
-            <w:vAlign w:val="center"/>
-            <w:tcBorders>
-              <w:top w:val="single" w:sz="4" w:color="A6A6A6"/>
-              <w:left w:val="single" w:sz="4" w:color="A6A6A6"/>
-              <w:bottom w:val="single" w:sz="4" w:color="A6A6A6"/>
-              <w:right w:val="single" w:sz="4" w:color="A6A6A6"/>
-            </w:tcBorders>
-          </w:tcPr>
-          <w:p>
-            <w:pPr>
-              <w:spacing w:before="0" w:after="0" w:line="276" w:lineRule="auto"/>
-              <w:ind w:firstLine="0"/>
-              <w:jc w:val="center"/>
-            </w:pPr>
-            <w:r/>
-            <w:r>
-              <w:rPr>
-                <w:rFonts w:ascii="Times New Roman" w:hAnsi="Times New Roman" w:eastAsia="楷体"/>
-                <w:b w:val="0"/>
-                <w:color w:val="000000"/>
-                <w:sz w:val="18"/>
-              </w:rPr>
-              <w:t>18.8:28.3:52.9</w:t>
-            </w:r>
-          </w:p>
-        </w:tc>
-        <w:tc>
-          <w:tcPr>
-            <w:tcW w:type="dxa" w:w="1344"/>
-            <w:vAlign w:val="center"/>
-            <w:tcBorders>
-              <w:top w:val="single" w:sz="4" w:color="A6A6A6"/>
-              <w:left w:val="single" w:sz="4" w:color="A6A6A6"/>
-              <w:bottom w:val="single" w:sz="4" w:color="A6A6A6"/>
-              <w:right w:val="single" w:sz="4" w:color="A6A6A6"/>
-            </w:tcBorders>
-          </w:tcPr>
-          <w:p>
-            <w:pPr>
-              <w:spacing w:before="0" w:after="0" w:line="276" w:lineRule="auto"/>
-              <w:ind w:firstLine="0"/>
-              <w:jc w:val="center"/>
-            </w:pPr>
-            <w:r/>
-            <w:r>
-              <w:rPr>
-                <w:rFonts w:ascii="Times New Roman" w:hAnsi="Times New Roman" w:eastAsia="楷体"/>
-                <w:b w:val="0"/>
-                <w:color w:val="000000"/>
-                <w:sz w:val="18"/>
-              </w:rPr>
-              <w:t>73.65</w:t>
-            </w:r>
-          </w:p>
-        </w:tc>
-        <w:tc>
-          <w:tcPr>
-            <w:tcW w:type="dxa" w:w="1344"/>
-            <w:vAlign w:val="center"/>
-            <w:tcBorders>
-              <w:top w:val="single" w:sz="4" w:color="A6A6A6"/>
-              <w:left w:val="single" w:sz="4" w:color="A6A6A6"/>
-              <w:bottom w:val="single" w:sz="4" w:color="A6A6A6"/>
-              <w:right w:val="single" w:sz="4" w:color="A6A6A6"/>
-            </w:tcBorders>
-          </w:tcPr>
-          <w:p>
-            <w:pPr>
-              <w:spacing w:before="0" w:after="0" w:line="276" w:lineRule="auto"/>
-              <w:ind w:firstLine="0"/>
-              <w:jc w:val="center"/>
-            </w:pPr>
-            <w:r/>
-            <w:r>
-              <w:rPr>
-                <w:rFonts w:ascii="Times New Roman" w:hAnsi="Times New Roman" w:eastAsia="楷体"/>
-                <w:b w:val="0"/>
-                <w:color w:val="000000"/>
-                <w:sz w:val="18"/>
-              </w:rPr>
-              <w:t>219.50</w:t>
-            </w:r>
-          </w:p>
-        </w:tc>
-      </w:tr>
-      <w:tr>
-        <w:tc>
-          <w:tcPr>
-            <w:tcW w:type="dxa" w:w="1344"/>
-            <w:vAlign w:val="center"/>
-            <w:tcBorders>
-              <w:top w:val="single" w:sz="4" w:color="A6A6A6"/>
-              <w:left w:val="single" w:sz="4" w:color="A6A6A6"/>
-              <w:bottom w:val="single" w:sz="4" w:color="A6A6A6"/>
-              <w:right w:val="single" w:sz="4" w:color="A6A6A6"/>
-            </w:tcBorders>
-          </w:tcPr>
-          <w:p>
-            <w:pPr>
-              <w:spacing w:before="0" w:after="0" w:line="276" w:lineRule="auto"/>
-              <w:ind w:firstLine="0"/>
-              <w:jc w:val="left"/>
-            </w:pPr>
-            <w:r/>
-            <w:r>
-              <w:rPr>
-                <w:rFonts w:ascii="Times New Roman" w:hAnsi="Times New Roman" w:eastAsia="楷体"/>
-                <w:b w:val="0"/>
-                <w:color w:val="000000"/>
-                <w:sz w:val="18"/>
-              </w:rPr>
-              <w:t>雅安市</w:t>
-            </w:r>
-          </w:p>
-        </w:tc>
-        <w:tc>
-          <w:tcPr>
-            <w:tcW w:type="dxa" w:w="1344"/>
-            <w:vAlign w:val="center"/>
-            <w:tcBorders>
-              <w:top w:val="single" w:sz="4" w:color="A6A6A6"/>
-              <w:left w:val="single" w:sz="4" w:color="A6A6A6"/>
-              <w:bottom w:val="single" w:sz="4" w:color="A6A6A6"/>
-              <w:right w:val="single" w:sz="4" w:color="A6A6A6"/>
-            </w:tcBorders>
-          </w:tcPr>
-          <w:p>
-            <w:pPr>
-              <w:spacing w:before="0" w:after="0" w:line="276" w:lineRule="auto"/>
-              <w:ind w:firstLine="0"/>
-              <w:jc w:val="center"/>
-            </w:pPr>
-            <w:r/>
-            <w:r>
-              <w:rPr>
-                <w:rFonts w:ascii="Times New Roman" w:hAnsi="Times New Roman" w:eastAsia="楷体"/>
-                <w:b w:val="0"/>
-                <w:color w:val="000000"/>
-                <w:sz w:val="18"/>
-              </w:rPr>
-              <w:t>1,131.60</w:t>
-            </w:r>
-          </w:p>
-        </w:tc>
-        <w:tc>
-          <w:tcPr>
-            <w:tcW w:type="dxa" w:w="1344"/>
-            <w:vAlign w:val="center"/>
-            <w:tcBorders>
-              <w:top w:val="single" w:sz="4" w:color="A6A6A6"/>
-              <w:left w:val="single" w:sz="4" w:color="A6A6A6"/>
-              <w:bottom w:val="single" w:sz="4" w:color="A6A6A6"/>
-              <w:right w:val="single" w:sz="4" w:color="A6A6A6"/>
-            </w:tcBorders>
-          </w:tcPr>
-          <w:p>
-            <w:pPr>
-              <w:spacing w:before="0" w:after="0" w:line="276" w:lineRule="auto"/>
-              <w:ind w:firstLine="0"/>
-              <w:jc w:val="center"/>
-            </w:pPr>
-            <w:r/>
-            <w:r>
-              <w:rPr>
-                <w:rFonts w:ascii="Times New Roman" w:hAnsi="Times New Roman" w:eastAsia="楷体"/>
-                <w:b w:val="0"/>
-                <w:color w:val="000000"/>
-                <w:sz w:val="18"/>
-              </w:rPr>
-              <w:t>7.95</w:t>
-            </w:r>
-          </w:p>
-        </w:tc>
-        <w:tc>
-          <w:tcPr>
-            <w:tcW w:type="dxa" w:w="1344"/>
-            <w:vAlign w:val="center"/>
-            <w:tcBorders>
-              <w:top w:val="single" w:sz="4" w:color="A6A6A6"/>
-              <w:left w:val="single" w:sz="4" w:color="A6A6A6"/>
-              <w:bottom w:val="single" w:sz="4" w:color="A6A6A6"/>
-              <w:right w:val="single" w:sz="4" w:color="A6A6A6"/>
-            </w:tcBorders>
-          </w:tcPr>
-          <w:p>
-            <w:pPr>
-              <w:spacing w:before="0" w:after="0" w:line="276" w:lineRule="auto"/>
-              <w:ind w:firstLine="0"/>
-              <w:jc w:val="center"/>
-            </w:pPr>
-            <w:r/>
-            <w:r>
-              <w:rPr>
-                <w:rFonts w:ascii="Times New Roman" w:hAnsi="Times New Roman" w:eastAsia="楷体"/>
-                <w:b w:val="0"/>
-                <w:color w:val="000000"/>
-                <w:sz w:val="18"/>
-              </w:rPr>
-              <w:t>5.70%</w:t>
-            </w:r>
-          </w:p>
-        </w:tc>
-        <w:tc>
-          <w:tcPr>
-            <w:tcW w:type="dxa" w:w="1344"/>
-            <w:vAlign w:val="center"/>
-            <w:tcBorders>
-              <w:top w:val="single" w:sz="4" w:color="A6A6A6"/>
-              <w:left w:val="single" w:sz="4" w:color="A6A6A6"/>
-              <w:bottom w:val="single" w:sz="4" w:color="A6A6A6"/>
-              <w:right w:val="single" w:sz="4" w:color="A6A6A6"/>
-            </w:tcBorders>
-          </w:tcPr>
-          <w:p>
-            <w:pPr>
-              <w:spacing w:before="0" w:after="0" w:line="276" w:lineRule="auto"/>
-              <w:ind w:firstLine="0"/>
-              <w:jc w:val="center"/>
-            </w:pPr>
-            <w:r/>
-            <w:r>
-              <w:rPr>
-                <w:rFonts w:ascii="Times New Roman" w:hAnsi="Times New Roman" w:eastAsia="楷体"/>
-                <w:b w:val="0"/>
-                <w:color w:val="000000"/>
-                <w:sz w:val="18"/>
-              </w:rPr>
-              <w:t>14.2:31.1:54.7</w:t>
-            </w:r>
-          </w:p>
-        </w:tc>
-        <w:tc>
-          <w:tcPr>
-            <w:tcW w:type="dxa" w:w="1344"/>
-            <w:vAlign w:val="center"/>
-            <w:tcBorders>
-              <w:top w:val="single" w:sz="4" w:color="A6A6A6"/>
-              <w:left w:val="single" w:sz="4" w:color="A6A6A6"/>
-              <w:bottom w:val="single" w:sz="4" w:color="A6A6A6"/>
-              <w:right w:val="single" w:sz="4" w:color="A6A6A6"/>
-            </w:tcBorders>
-          </w:tcPr>
-          <w:p>
-            <w:pPr>
-              <w:spacing w:before="0" w:after="0" w:line="276" w:lineRule="auto"/>
-              <w:ind w:firstLine="0"/>
-              <w:jc w:val="center"/>
-            </w:pPr>
-            <w:r/>
-            <w:r>
-              <w:rPr>
-                <w:rFonts w:ascii="Times New Roman" w:hAnsi="Times New Roman" w:eastAsia="楷体"/>
-                <w:b w:val="0"/>
-                <w:color w:val="000000"/>
-                <w:sz w:val="18"/>
-              </w:rPr>
-              <w:t>87.86</w:t>
-            </w:r>
-          </w:p>
-        </w:tc>
-        <w:tc>
-          <w:tcPr>
-            <w:tcW w:type="dxa" w:w="1344"/>
-            <w:vAlign w:val="center"/>
-            <w:tcBorders>
-              <w:top w:val="single" w:sz="4" w:color="A6A6A6"/>
-              <w:left w:val="single" w:sz="4" w:color="A6A6A6"/>
-              <w:bottom w:val="single" w:sz="4" w:color="A6A6A6"/>
-              <w:right w:val="single" w:sz="4" w:color="A6A6A6"/>
-            </w:tcBorders>
-          </w:tcPr>
-          <w:p>
-            <w:pPr>
-              <w:spacing w:before="0" w:after="0" w:line="276" w:lineRule="auto"/>
-              <w:ind w:firstLine="0"/>
-              <w:jc w:val="center"/>
-            </w:pPr>
-            <w:r/>
-            <w:r>
-              <w:rPr>
-                <w:rFonts w:ascii="Times New Roman" w:hAnsi="Times New Roman" w:eastAsia="楷体"/>
-                <w:b w:val="0"/>
-                <w:color w:val="000000"/>
-                <w:sz w:val="18"/>
-              </w:rPr>
-              <w:t>—</w:t>
-            </w:r>
-          </w:p>
-        </w:tc>
-      </w:tr>
-      <w:tr>
-        <w:tc>
-          <w:tcPr>
-            <w:tcW w:type="dxa" w:w="1344"/>
-            <w:vAlign w:val="center"/>
-            <w:tcBorders>
-              <w:top w:val="single" w:sz="4" w:color="A6A6A6"/>
-              <w:left w:val="single" w:sz="4" w:color="A6A6A6"/>
-              <w:bottom w:val="single" w:sz="4" w:color="A6A6A6"/>
-              <w:right w:val="single" w:sz="4" w:color="A6A6A6"/>
-            </w:tcBorders>
-          </w:tcPr>
-          <w:p>
-            <w:pPr>
-              <w:spacing w:before="0" w:after="0" w:line="276" w:lineRule="auto"/>
-              <w:ind w:firstLine="0"/>
-              <w:jc w:val="left"/>
-            </w:pPr>
-            <w:r/>
-            <w:r>
-              <w:rPr>
-                <w:rFonts w:ascii="Times New Roman" w:hAnsi="Times New Roman" w:eastAsia="楷体"/>
-                <w:b w:val="0"/>
-                <w:color w:val="000000"/>
-                <w:sz w:val="18"/>
-              </w:rPr>
-              <w:t>巴中市</w:t>
-            </w:r>
-          </w:p>
-        </w:tc>
-        <w:tc>
-          <w:tcPr>
-            <w:tcW w:type="dxa" w:w="1344"/>
-            <w:vAlign w:val="center"/>
-            <w:tcBorders>
-              <w:top w:val="single" w:sz="4" w:color="A6A6A6"/>
-              <w:left w:val="single" w:sz="4" w:color="A6A6A6"/>
-              <w:bottom w:val="single" w:sz="4" w:color="A6A6A6"/>
-              <w:right w:val="single" w:sz="4" w:color="A6A6A6"/>
-            </w:tcBorders>
-          </w:tcPr>
-          <w:p>
-            <w:pPr>
-              <w:spacing w:before="0" w:after="0" w:line="276" w:lineRule="auto"/>
-              <w:ind w:firstLine="0"/>
-              <w:jc w:val="center"/>
-            </w:pPr>
-            <w:r/>
-            <w:r>
-              <w:rPr>
-                <w:rFonts w:ascii="Times New Roman" w:hAnsi="Times New Roman" w:eastAsia="楷体"/>
-                <w:b w:val="0"/>
-                <w:color w:val="000000"/>
-                <w:sz w:val="18"/>
-              </w:rPr>
-              <w:t>916.64</w:t>
-            </w:r>
-          </w:p>
-        </w:tc>
-        <w:tc>
-          <w:tcPr>
-            <w:tcW w:type="dxa" w:w="1344"/>
-            <w:vAlign w:val="center"/>
-            <w:tcBorders>
-              <w:top w:val="single" w:sz="4" w:color="A6A6A6"/>
-              <w:left w:val="single" w:sz="4" w:color="A6A6A6"/>
-              <w:bottom w:val="single" w:sz="4" w:color="A6A6A6"/>
-              <w:right w:val="single" w:sz="4" w:color="A6A6A6"/>
-            </w:tcBorders>
-          </w:tcPr>
-          <w:p>
-            <w:pPr>
-              <w:spacing w:before="0" w:after="0" w:line="276" w:lineRule="auto"/>
-              <w:ind w:firstLine="0"/>
-              <w:jc w:val="center"/>
-            </w:pPr>
-            <w:r/>
-            <w:r>
-              <w:rPr>
-                <w:rFonts w:ascii="Times New Roman" w:hAnsi="Times New Roman" w:eastAsia="楷体"/>
-                <w:b w:val="0"/>
-                <w:color w:val="000000"/>
-                <w:sz w:val="18"/>
-              </w:rPr>
-              <w:t>3.53</w:t>
-            </w:r>
-          </w:p>
-        </w:tc>
-        <w:tc>
-          <w:tcPr>
-            <w:tcW w:type="dxa" w:w="1344"/>
-            <w:vAlign w:val="center"/>
-            <w:tcBorders>
-              <w:top w:val="single" w:sz="4" w:color="A6A6A6"/>
-              <w:left w:val="single" w:sz="4" w:color="A6A6A6"/>
-              <w:bottom w:val="single" w:sz="4" w:color="A6A6A6"/>
-              <w:right w:val="single" w:sz="4" w:color="A6A6A6"/>
-            </w:tcBorders>
-          </w:tcPr>
-          <w:p>
-            <w:pPr>
-              <w:spacing w:before="0" w:after="0" w:line="276" w:lineRule="auto"/>
-              <w:ind w:firstLine="0"/>
-              <w:jc w:val="center"/>
-            </w:pPr>
-            <w:r/>
-            <w:r>
-              <w:rPr>
-                <w:rFonts w:ascii="Times New Roman" w:hAnsi="Times New Roman" w:eastAsia="楷体"/>
-                <w:b w:val="0"/>
-                <w:color w:val="000000"/>
-                <w:sz w:val="18"/>
-              </w:rPr>
-              <w:t>6.00%</w:t>
-            </w:r>
-          </w:p>
-        </w:tc>
-        <w:tc>
-          <w:tcPr>
-            <w:tcW w:type="dxa" w:w="1344"/>
-            <w:vAlign w:val="center"/>
-            <w:tcBorders>
-              <w:top w:val="single" w:sz="4" w:color="A6A6A6"/>
-              <w:left w:val="single" w:sz="4" w:color="A6A6A6"/>
-              <w:bottom w:val="single" w:sz="4" w:color="A6A6A6"/>
-              <w:right w:val="single" w:sz="4" w:color="A6A6A6"/>
-            </w:tcBorders>
-          </w:tcPr>
-          <w:p>
-            <w:pPr>
-              <w:spacing w:before="0" w:after="0" w:line="276" w:lineRule="auto"/>
-              <w:ind w:firstLine="0"/>
-              <w:jc w:val="center"/>
-            </w:pPr>
-            <w:r/>
-            <w:r>
-              <w:rPr>
-                <w:rFonts w:ascii="Times New Roman" w:hAnsi="Times New Roman" w:eastAsia="楷体"/>
-                <w:b w:val="0"/>
-                <w:color w:val="000000"/>
-                <w:sz w:val="18"/>
-              </w:rPr>
-              <w:t>21.6:19.1:59.3</w:t>
-            </w:r>
-          </w:p>
-        </w:tc>
-        <w:tc>
-          <w:tcPr>
-            <w:tcW w:type="dxa" w:w="1344"/>
-            <w:vAlign w:val="center"/>
-            <w:tcBorders>
-              <w:top w:val="single" w:sz="4" w:color="A6A6A6"/>
-              <w:left w:val="single" w:sz="4" w:color="A6A6A6"/>
-              <w:bottom w:val="single" w:sz="4" w:color="A6A6A6"/>
-              <w:right w:val="single" w:sz="4" w:color="A6A6A6"/>
-            </w:tcBorders>
-          </w:tcPr>
-          <w:p>
-            <w:pPr>
-              <w:spacing w:before="0" w:after="0" w:line="276" w:lineRule="auto"/>
-              <w:ind w:firstLine="0"/>
-              <w:jc w:val="center"/>
-            </w:pPr>
-            <w:r/>
-            <w:r>
-              <w:rPr>
-                <w:rFonts w:ascii="Times New Roman" w:hAnsi="Times New Roman" w:eastAsia="楷体"/>
-                <w:b w:val="0"/>
-                <w:color w:val="000000"/>
-                <w:sz w:val="18"/>
-              </w:rPr>
-              <w:t>75.41</w:t>
-            </w:r>
-          </w:p>
-        </w:tc>
-        <w:tc>
-          <w:tcPr>
-            <w:tcW w:type="dxa" w:w="1344"/>
-            <w:vAlign w:val="center"/>
-            <w:tcBorders>
-              <w:top w:val="single" w:sz="4" w:color="A6A6A6"/>
-              <w:left w:val="single" w:sz="4" w:color="A6A6A6"/>
-              <w:bottom w:val="single" w:sz="4" w:color="A6A6A6"/>
-              <w:right w:val="single" w:sz="4" w:color="A6A6A6"/>
-            </w:tcBorders>
-          </w:tcPr>
-          <w:p>
-            <w:pPr>
-              <w:spacing w:before="0" w:after="0" w:line="276" w:lineRule="auto"/>
-              <w:ind w:firstLine="0"/>
-              <w:jc w:val="center"/>
-            </w:pPr>
-            <w:r/>
-            <w:r>
-              <w:rPr>
-                <w:rFonts w:ascii="Times New Roman" w:hAnsi="Times New Roman" w:eastAsia="楷体"/>
-                <w:b w:val="0"/>
-                <w:color w:val="000000"/>
-                <w:sz w:val="18"/>
-              </w:rPr>
-              <w:t>257.80</w:t>
-            </w:r>
-          </w:p>
-        </w:tc>
-      </w:tr>
-      <w:tr>
-        <w:tc>
-          <w:tcPr>
-            <w:tcW w:type="dxa" w:w="1344"/>
-            <w:vAlign w:val="center"/>
-            <w:tcBorders>
-              <w:top w:val="single" w:sz="4" w:color="A6A6A6"/>
-              <w:left w:val="single" w:sz="4" w:color="A6A6A6"/>
-              <w:bottom w:val="single" w:sz="4" w:color="A6A6A6"/>
-              <w:right w:val="single" w:sz="4" w:color="A6A6A6"/>
-            </w:tcBorders>
-          </w:tcPr>
-          <w:p>
-            <w:pPr>
-              <w:spacing w:before="0" w:after="0" w:line="276" w:lineRule="auto"/>
-              <w:ind w:firstLine="0"/>
-              <w:jc w:val="left"/>
-            </w:pPr>
-            <w:r/>
-            <w:r>
-              <w:rPr>
-                <w:rFonts w:ascii="Times New Roman" w:hAnsi="Times New Roman" w:eastAsia="楷体"/>
-                <w:b w:val="0"/>
-                <w:color w:val="000000"/>
-                <w:sz w:val="18"/>
-              </w:rPr>
-              <w:t>甘孜藏族自治州</w:t>
-            </w:r>
-          </w:p>
-        </w:tc>
-        <w:tc>
-          <w:tcPr>
-            <w:tcW w:type="dxa" w:w="1344"/>
-            <w:vAlign w:val="center"/>
-            <w:tcBorders>
-              <w:top w:val="single" w:sz="4" w:color="A6A6A6"/>
-              <w:left w:val="single" w:sz="4" w:color="A6A6A6"/>
-              <w:bottom w:val="single" w:sz="4" w:color="A6A6A6"/>
-              <w:right w:val="single" w:sz="4" w:color="A6A6A6"/>
-            </w:tcBorders>
-          </w:tcPr>
-          <w:p>
-            <w:pPr>
-              <w:spacing w:before="0" w:after="0" w:line="276" w:lineRule="auto"/>
-              <w:ind w:firstLine="0"/>
-              <w:jc w:val="center"/>
-            </w:pPr>
-            <w:r/>
-            <w:r>
-              <w:rPr>
-                <w:rFonts w:ascii="Times New Roman" w:hAnsi="Times New Roman" w:eastAsia="楷体"/>
-                <w:b w:val="0"/>
-                <w:color w:val="000000"/>
-                <w:sz w:val="18"/>
-              </w:rPr>
-              <w:t>613.11</w:t>
-            </w:r>
-          </w:p>
-        </w:tc>
-        <w:tc>
-          <w:tcPr>
-            <w:tcW w:type="dxa" w:w="1344"/>
-            <w:vAlign w:val="center"/>
-            <w:tcBorders>
-              <w:top w:val="single" w:sz="4" w:color="A6A6A6"/>
-              <w:left w:val="single" w:sz="4" w:color="A6A6A6"/>
-              <w:bottom w:val="single" w:sz="4" w:color="A6A6A6"/>
-              <w:right w:val="single" w:sz="4" w:color="A6A6A6"/>
-            </w:tcBorders>
-          </w:tcPr>
-          <w:p>
-            <w:pPr>
-              <w:spacing w:before="0" w:after="0" w:line="276" w:lineRule="auto"/>
-              <w:ind w:firstLine="0"/>
-              <w:jc w:val="center"/>
-            </w:pPr>
-            <w:r/>
-            <w:r>
-              <w:rPr>
-                <w:rFonts w:ascii="Times New Roman" w:hAnsi="Times New Roman" w:eastAsia="楷体"/>
-                <w:b w:val="0"/>
-                <w:color w:val="000000"/>
-                <w:sz w:val="18"/>
-              </w:rPr>
-              <w:t>5.50</w:t>
-            </w:r>
-          </w:p>
-        </w:tc>
-        <w:tc>
-          <w:tcPr>
-            <w:tcW w:type="dxa" w:w="1344"/>
-            <w:vAlign w:val="center"/>
-            <w:tcBorders>
-              <w:top w:val="single" w:sz="4" w:color="A6A6A6"/>
-              <w:left w:val="single" w:sz="4" w:color="A6A6A6"/>
-              <w:bottom w:val="single" w:sz="4" w:color="A6A6A6"/>
-              <w:right w:val="single" w:sz="4" w:color="A6A6A6"/>
-            </w:tcBorders>
-          </w:tcPr>
-          <w:p>
-            <w:pPr>
-              <w:spacing w:before="0" w:after="0" w:line="276" w:lineRule="auto"/>
-              <w:ind w:firstLine="0"/>
-              <w:jc w:val="center"/>
-            </w:pPr>
-            <w:r/>
-            <w:r>
-              <w:rPr>
-                <w:rFonts w:ascii="Times New Roman" w:hAnsi="Times New Roman" w:eastAsia="楷体"/>
-                <w:b w:val="0"/>
-                <w:color w:val="000000"/>
-                <w:sz w:val="18"/>
-              </w:rPr>
-              <w:t>5.50%</w:t>
-            </w:r>
-          </w:p>
-        </w:tc>
-        <w:tc>
-          <w:tcPr>
-            <w:tcW w:type="dxa" w:w="1344"/>
-            <w:vAlign w:val="center"/>
-            <w:tcBorders>
-              <w:top w:val="single" w:sz="4" w:color="A6A6A6"/>
-              <w:left w:val="single" w:sz="4" w:color="A6A6A6"/>
-              <w:bottom w:val="single" w:sz="4" w:color="A6A6A6"/>
-              <w:right w:val="single" w:sz="4" w:color="A6A6A6"/>
-            </w:tcBorders>
-          </w:tcPr>
-          <w:p>
-            <w:pPr>
-              <w:spacing w:before="0" w:after="0" w:line="276" w:lineRule="auto"/>
-              <w:ind w:firstLine="0"/>
-              <w:jc w:val="center"/>
-            </w:pPr>
-            <w:r/>
-            <w:r>
-              <w:rPr>
-                <w:rFonts w:ascii="Times New Roman" w:hAnsi="Times New Roman" w:eastAsia="楷体"/>
-                <w:b w:val="0"/>
-                <w:color w:val="000000"/>
-                <w:sz w:val="18"/>
-              </w:rPr>
-              <w:t>15.06:30.27:54.67</w:t>
-            </w:r>
-          </w:p>
-        </w:tc>
-        <w:tc>
-          <w:tcPr>
-            <w:tcW w:type="dxa" w:w="1344"/>
-            <w:vAlign w:val="center"/>
-            <w:tcBorders>
-              <w:top w:val="single" w:sz="4" w:color="A6A6A6"/>
-              <w:left w:val="single" w:sz="4" w:color="A6A6A6"/>
-              <w:bottom w:val="single" w:sz="4" w:color="A6A6A6"/>
-              <w:right w:val="single" w:sz="4" w:color="A6A6A6"/>
-            </w:tcBorders>
-          </w:tcPr>
-          <w:p>
-            <w:pPr>
-              <w:spacing w:before="0" w:after="0" w:line="276" w:lineRule="auto"/>
-              <w:ind w:firstLine="0"/>
-              <w:jc w:val="center"/>
-            </w:pPr>
-            <w:r/>
-            <w:r>
-              <w:rPr>
-                <w:rFonts w:ascii="Times New Roman" w:hAnsi="Times New Roman" w:eastAsia="楷体"/>
-                <w:b w:val="0"/>
-                <w:color w:val="000000"/>
-                <w:sz w:val="18"/>
-              </w:rPr>
-              <w:t>71.86</w:t>
-            </w:r>
-          </w:p>
-        </w:tc>
-        <w:tc>
-          <w:tcPr>
-            <w:tcW w:type="dxa" w:w="1344"/>
-            <w:vAlign w:val="center"/>
-            <w:tcBorders>
-              <w:top w:val="single" w:sz="4" w:color="A6A6A6"/>
-              <w:left w:val="single" w:sz="4" w:color="A6A6A6"/>
-              <w:bottom w:val="single" w:sz="4" w:color="A6A6A6"/>
-              <w:right w:val="single" w:sz="4" w:color="A6A6A6"/>
-            </w:tcBorders>
-          </w:tcPr>
-          <w:p>
-            <w:pPr>
-              <w:spacing w:before="0" w:after="0" w:line="276" w:lineRule="auto"/>
-              <w:ind w:firstLine="0"/>
-              <w:jc w:val="center"/>
-            </w:pPr>
-            <w:r/>
-            <w:r>
-              <w:rPr>
-                <w:rFonts w:ascii="Times New Roman" w:hAnsi="Times New Roman" w:eastAsia="楷体"/>
-                <w:b w:val="0"/>
-                <w:color w:val="000000"/>
-                <w:sz w:val="18"/>
-              </w:rPr>
-              <w:t>111.90</w:t>
-            </w:r>
-          </w:p>
-        </w:tc>
-      </w:tr>
-      <w:tr>
-        <w:tc>
-          <w:tcPr>
-            <w:tcW w:type="dxa" w:w="1344"/>
-            <w:vAlign w:val="center"/>
-            <w:tcBorders>
-              <w:top w:val="single" w:sz="4" w:color="A6A6A6"/>
-              <w:left w:val="single" w:sz="4" w:color="A6A6A6"/>
-              <w:bottom w:val="single" w:sz="4" w:color="A6A6A6"/>
-              <w:right w:val="single" w:sz="4" w:color="A6A6A6"/>
-            </w:tcBorders>
-          </w:tcPr>
-          <w:p>
-            <w:pPr>
-              <w:spacing w:before="0" w:after="0" w:line="276" w:lineRule="auto"/>
-              <w:ind w:firstLine="0"/>
-              <w:jc w:val="left"/>
-            </w:pPr>
-            <w:r/>
-            <w:r>
-              <w:rPr>
-                <w:rFonts w:ascii="Times New Roman" w:hAnsi="Times New Roman" w:eastAsia="楷体"/>
-                <w:b w:val="0"/>
-                <w:color w:val="000000"/>
-                <w:sz w:val="18"/>
-              </w:rPr>
-              <w:t>阿坝藏族羌族自治州</w:t>
-            </w:r>
-          </w:p>
-        </w:tc>
-        <w:tc>
-          <w:tcPr>
-            <w:tcW w:type="dxa" w:w="1344"/>
-            <w:vAlign w:val="center"/>
-            <w:tcBorders>
-              <w:top w:val="single" w:sz="4" w:color="A6A6A6"/>
-              <w:left w:val="single" w:sz="4" w:color="A6A6A6"/>
-              <w:bottom w:val="single" w:sz="4" w:color="A6A6A6"/>
-              <w:right w:val="single" w:sz="4" w:color="A6A6A6"/>
-            </w:tcBorders>
-          </w:tcPr>
-          <w:p>
-            <w:pPr>
-              <w:spacing w:before="0" w:after="0" w:line="276" w:lineRule="auto"/>
-              <w:ind w:firstLine="0"/>
-              <w:jc w:val="center"/>
-            </w:pPr>
-            <w:r/>
-            <w:r>
-              <w:rPr>
-                <w:rFonts w:ascii="Times New Roman" w:hAnsi="Times New Roman" w:eastAsia="楷体"/>
-                <w:b w:val="0"/>
-                <w:color w:val="000000"/>
-                <w:sz w:val="18"/>
-              </w:rPr>
-              <w:t>601.19</w:t>
-            </w:r>
-          </w:p>
-        </w:tc>
-        <w:tc>
-          <w:tcPr>
-            <w:tcW w:type="dxa" w:w="1344"/>
-            <w:vAlign w:val="center"/>
-            <w:tcBorders>
-              <w:top w:val="single" w:sz="4" w:color="A6A6A6"/>
-              <w:left w:val="single" w:sz="4" w:color="A6A6A6"/>
-              <w:bottom w:val="single" w:sz="4" w:color="A6A6A6"/>
-              <w:right w:val="single" w:sz="4" w:color="A6A6A6"/>
-            </w:tcBorders>
-          </w:tcPr>
-          <w:p>
-            <w:pPr>
-              <w:spacing w:before="0" w:after="0" w:line="276" w:lineRule="auto"/>
-              <w:ind w:firstLine="0"/>
-              <w:jc w:val="center"/>
-            </w:pPr>
-            <w:r/>
-            <w:r>
-              <w:rPr>
-                <w:rFonts w:ascii="Times New Roman" w:hAnsi="Times New Roman" w:eastAsia="楷体"/>
-                <w:b w:val="0"/>
-                <w:color w:val="000000"/>
-                <w:sz w:val="18"/>
-              </w:rPr>
-              <w:t>7.00</w:t>
-            </w:r>
-          </w:p>
-        </w:tc>
-        <w:tc>
-          <w:tcPr>
-            <w:tcW w:type="dxa" w:w="1344"/>
-            <w:vAlign w:val="center"/>
-            <w:tcBorders>
-              <w:top w:val="single" w:sz="4" w:color="A6A6A6"/>
-              <w:left w:val="single" w:sz="4" w:color="A6A6A6"/>
-              <w:bottom w:val="single" w:sz="4" w:color="A6A6A6"/>
-              <w:right w:val="single" w:sz="4" w:color="A6A6A6"/>
-            </w:tcBorders>
-          </w:tcPr>
-          <w:p>
-            <w:pPr>
-              <w:spacing w:before="0" w:after="0" w:line="276" w:lineRule="auto"/>
-              <w:ind w:firstLine="0"/>
-              <w:jc w:val="center"/>
-            </w:pPr>
-            <w:r/>
-            <w:r>
-              <w:rPr>
-                <w:rFonts w:ascii="Times New Roman" w:hAnsi="Times New Roman" w:eastAsia="楷体"/>
-                <w:b w:val="0"/>
-                <w:color w:val="000000"/>
-                <w:sz w:val="18"/>
-              </w:rPr>
-              <w:t>5.50%</w:t>
-            </w:r>
-          </w:p>
-        </w:tc>
-        <w:tc>
-          <w:tcPr>
-            <w:tcW w:type="dxa" w:w="1344"/>
-            <w:vAlign w:val="center"/>
-            <w:tcBorders>
-              <w:top w:val="single" w:sz="4" w:color="A6A6A6"/>
-              <w:left w:val="single" w:sz="4" w:color="A6A6A6"/>
-              <w:bottom w:val="single" w:sz="4" w:color="A6A6A6"/>
-              <w:right w:val="single" w:sz="4" w:color="A6A6A6"/>
-            </w:tcBorders>
-          </w:tcPr>
-          <w:p>
-            <w:pPr>
-              <w:spacing w:before="0" w:after="0" w:line="276" w:lineRule="auto"/>
-              <w:ind w:firstLine="0"/>
-              <w:jc w:val="center"/>
-            </w:pPr>
-            <w:r/>
-            <w:r>
-              <w:rPr>
-                <w:rFonts w:ascii="Times New Roman" w:hAnsi="Times New Roman" w:eastAsia="楷体"/>
-                <w:b w:val="0"/>
-                <w:color w:val="000000"/>
-                <w:sz w:val="18"/>
-              </w:rPr>
-              <w:t>19.4:23.6:57</w:t>
-            </w:r>
-          </w:p>
-        </w:tc>
-        <w:tc>
-          <w:tcPr>
-            <w:tcW w:type="dxa" w:w="1344"/>
-            <w:vAlign w:val="center"/>
-            <w:tcBorders>
-              <w:top w:val="single" w:sz="4" w:color="A6A6A6"/>
-              <w:left w:val="single" w:sz="4" w:color="A6A6A6"/>
-              <w:bottom w:val="single" w:sz="4" w:color="A6A6A6"/>
-              <w:right w:val="single" w:sz="4" w:color="A6A6A6"/>
-            </w:tcBorders>
-          </w:tcPr>
-          <w:p>
-            <w:pPr>
-              <w:spacing w:before="0" w:after="0" w:line="276" w:lineRule="auto"/>
-              <w:ind w:firstLine="0"/>
-              <w:jc w:val="center"/>
-            </w:pPr>
-            <w:r/>
-            <w:r>
-              <w:rPr>
-                <w:rFonts w:ascii="Times New Roman" w:hAnsi="Times New Roman" w:eastAsia="楷体"/>
-                <w:b w:val="0"/>
-                <w:color w:val="000000"/>
-                <w:sz w:val="18"/>
-              </w:rPr>
-              <w:t>52.10</w:t>
+              <w:t>39.34</w:t>
             </w:r>
           </w:p>
         </w:tc>
@@ -4669,7 +2414,7 @@
           <w:color w:val="000000"/>
           <w:sz w:val="21"/>
         </w:rPr>
-        <w:t>省内对比看，乐山市2025年GDP总量2,501.54亿元、列全省第九位，一般公共预算收入172.16亿元、列全省第八位。整体来看，乐山市经济基本面在四川省内具有一定代表性，但需关注固定资产投资走势及新旧动能转换的接续性。</w:t>
+        <w:t>省内对比看，西安市2025年GDP总量13,902.67亿元、列全省第一位，约为省内第二的榆林市（7,501.06亿元）的1.9倍，“一城独大”格局明显；一般公共预算收入979.35亿元、稳居全省第一。整体来看，西安市在陕西省内的经济与财政地位极为重要，但放到同类城市横向看，产业结构升级与新旧动能转换仍是中长期需要关注的核心课题。</w:t>
       </w:r>
     </w:p>
     <w:p>
@@ -4684,7 +2429,7 @@
           <w:color w:val="000000"/>
           <w:sz w:val="21"/>
         </w:rPr>
-        <w:t>■ 乐山市财政体量在四川省处于中游，税收占比46.35%、税收占比处于一般水平，但政府性基金收入较2023年累计增长25%；2025年末宽口径债务率298.61%、处于中等偏高水平，处于相对偏高区间，需关注债务扩张节奏。</w:t>
+        <w:t>■ 西安市财政体量在陕西省稳居第一，税收占比处于70%以上的较高水平、显著高于全国地级市平均、财政质量较好；但受房地产市场调整影响，政府性基金收入较2023年累计缩水超三成、土地财政贡献度显著弱化；2025年末宽口径债务率1081.07%、处于偏高水平，已显著高于公认的 300% 偏高临界线，后续偿债压力值得关注。</w:t>
       </w:r>
     </w:p>
     <w:p>
@@ -4699,7 +2444,7 @@
           <w:color w:val="000000"/>
           <w:sz w:val="21"/>
         </w:rPr>
-        <w:t>财政收入方面，2023、2024、2025年乐山市一般公共预算收入分别为159.60亿元、163.06亿元、172.16亿元，其中税收收入86.47亿元、74.73亿元、79.81亿元，税收占比维持在54.18%、45.83%、46.35%；一般公共预算支出360.52亿元、378.00亿元、411.33亿元，财政自给率44.27%、43.14%、41.86%。</w:t>
+        <w:t>财政收入方面，2023、2024、2025年西安市一般公共预算收入分别为951.92亿元、1,002.36亿元、979.35亿元，在陕西省内稳居第一；其中税收收入分别为687.97亿元、714.95亿元、701.77亿元，税收占比维持在72.27%、71.33%、71.66%，处于70%以上的较高水平、显著高于全国地级市平均、财政质量较好。一般公共预算支出分别为1,730.47亿元、1,561.85亿元、1,512.54亿元，财政自给率55.01%、64.18%、64.75%，财政自给率偏低、刚性支出压力较大。</w:t>
       </w:r>
     </w:p>
     <w:p>
@@ -4714,7 +2459,7 @@
           <w:color w:val="000000"/>
           <w:sz w:val="21"/>
         </w:rPr>
-        <w:t>政府性基金收入方面，2023、2024、2025年分别为126.72亿元、135.75亿元、157.80亿元，政府性基金收入较2023年累计增长25%，反映地方综合财力对房地产周期的敞口。</w:t>
+        <w:t>政府性基金收入方面，2023、2024、2025年西安市政府性基金收入分别为1,321.44亿元、1,214.91亿元、681.83亿元，较2023年累计缩水超三成、土地财政贡献度显著弱化，反映地方综合财力对房地产周期与土地市场的敞口较大。</w:t>
       </w:r>
     </w:p>
     <w:p>
@@ -4730,7 +2475,7 @@
           <w:color w:val="000000"/>
           <w:sz w:val="21"/>
         </w:rPr>
-        <w:t>图表：2023-2025年乐山市财政收入情况(单位:亿元、%)</w:t>
+        <w:t>图表：2023-2025年西安市财政收入情况(单位:亿元、%)</w:t>
       </w:r>
     </w:p>
     <w:tbl>
@@ -5015,7 +2760,7 @@
                 <w:color w:val="000000"/>
                 <w:sz w:val="18"/>
               </w:rPr>
-              <w:t>159.60</w:t>
+              <w:t>951.92</w:t>
             </w:r>
           </w:p>
         </w:tc>
@@ -5044,7 +2789,7 @@
                 <w:color w:val="000000"/>
                 <w:sz w:val="18"/>
               </w:rPr>
-              <w:t>7.85%</w:t>
+              <w:t>7.70%</w:t>
             </w:r>
           </w:p>
         </w:tc>
@@ -5073,7 +2818,7 @@
                 <w:color w:val="000000"/>
                 <w:sz w:val="18"/>
               </w:rPr>
-              <w:t>163.06</w:t>
+              <w:t>1,002.36</w:t>
             </w:r>
           </w:p>
         </w:tc>
@@ -5102,7 +2847,7 @@
                 <w:color w:val="000000"/>
                 <w:sz w:val="18"/>
               </w:rPr>
-              <w:t>2.17%</w:t>
+              <w:t>5.30%</w:t>
             </w:r>
           </w:p>
         </w:tc>
@@ -5131,7 +2876,7 @@
                 <w:color w:val="000000"/>
                 <w:sz w:val="18"/>
               </w:rPr>
-              <w:t>172.16</w:t>
+              <w:t>979.35</w:t>
             </w:r>
           </w:p>
         </w:tc>
@@ -5160,7 +2905,7 @@
                 <w:color w:val="000000"/>
                 <w:sz w:val="18"/>
               </w:rPr>
-              <w:t>5.58%</w:t>
+              <w:t>-2.30%</w:t>
             </w:r>
           </w:p>
         </w:tc>
@@ -5220,7 +2965,7 @@
                 <w:color w:val="000000"/>
                 <w:sz w:val="18"/>
               </w:rPr>
-              <w:t>86.47</w:t>
+              <w:t>687.97</w:t>
             </w:r>
           </w:p>
         </w:tc>
@@ -5278,7 +3023,7 @@
                 <w:color w:val="000000"/>
                 <w:sz w:val="18"/>
               </w:rPr>
-              <w:t>74.73</w:t>
+              <w:t>714.95</w:t>
             </w:r>
           </w:p>
         </w:tc>
@@ -5307,7 +3052,7 @@
                 <w:color w:val="000000"/>
                 <w:sz w:val="18"/>
               </w:rPr>
-              <w:t>-13.58%</w:t>
+              <w:t>3.92%</w:t>
             </w:r>
           </w:p>
         </w:tc>
@@ -5336,7 +3081,7 @@
                 <w:color w:val="000000"/>
                 <w:sz w:val="18"/>
               </w:rPr>
-              <w:t>79.81</w:t>
+              <w:t>701.77</w:t>
             </w:r>
           </w:p>
         </w:tc>
@@ -5365,7 +3110,7 @@
                 <w:color w:val="000000"/>
                 <w:sz w:val="18"/>
               </w:rPr>
-              <w:t>6.80%</w:t>
+              <w:t>-1.84%</w:t>
             </w:r>
           </w:p>
         </w:tc>
@@ -5425,7 +3170,7 @@
                 <w:color w:val="000000"/>
                 <w:sz w:val="18"/>
               </w:rPr>
-              <w:t>54.18%</w:t>
+              <w:t>72.27%</w:t>
             </w:r>
           </w:p>
         </w:tc>
@@ -5483,7 +3228,7 @@
                 <w:color w:val="000000"/>
                 <w:sz w:val="18"/>
               </w:rPr>
-              <w:t>45.83%</w:t>
+              <w:t>71.33%</w:t>
             </w:r>
           </w:p>
         </w:tc>
@@ -5541,7 +3286,7 @@
                 <w:color w:val="000000"/>
                 <w:sz w:val="18"/>
               </w:rPr>
-              <w:t>46.35%</w:t>
+              <w:t>71.66%</w:t>
             </w:r>
           </w:p>
         </w:tc>
@@ -5630,7 +3375,7 @@
                 <w:color w:val="000000"/>
                 <w:sz w:val="18"/>
               </w:rPr>
-              <w:t>360.52</w:t>
+              <w:t>1,730.47</w:t>
             </w:r>
           </w:p>
         </w:tc>
@@ -5688,7 +3433,7 @@
                 <w:color w:val="000000"/>
                 <w:sz w:val="18"/>
               </w:rPr>
-              <w:t>378.00</w:t>
+              <w:t>1,561.85</w:t>
             </w:r>
           </w:p>
         </w:tc>
@@ -5717,7 +3462,7 @@
                 <w:color w:val="000000"/>
                 <w:sz w:val="18"/>
               </w:rPr>
-              <w:t>4.85%</w:t>
+              <w:t>-9.74%</w:t>
             </w:r>
           </w:p>
         </w:tc>
@@ -5746,7 +3491,7 @@
                 <w:color w:val="000000"/>
                 <w:sz w:val="18"/>
               </w:rPr>
-              <w:t>411.33</w:t>
+              <w:t>1,512.54</w:t>
             </w:r>
           </w:p>
         </w:tc>
@@ -5775,7 +3520,7 @@
                 <w:color w:val="000000"/>
                 <w:sz w:val="18"/>
               </w:rPr>
-              <w:t>8.82%</w:t>
+              <w:t>-3.16%</w:t>
             </w:r>
           </w:p>
         </w:tc>
@@ -5835,7 +3580,7 @@
                 <w:color w:val="000000"/>
                 <w:sz w:val="18"/>
               </w:rPr>
-              <w:t>44.27%</w:t>
+              <w:t>55.01%</w:t>
             </w:r>
           </w:p>
         </w:tc>
@@ -5893,7 +3638,7 @@
                 <w:color w:val="000000"/>
                 <w:sz w:val="18"/>
               </w:rPr>
-              <w:t>43.14%</w:t>
+              <w:t>64.18%</w:t>
             </w:r>
           </w:p>
         </w:tc>
@@ -5951,7 +3696,7 @@
                 <w:color w:val="000000"/>
                 <w:sz w:val="18"/>
               </w:rPr>
-              <w:t>41.86%</w:t>
+              <w:t>64.75%</w:t>
             </w:r>
           </w:p>
         </w:tc>
@@ -6040,7 +3785,7 @@
                 <w:color w:val="000000"/>
                 <w:sz w:val="18"/>
               </w:rPr>
-              <w:t>126.72</w:t>
+              <w:t>1,321.44</w:t>
             </w:r>
           </w:p>
         </w:tc>
@@ -6098,7 +3843,7 @@
                 <w:color w:val="000000"/>
                 <w:sz w:val="18"/>
               </w:rPr>
-              <w:t>135.75</w:t>
+              <w:t>1,214.91</w:t>
             </w:r>
           </w:p>
         </w:tc>
@@ -6127,7 +3872,7 @@
                 <w:color w:val="000000"/>
                 <w:sz w:val="18"/>
               </w:rPr>
-              <w:t>7.13%</w:t>
+              <w:t>-8.06%</w:t>
             </w:r>
           </w:p>
         </w:tc>
@@ -6156,7 +3901,7 @@
                 <w:color w:val="000000"/>
                 <w:sz w:val="18"/>
               </w:rPr>
-              <w:t>157.80</w:t>
+              <w:t>681.83</w:t>
             </w:r>
           </w:p>
         </w:tc>
@@ -6185,7 +3930,7 @@
                 <w:color w:val="000000"/>
                 <w:sz w:val="18"/>
               </w:rPr>
-              <w:t>16.24%</w:t>
+              <w:t>-43.88%</w:t>
             </w:r>
           </w:p>
         </w:tc>
@@ -6203,7 +3948,7 @@
           <w:color w:val="000000"/>
           <w:sz w:val="19"/>
         </w:rPr>
-        <w:t>资料来源:乐山市财政决算、企业预警通,风控信评部整理</w:t>
+        <w:t>资料来源:西安市财政决算、企业预警通,风控信评部整理</w:t>
       </w:r>
     </w:p>
     <w:p>
@@ -6218,7 +3963,1291 @@
           <w:color w:val="000000"/>
           <w:sz w:val="21"/>
         </w:rPr>
-        <w:t>土地市场方面，【待补充:乐山市土地出让与房地产销售数据（土地市场数据库未覆盖该市）】。</w:t>
+        <w:t>土地市场方面，2021、2022、2023、2024、2025年西安市经营性用地成交价分别为1,120.13亿元、1,220.17亿元、1,079.01亿元、937.31亿元、581.68亿元，2025年较2021年下降48.07%；同期平均溢价率为16.66%、0.63%、1.98%、1.08%、0.81%，整体处于低位、反映市场化主体拿地意愿与未来房价预期偏弱；成交楼面均价为3,439元/㎡。2026年1-4月，西安市经营性用地累计成交43宗、规划建面471.71万㎡、成交价82.34亿元，延续低位运行。</w:t>
+      </w:r>
+    </w:p>
+    <w:p>
+      <w:pPr>
+        <w:spacing w:before="80" w:after="40" w:line="360" w:lineRule="auto"/>
+        <w:ind w:firstLine="0"/>
+        <w:jc w:val="center"/>
+      </w:pPr>
+      <w:r>
+        <w:rPr>
+          <w:rFonts w:ascii="Times New Roman" w:hAnsi="Times New Roman" w:eastAsia="楷体"/>
+          <w:b/>
+          <w:color w:val="000000"/>
+          <w:sz w:val="21"/>
+        </w:rPr>
+        <w:t>图表:2021-2025年西安市土地出让情况</w:t>
+      </w:r>
+    </w:p>
+    <w:tbl>
+      <w:tblPr>
+        <w:tblW w:type="auto" w:w="0"/>
+        <w:tblLayout w:type="autofit"/>
+        <w:tblLook w:firstColumn="1" w:firstRow="1" w:lastColumn="0" w:lastRow="0" w:noHBand="0" w:noVBand="1" w:val="04A0"/>
+      </w:tblPr>
+      <w:tblGrid>
+        <w:gridCol w:w="1568"/>
+        <w:gridCol w:w="1568"/>
+        <w:gridCol w:w="1568"/>
+        <w:gridCol w:w="1568"/>
+        <w:gridCol w:w="1568"/>
+        <w:gridCol w:w="1568"/>
+      </w:tblGrid>
+      <w:tr>
+        <w:tc>
+          <w:tcPr>
+            <w:tcW w:type="dxa" w:w="1568"/>
+            <w:vAlign w:val="center"/>
+            <w:shd w:val="clear" w:color="auto" w:fill="F1A983"/>
+            <w:tcBorders>
+              <w:top w:val="single" w:sz="4" w:color="A6A6A6"/>
+              <w:left w:val="single" w:sz="4" w:color="A6A6A6"/>
+              <w:bottom w:val="single" w:sz="4" w:color="A6A6A6"/>
+              <w:right w:val="single" w:sz="4" w:color="A6A6A6"/>
+            </w:tcBorders>
+          </w:tcPr>
+          <w:p>
+            <w:pPr>
+              <w:spacing w:before="0" w:after="0" w:line="276" w:lineRule="auto"/>
+              <w:ind w:firstLine="0"/>
+              <w:jc w:val="center"/>
+            </w:pPr>
+            <w:r/>
+            <w:r>
+              <w:rPr>
+                <w:rFonts w:ascii="Times New Roman" w:hAnsi="Times New Roman" w:eastAsia="楷体"/>
+                <w:b/>
+                <w:color w:val="000000"/>
+                <w:sz w:val="18"/>
+              </w:rPr>
+              <w:t>年度</w:t>
+            </w:r>
+          </w:p>
+        </w:tc>
+        <w:tc>
+          <w:tcPr>
+            <w:tcW w:type="dxa" w:w="1568"/>
+            <w:vAlign w:val="center"/>
+            <w:shd w:val="clear" w:color="auto" w:fill="F1A983"/>
+            <w:tcBorders>
+              <w:top w:val="single" w:sz="4" w:color="A6A6A6"/>
+              <w:left w:val="single" w:sz="4" w:color="A6A6A6"/>
+              <w:bottom w:val="single" w:sz="4" w:color="A6A6A6"/>
+              <w:right w:val="single" w:sz="4" w:color="A6A6A6"/>
+            </w:tcBorders>
+          </w:tcPr>
+          <w:p>
+            <w:pPr>
+              <w:spacing w:before="0" w:after="0" w:line="276" w:lineRule="auto"/>
+              <w:ind w:firstLine="0"/>
+              <w:jc w:val="center"/>
+            </w:pPr>
+            <w:r/>
+            <w:r>
+              <w:rPr>
+                <w:rFonts w:ascii="Times New Roman" w:hAnsi="Times New Roman" w:eastAsia="楷体"/>
+                <w:b/>
+                <w:color w:val="000000"/>
+                <w:sz w:val="18"/>
+              </w:rPr>
+              <w:t>土地宗数</w:t>
+            </w:r>
+          </w:p>
+        </w:tc>
+        <w:tc>
+          <w:tcPr>
+            <w:tcW w:type="dxa" w:w="1568"/>
+            <w:vAlign w:val="center"/>
+            <w:shd w:val="clear" w:color="auto" w:fill="F1A983"/>
+            <w:tcBorders>
+              <w:top w:val="single" w:sz="4" w:color="A6A6A6"/>
+              <w:left w:val="single" w:sz="4" w:color="A6A6A6"/>
+              <w:bottom w:val="single" w:sz="4" w:color="A6A6A6"/>
+              <w:right w:val="single" w:sz="4" w:color="A6A6A6"/>
+            </w:tcBorders>
+          </w:tcPr>
+          <w:p>
+            <w:pPr>
+              <w:spacing w:before="0" w:after="0" w:line="276" w:lineRule="auto"/>
+              <w:ind w:firstLine="0"/>
+              <w:jc w:val="center"/>
+            </w:pPr>
+            <w:r/>
+            <w:r>
+              <w:rPr>
+                <w:rFonts w:ascii="Times New Roman" w:hAnsi="Times New Roman" w:eastAsia="楷体"/>
+                <w:b/>
+                <w:color w:val="000000"/>
+                <w:sz w:val="18"/>
+              </w:rPr>
+              <w:t>规划建面(万㎡)</w:t>
+            </w:r>
+          </w:p>
+        </w:tc>
+        <w:tc>
+          <w:tcPr>
+            <w:tcW w:type="dxa" w:w="1568"/>
+            <w:vAlign w:val="center"/>
+            <w:shd w:val="clear" w:color="auto" w:fill="F1A983"/>
+            <w:tcBorders>
+              <w:top w:val="single" w:sz="4" w:color="A6A6A6"/>
+              <w:left w:val="single" w:sz="4" w:color="A6A6A6"/>
+              <w:bottom w:val="single" w:sz="4" w:color="A6A6A6"/>
+              <w:right w:val="single" w:sz="4" w:color="A6A6A6"/>
+            </w:tcBorders>
+          </w:tcPr>
+          <w:p>
+            <w:pPr>
+              <w:spacing w:before="0" w:after="0" w:line="276" w:lineRule="auto"/>
+              <w:ind w:firstLine="0"/>
+              <w:jc w:val="center"/>
+            </w:pPr>
+            <w:r/>
+            <w:r>
+              <w:rPr>
+                <w:rFonts w:ascii="Times New Roman" w:hAnsi="Times New Roman" w:eastAsia="楷体"/>
+                <w:b/>
+                <w:color w:val="000000"/>
+                <w:sz w:val="18"/>
+              </w:rPr>
+              <w:t>成交楼面均价(元/㎡)</w:t>
+            </w:r>
+          </w:p>
+        </w:tc>
+        <w:tc>
+          <w:tcPr>
+            <w:tcW w:type="dxa" w:w="1568"/>
+            <w:vAlign w:val="center"/>
+            <w:shd w:val="clear" w:color="auto" w:fill="F1A983"/>
+            <w:tcBorders>
+              <w:top w:val="single" w:sz="4" w:color="A6A6A6"/>
+              <w:left w:val="single" w:sz="4" w:color="A6A6A6"/>
+              <w:bottom w:val="single" w:sz="4" w:color="A6A6A6"/>
+              <w:right w:val="single" w:sz="4" w:color="A6A6A6"/>
+            </w:tcBorders>
+          </w:tcPr>
+          <w:p>
+            <w:pPr>
+              <w:spacing w:before="0" w:after="0" w:line="276" w:lineRule="auto"/>
+              <w:ind w:firstLine="0"/>
+              <w:jc w:val="center"/>
+            </w:pPr>
+            <w:r/>
+            <w:r>
+              <w:rPr>
+                <w:rFonts w:ascii="Times New Roman" w:hAnsi="Times New Roman" w:eastAsia="楷体"/>
+                <w:b/>
+                <w:color w:val="000000"/>
+                <w:sz w:val="18"/>
+              </w:rPr>
+              <w:t>平均溢价率</w:t>
+            </w:r>
+          </w:p>
+        </w:tc>
+        <w:tc>
+          <w:tcPr>
+            <w:tcW w:type="dxa" w:w="1568"/>
+            <w:vAlign w:val="center"/>
+            <w:shd w:val="clear" w:color="auto" w:fill="F1A983"/>
+            <w:tcBorders>
+              <w:top w:val="single" w:sz="4" w:color="A6A6A6"/>
+              <w:left w:val="single" w:sz="4" w:color="A6A6A6"/>
+              <w:bottom w:val="single" w:sz="4" w:color="A6A6A6"/>
+              <w:right w:val="single" w:sz="4" w:color="A6A6A6"/>
+            </w:tcBorders>
+          </w:tcPr>
+          <w:p>
+            <w:pPr>
+              <w:spacing w:before="0" w:after="0" w:line="276" w:lineRule="auto"/>
+              <w:ind w:firstLine="0"/>
+              <w:jc w:val="center"/>
+            </w:pPr>
+            <w:r/>
+            <w:r>
+              <w:rPr>
+                <w:rFonts w:ascii="Times New Roman" w:hAnsi="Times New Roman" w:eastAsia="楷体"/>
+                <w:b/>
+                <w:color w:val="000000"/>
+                <w:sz w:val="18"/>
+              </w:rPr>
+              <w:t>成交价(亿元)</w:t>
+            </w:r>
+          </w:p>
+        </w:tc>
+      </w:tr>
+      <w:tr>
+        <w:tc>
+          <w:tcPr>
+            <w:tcW w:type="dxa" w:w="1568"/>
+            <w:vAlign w:val="center"/>
+            <w:tcBorders>
+              <w:top w:val="single" w:sz="4" w:color="A6A6A6"/>
+              <w:left w:val="single" w:sz="4" w:color="A6A6A6"/>
+              <w:bottom w:val="single" w:sz="4" w:color="A6A6A6"/>
+              <w:right w:val="single" w:sz="4" w:color="A6A6A6"/>
+            </w:tcBorders>
+          </w:tcPr>
+          <w:p>
+            <w:pPr>
+              <w:spacing w:before="0" w:after="0" w:line="276" w:lineRule="auto"/>
+              <w:ind w:firstLine="0"/>
+              <w:jc w:val="left"/>
+            </w:pPr>
+            <w:r/>
+            <w:r>
+              <w:rPr>
+                <w:rFonts w:ascii="Times New Roman" w:hAnsi="Times New Roman" w:eastAsia="楷体"/>
+                <w:b w:val="0"/>
+                <w:color w:val="000000"/>
+                <w:sz w:val="18"/>
+              </w:rPr>
+              <w:t>2021</w:t>
+            </w:r>
+          </w:p>
+        </w:tc>
+        <w:tc>
+          <w:tcPr>
+            <w:tcW w:type="dxa" w:w="1568"/>
+            <w:vAlign w:val="center"/>
+            <w:tcBorders>
+              <w:top w:val="single" w:sz="4" w:color="A6A6A6"/>
+              <w:left w:val="single" w:sz="4" w:color="A6A6A6"/>
+              <w:bottom w:val="single" w:sz="4" w:color="A6A6A6"/>
+              <w:right w:val="single" w:sz="4" w:color="A6A6A6"/>
+            </w:tcBorders>
+          </w:tcPr>
+          <w:p>
+            <w:pPr>
+              <w:spacing w:before="0" w:after="0" w:line="276" w:lineRule="auto"/>
+              <w:ind w:firstLine="0"/>
+              <w:jc w:val="center"/>
+            </w:pPr>
+            <w:r/>
+            <w:r>
+              <w:rPr>
+                <w:rFonts w:ascii="Times New Roman" w:hAnsi="Times New Roman" w:eastAsia="楷体"/>
+                <w:b w:val="0"/>
+                <w:color w:val="000000"/>
+                <w:sz w:val="18"/>
+              </w:rPr>
+              <w:t>374</w:t>
+            </w:r>
+          </w:p>
+        </w:tc>
+        <w:tc>
+          <w:tcPr>
+            <w:tcW w:type="dxa" w:w="1568"/>
+            <w:vAlign w:val="center"/>
+            <w:tcBorders>
+              <w:top w:val="single" w:sz="4" w:color="A6A6A6"/>
+              <w:left w:val="single" w:sz="4" w:color="A6A6A6"/>
+              <w:bottom w:val="single" w:sz="4" w:color="A6A6A6"/>
+              <w:right w:val="single" w:sz="4" w:color="A6A6A6"/>
+            </w:tcBorders>
+          </w:tcPr>
+          <w:p>
+            <w:pPr>
+              <w:spacing w:before="0" w:after="0" w:line="276" w:lineRule="auto"/>
+              <w:ind w:firstLine="0"/>
+              <w:jc w:val="center"/>
+            </w:pPr>
+            <w:r/>
+            <w:r>
+              <w:rPr>
+                <w:rFonts w:ascii="Times New Roman" w:hAnsi="Times New Roman" w:eastAsia="楷体"/>
+                <w:b w:val="0"/>
+                <w:color w:val="000000"/>
+                <w:sz w:val="18"/>
+              </w:rPr>
+              <w:t>3,774.89</w:t>
+            </w:r>
+          </w:p>
+        </w:tc>
+        <w:tc>
+          <w:tcPr>
+            <w:tcW w:type="dxa" w:w="1568"/>
+            <w:vAlign w:val="center"/>
+            <w:tcBorders>
+              <w:top w:val="single" w:sz="4" w:color="A6A6A6"/>
+              <w:left w:val="single" w:sz="4" w:color="A6A6A6"/>
+              <w:bottom w:val="single" w:sz="4" w:color="A6A6A6"/>
+              <w:right w:val="single" w:sz="4" w:color="A6A6A6"/>
+            </w:tcBorders>
+          </w:tcPr>
+          <w:p>
+            <w:pPr>
+              <w:spacing w:before="0" w:after="0" w:line="276" w:lineRule="auto"/>
+              <w:ind w:firstLine="0"/>
+              <w:jc w:val="center"/>
+            </w:pPr>
+            <w:r/>
+            <w:r>
+              <w:rPr>
+                <w:rFonts w:ascii="Times New Roman" w:hAnsi="Times New Roman" w:eastAsia="楷体"/>
+                <w:b w:val="0"/>
+                <w:color w:val="000000"/>
+                <w:sz w:val="18"/>
+              </w:rPr>
+              <w:t>2,967</w:t>
+            </w:r>
+          </w:p>
+        </w:tc>
+        <w:tc>
+          <w:tcPr>
+            <w:tcW w:type="dxa" w:w="1568"/>
+            <w:vAlign w:val="center"/>
+            <w:tcBorders>
+              <w:top w:val="single" w:sz="4" w:color="A6A6A6"/>
+              <w:left w:val="single" w:sz="4" w:color="A6A6A6"/>
+              <w:bottom w:val="single" w:sz="4" w:color="A6A6A6"/>
+              <w:right w:val="single" w:sz="4" w:color="A6A6A6"/>
+            </w:tcBorders>
+          </w:tcPr>
+          <w:p>
+            <w:pPr>
+              <w:spacing w:before="0" w:after="0" w:line="276" w:lineRule="auto"/>
+              <w:ind w:firstLine="0"/>
+              <w:jc w:val="center"/>
+            </w:pPr>
+            <w:r/>
+            <w:r>
+              <w:rPr>
+                <w:rFonts w:ascii="Times New Roman" w:hAnsi="Times New Roman" w:eastAsia="楷体"/>
+                <w:b w:val="0"/>
+                <w:color w:val="000000"/>
+                <w:sz w:val="18"/>
+              </w:rPr>
+              <w:t>16.66%</w:t>
+            </w:r>
+          </w:p>
+        </w:tc>
+        <w:tc>
+          <w:tcPr>
+            <w:tcW w:type="dxa" w:w="1568"/>
+            <w:vAlign w:val="center"/>
+            <w:tcBorders>
+              <w:top w:val="single" w:sz="4" w:color="A6A6A6"/>
+              <w:left w:val="single" w:sz="4" w:color="A6A6A6"/>
+              <w:bottom w:val="single" w:sz="4" w:color="A6A6A6"/>
+              <w:right w:val="single" w:sz="4" w:color="A6A6A6"/>
+            </w:tcBorders>
+          </w:tcPr>
+          <w:p>
+            <w:pPr>
+              <w:spacing w:before="0" w:after="0" w:line="276" w:lineRule="auto"/>
+              <w:ind w:firstLine="0"/>
+              <w:jc w:val="center"/>
+            </w:pPr>
+            <w:r/>
+            <w:r>
+              <w:rPr>
+                <w:rFonts w:ascii="Times New Roman" w:hAnsi="Times New Roman" w:eastAsia="楷体"/>
+                <w:b w:val="0"/>
+                <w:color w:val="000000"/>
+                <w:sz w:val="18"/>
+              </w:rPr>
+              <w:t>1,120.13</w:t>
+            </w:r>
+          </w:p>
+        </w:tc>
+      </w:tr>
+      <w:tr>
+        <w:tc>
+          <w:tcPr>
+            <w:tcW w:type="dxa" w:w="1568"/>
+            <w:vAlign w:val="center"/>
+            <w:tcBorders>
+              <w:top w:val="single" w:sz="4" w:color="A6A6A6"/>
+              <w:left w:val="single" w:sz="4" w:color="A6A6A6"/>
+              <w:bottom w:val="single" w:sz="4" w:color="A6A6A6"/>
+              <w:right w:val="single" w:sz="4" w:color="A6A6A6"/>
+            </w:tcBorders>
+          </w:tcPr>
+          <w:p>
+            <w:pPr>
+              <w:spacing w:before="0" w:after="0" w:line="276" w:lineRule="auto"/>
+              <w:ind w:firstLine="0"/>
+              <w:jc w:val="left"/>
+            </w:pPr>
+            <w:r/>
+            <w:r>
+              <w:rPr>
+                <w:rFonts w:ascii="Times New Roman" w:hAnsi="Times New Roman" w:eastAsia="楷体"/>
+                <w:b w:val="0"/>
+                <w:color w:val="000000"/>
+                <w:sz w:val="18"/>
+              </w:rPr>
+              <w:t>2022</w:t>
+            </w:r>
+          </w:p>
+        </w:tc>
+        <w:tc>
+          <w:tcPr>
+            <w:tcW w:type="dxa" w:w="1568"/>
+            <w:vAlign w:val="center"/>
+            <w:tcBorders>
+              <w:top w:val="single" w:sz="4" w:color="A6A6A6"/>
+              <w:left w:val="single" w:sz="4" w:color="A6A6A6"/>
+              <w:bottom w:val="single" w:sz="4" w:color="A6A6A6"/>
+              <w:right w:val="single" w:sz="4" w:color="A6A6A6"/>
+            </w:tcBorders>
+          </w:tcPr>
+          <w:p>
+            <w:pPr>
+              <w:spacing w:before="0" w:after="0" w:line="276" w:lineRule="auto"/>
+              <w:ind w:firstLine="0"/>
+              <w:jc w:val="center"/>
+            </w:pPr>
+            <w:r/>
+            <w:r>
+              <w:rPr>
+                <w:rFonts w:ascii="Times New Roman" w:hAnsi="Times New Roman" w:eastAsia="楷体"/>
+                <w:b w:val="0"/>
+                <w:color w:val="000000"/>
+                <w:sz w:val="18"/>
+              </w:rPr>
+              <w:t>420</w:t>
+            </w:r>
+          </w:p>
+        </w:tc>
+        <w:tc>
+          <w:tcPr>
+            <w:tcW w:type="dxa" w:w="1568"/>
+            <w:vAlign w:val="center"/>
+            <w:tcBorders>
+              <w:top w:val="single" w:sz="4" w:color="A6A6A6"/>
+              <w:left w:val="single" w:sz="4" w:color="A6A6A6"/>
+              <w:bottom w:val="single" w:sz="4" w:color="A6A6A6"/>
+              <w:right w:val="single" w:sz="4" w:color="A6A6A6"/>
+            </w:tcBorders>
+          </w:tcPr>
+          <w:p>
+            <w:pPr>
+              <w:spacing w:before="0" w:after="0" w:line="276" w:lineRule="auto"/>
+              <w:ind w:firstLine="0"/>
+              <w:jc w:val="center"/>
+            </w:pPr>
+            <w:r/>
+            <w:r>
+              <w:rPr>
+                <w:rFonts w:ascii="Times New Roman" w:hAnsi="Times New Roman" w:eastAsia="楷体"/>
+                <w:b w:val="0"/>
+                <w:color w:val="000000"/>
+                <w:sz w:val="18"/>
+              </w:rPr>
+              <w:t>4,134.16</w:t>
+            </w:r>
+          </w:p>
+        </w:tc>
+        <w:tc>
+          <w:tcPr>
+            <w:tcW w:type="dxa" w:w="1568"/>
+            <w:vAlign w:val="center"/>
+            <w:tcBorders>
+              <w:top w:val="single" w:sz="4" w:color="A6A6A6"/>
+              <w:left w:val="single" w:sz="4" w:color="A6A6A6"/>
+              <w:bottom w:val="single" w:sz="4" w:color="A6A6A6"/>
+              <w:right w:val="single" w:sz="4" w:color="A6A6A6"/>
+            </w:tcBorders>
+          </w:tcPr>
+          <w:p>
+            <w:pPr>
+              <w:spacing w:before="0" w:after="0" w:line="276" w:lineRule="auto"/>
+              <w:ind w:firstLine="0"/>
+              <w:jc w:val="center"/>
+            </w:pPr>
+            <w:r/>
+            <w:r>
+              <w:rPr>
+                <w:rFonts w:ascii="Times New Roman" w:hAnsi="Times New Roman" w:eastAsia="楷体"/>
+                <w:b w:val="0"/>
+                <w:color w:val="000000"/>
+                <w:sz w:val="18"/>
+              </w:rPr>
+              <w:t>2,947</w:t>
+            </w:r>
+          </w:p>
+        </w:tc>
+        <w:tc>
+          <w:tcPr>
+            <w:tcW w:type="dxa" w:w="1568"/>
+            <w:vAlign w:val="center"/>
+            <w:tcBorders>
+              <w:top w:val="single" w:sz="4" w:color="A6A6A6"/>
+              <w:left w:val="single" w:sz="4" w:color="A6A6A6"/>
+              <w:bottom w:val="single" w:sz="4" w:color="A6A6A6"/>
+              <w:right w:val="single" w:sz="4" w:color="A6A6A6"/>
+            </w:tcBorders>
+          </w:tcPr>
+          <w:p>
+            <w:pPr>
+              <w:spacing w:before="0" w:after="0" w:line="276" w:lineRule="auto"/>
+              <w:ind w:firstLine="0"/>
+              <w:jc w:val="center"/>
+            </w:pPr>
+            <w:r/>
+            <w:r>
+              <w:rPr>
+                <w:rFonts w:ascii="Times New Roman" w:hAnsi="Times New Roman" w:eastAsia="楷体"/>
+                <w:b w:val="0"/>
+                <w:color w:val="000000"/>
+                <w:sz w:val="18"/>
+              </w:rPr>
+              <w:t>0.63%</w:t>
+            </w:r>
+          </w:p>
+        </w:tc>
+        <w:tc>
+          <w:tcPr>
+            <w:tcW w:type="dxa" w:w="1568"/>
+            <w:vAlign w:val="center"/>
+            <w:tcBorders>
+              <w:top w:val="single" w:sz="4" w:color="A6A6A6"/>
+              <w:left w:val="single" w:sz="4" w:color="A6A6A6"/>
+              <w:bottom w:val="single" w:sz="4" w:color="A6A6A6"/>
+              <w:right w:val="single" w:sz="4" w:color="A6A6A6"/>
+            </w:tcBorders>
+          </w:tcPr>
+          <w:p>
+            <w:pPr>
+              <w:spacing w:before="0" w:after="0" w:line="276" w:lineRule="auto"/>
+              <w:ind w:firstLine="0"/>
+              <w:jc w:val="center"/>
+            </w:pPr>
+            <w:r/>
+            <w:r>
+              <w:rPr>
+                <w:rFonts w:ascii="Times New Roman" w:hAnsi="Times New Roman" w:eastAsia="楷体"/>
+                <w:b w:val="0"/>
+                <w:color w:val="000000"/>
+                <w:sz w:val="18"/>
+              </w:rPr>
+              <w:t>1,220.17</w:t>
+            </w:r>
+          </w:p>
+        </w:tc>
+      </w:tr>
+      <w:tr>
+        <w:tc>
+          <w:tcPr>
+            <w:tcW w:type="dxa" w:w="1568"/>
+            <w:vAlign w:val="center"/>
+            <w:tcBorders>
+              <w:top w:val="single" w:sz="4" w:color="A6A6A6"/>
+              <w:left w:val="single" w:sz="4" w:color="A6A6A6"/>
+              <w:bottom w:val="single" w:sz="4" w:color="A6A6A6"/>
+              <w:right w:val="single" w:sz="4" w:color="A6A6A6"/>
+            </w:tcBorders>
+          </w:tcPr>
+          <w:p>
+            <w:pPr>
+              <w:spacing w:before="0" w:after="0" w:line="276" w:lineRule="auto"/>
+              <w:ind w:firstLine="0"/>
+              <w:jc w:val="left"/>
+            </w:pPr>
+            <w:r/>
+            <w:r>
+              <w:rPr>
+                <w:rFonts w:ascii="Times New Roman" w:hAnsi="Times New Roman" w:eastAsia="楷体"/>
+                <w:b w:val="0"/>
+                <w:color w:val="000000"/>
+                <w:sz w:val="18"/>
+              </w:rPr>
+              <w:t>2023</w:t>
+            </w:r>
+          </w:p>
+        </w:tc>
+        <w:tc>
+          <w:tcPr>
+            <w:tcW w:type="dxa" w:w="1568"/>
+            <w:vAlign w:val="center"/>
+            <w:tcBorders>
+              <w:top w:val="single" w:sz="4" w:color="A6A6A6"/>
+              <w:left w:val="single" w:sz="4" w:color="A6A6A6"/>
+              <w:bottom w:val="single" w:sz="4" w:color="A6A6A6"/>
+              <w:right w:val="single" w:sz="4" w:color="A6A6A6"/>
+            </w:tcBorders>
+          </w:tcPr>
+          <w:p>
+            <w:pPr>
+              <w:spacing w:before="0" w:after="0" w:line="276" w:lineRule="auto"/>
+              <w:ind w:firstLine="0"/>
+              <w:jc w:val="center"/>
+            </w:pPr>
+            <w:r/>
+            <w:r>
+              <w:rPr>
+                <w:rFonts w:ascii="Times New Roman" w:hAnsi="Times New Roman" w:eastAsia="楷体"/>
+                <w:b w:val="0"/>
+                <w:color w:val="000000"/>
+                <w:sz w:val="18"/>
+              </w:rPr>
+              <w:t>323</w:t>
+            </w:r>
+          </w:p>
+        </w:tc>
+        <w:tc>
+          <w:tcPr>
+            <w:tcW w:type="dxa" w:w="1568"/>
+            <w:vAlign w:val="center"/>
+            <w:tcBorders>
+              <w:top w:val="single" w:sz="4" w:color="A6A6A6"/>
+              <w:left w:val="single" w:sz="4" w:color="A6A6A6"/>
+              <w:bottom w:val="single" w:sz="4" w:color="A6A6A6"/>
+              <w:right w:val="single" w:sz="4" w:color="A6A6A6"/>
+            </w:tcBorders>
+          </w:tcPr>
+          <w:p>
+            <w:pPr>
+              <w:spacing w:before="0" w:after="0" w:line="276" w:lineRule="auto"/>
+              <w:ind w:firstLine="0"/>
+              <w:jc w:val="center"/>
+            </w:pPr>
+            <w:r/>
+            <w:r>
+              <w:rPr>
+                <w:rFonts w:ascii="Times New Roman" w:hAnsi="Times New Roman" w:eastAsia="楷体"/>
+                <w:b w:val="0"/>
+                <w:color w:val="000000"/>
+                <w:sz w:val="18"/>
+              </w:rPr>
+              <w:t>3,861.02</w:t>
+            </w:r>
+          </w:p>
+        </w:tc>
+        <w:tc>
+          <w:tcPr>
+            <w:tcW w:type="dxa" w:w="1568"/>
+            <w:vAlign w:val="center"/>
+            <w:tcBorders>
+              <w:top w:val="single" w:sz="4" w:color="A6A6A6"/>
+              <w:left w:val="single" w:sz="4" w:color="A6A6A6"/>
+              <w:bottom w:val="single" w:sz="4" w:color="A6A6A6"/>
+              <w:right w:val="single" w:sz="4" w:color="A6A6A6"/>
+            </w:tcBorders>
+          </w:tcPr>
+          <w:p>
+            <w:pPr>
+              <w:spacing w:before="0" w:after="0" w:line="276" w:lineRule="auto"/>
+              <w:ind w:firstLine="0"/>
+              <w:jc w:val="center"/>
+            </w:pPr>
+            <w:r/>
+            <w:r>
+              <w:rPr>
+                <w:rFonts w:ascii="Times New Roman" w:hAnsi="Times New Roman" w:eastAsia="楷体"/>
+                <w:b w:val="0"/>
+                <w:color w:val="000000"/>
+                <w:sz w:val="18"/>
+              </w:rPr>
+              <w:t>2,794</w:t>
+            </w:r>
+          </w:p>
+        </w:tc>
+        <w:tc>
+          <w:tcPr>
+            <w:tcW w:type="dxa" w:w="1568"/>
+            <w:vAlign w:val="center"/>
+            <w:tcBorders>
+              <w:top w:val="single" w:sz="4" w:color="A6A6A6"/>
+              <w:left w:val="single" w:sz="4" w:color="A6A6A6"/>
+              <w:bottom w:val="single" w:sz="4" w:color="A6A6A6"/>
+              <w:right w:val="single" w:sz="4" w:color="A6A6A6"/>
+            </w:tcBorders>
+          </w:tcPr>
+          <w:p>
+            <w:pPr>
+              <w:spacing w:before="0" w:after="0" w:line="276" w:lineRule="auto"/>
+              <w:ind w:firstLine="0"/>
+              <w:jc w:val="center"/>
+            </w:pPr>
+            <w:r/>
+            <w:r>
+              <w:rPr>
+                <w:rFonts w:ascii="Times New Roman" w:hAnsi="Times New Roman" w:eastAsia="楷体"/>
+                <w:b w:val="0"/>
+                <w:color w:val="000000"/>
+                <w:sz w:val="18"/>
+              </w:rPr>
+              <w:t>1.98%</w:t>
+            </w:r>
+          </w:p>
+        </w:tc>
+        <w:tc>
+          <w:tcPr>
+            <w:tcW w:type="dxa" w:w="1568"/>
+            <w:vAlign w:val="center"/>
+            <w:tcBorders>
+              <w:top w:val="single" w:sz="4" w:color="A6A6A6"/>
+              <w:left w:val="single" w:sz="4" w:color="A6A6A6"/>
+              <w:bottom w:val="single" w:sz="4" w:color="A6A6A6"/>
+              <w:right w:val="single" w:sz="4" w:color="A6A6A6"/>
+            </w:tcBorders>
+          </w:tcPr>
+          <w:p>
+            <w:pPr>
+              <w:spacing w:before="0" w:after="0" w:line="276" w:lineRule="auto"/>
+              <w:ind w:firstLine="0"/>
+              <w:jc w:val="center"/>
+            </w:pPr>
+            <w:r/>
+            <w:r>
+              <w:rPr>
+                <w:rFonts w:ascii="Times New Roman" w:hAnsi="Times New Roman" w:eastAsia="楷体"/>
+                <w:b w:val="0"/>
+                <w:color w:val="000000"/>
+                <w:sz w:val="18"/>
+              </w:rPr>
+              <w:t>1,079.01</w:t>
+            </w:r>
+          </w:p>
+        </w:tc>
+      </w:tr>
+      <w:tr>
+        <w:tc>
+          <w:tcPr>
+            <w:tcW w:type="dxa" w:w="1568"/>
+            <w:vAlign w:val="center"/>
+            <w:tcBorders>
+              <w:top w:val="single" w:sz="4" w:color="A6A6A6"/>
+              <w:left w:val="single" w:sz="4" w:color="A6A6A6"/>
+              <w:bottom w:val="single" w:sz="4" w:color="A6A6A6"/>
+              <w:right w:val="single" w:sz="4" w:color="A6A6A6"/>
+            </w:tcBorders>
+          </w:tcPr>
+          <w:p>
+            <w:pPr>
+              <w:spacing w:before="0" w:after="0" w:line="276" w:lineRule="auto"/>
+              <w:ind w:firstLine="0"/>
+              <w:jc w:val="left"/>
+            </w:pPr>
+            <w:r/>
+            <w:r>
+              <w:rPr>
+                <w:rFonts w:ascii="Times New Roman" w:hAnsi="Times New Roman" w:eastAsia="楷体"/>
+                <w:b w:val="0"/>
+                <w:color w:val="000000"/>
+                <w:sz w:val="18"/>
+              </w:rPr>
+              <w:t>2024</w:t>
+            </w:r>
+          </w:p>
+        </w:tc>
+        <w:tc>
+          <w:tcPr>
+            <w:tcW w:type="dxa" w:w="1568"/>
+            <w:vAlign w:val="center"/>
+            <w:tcBorders>
+              <w:top w:val="single" w:sz="4" w:color="A6A6A6"/>
+              <w:left w:val="single" w:sz="4" w:color="A6A6A6"/>
+              <w:bottom w:val="single" w:sz="4" w:color="A6A6A6"/>
+              <w:right w:val="single" w:sz="4" w:color="A6A6A6"/>
+            </w:tcBorders>
+          </w:tcPr>
+          <w:p>
+            <w:pPr>
+              <w:spacing w:before="0" w:after="0" w:line="276" w:lineRule="auto"/>
+              <w:ind w:firstLine="0"/>
+              <w:jc w:val="center"/>
+            </w:pPr>
+            <w:r/>
+            <w:r>
+              <w:rPr>
+                <w:rFonts w:ascii="Times New Roman" w:hAnsi="Times New Roman" w:eastAsia="楷体"/>
+                <w:b w:val="0"/>
+                <w:color w:val="000000"/>
+                <w:sz w:val="18"/>
+              </w:rPr>
+              <w:t>288</w:t>
+            </w:r>
+          </w:p>
+        </w:tc>
+        <w:tc>
+          <w:tcPr>
+            <w:tcW w:type="dxa" w:w="1568"/>
+            <w:vAlign w:val="center"/>
+            <w:tcBorders>
+              <w:top w:val="single" w:sz="4" w:color="A6A6A6"/>
+              <w:left w:val="single" w:sz="4" w:color="A6A6A6"/>
+              <w:bottom w:val="single" w:sz="4" w:color="A6A6A6"/>
+              <w:right w:val="single" w:sz="4" w:color="A6A6A6"/>
+            </w:tcBorders>
+          </w:tcPr>
+          <w:p>
+            <w:pPr>
+              <w:spacing w:before="0" w:after="0" w:line="276" w:lineRule="auto"/>
+              <w:ind w:firstLine="0"/>
+              <w:jc w:val="center"/>
+            </w:pPr>
+            <w:r/>
+            <w:r>
+              <w:rPr>
+                <w:rFonts w:ascii="Times New Roman" w:hAnsi="Times New Roman" w:eastAsia="楷体"/>
+                <w:b w:val="0"/>
+                <w:color w:val="000000"/>
+                <w:sz w:val="18"/>
+              </w:rPr>
+              <w:t>2,782.29</w:t>
+            </w:r>
+          </w:p>
+        </w:tc>
+        <w:tc>
+          <w:tcPr>
+            <w:tcW w:type="dxa" w:w="1568"/>
+            <w:vAlign w:val="center"/>
+            <w:tcBorders>
+              <w:top w:val="single" w:sz="4" w:color="A6A6A6"/>
+              <w:left w:val="single" w:sz="4" w:color="A6A6A6"/>
+              <w:bottom w:val="single" w:sz="4" w:color="A6A6A6"/>
+              <w:right w:val="single" w:sz="4" w:color="A6A6A6"/>
+            </w:tcBorders>
+          </w:tcPr>
+          <w:p>
+            <w:pPr>
+              <w:spacing w:before="0" w:after="0" w:line="276" w:lineRule="auto"/>
+              <w:ind w:firstLine="0"/>
+              <w:jc w:val="center"/>
+            </w:pPr>
+            <w:r/>
+            <w:r>
+              <w:rPr>
+                <w:rFonts w:ascii="Times New Roman" w:hAnsi="Times New Roman" w:eastAsia="楷体"/>
+                <w:b w:val="0"/>
+                <w:color w:val="000000"/>
+                <w:sz w:val="18"/>
+              </w:rPr>
+              <w:t>3,369</w:t>
+            </w:r>
+          </w:p>
+        </w:tc>
+        <w:tc>
+          <w:tcPr>
+            <w:tcW w:type="dxa" w:w="1568"/>
+            <w:vAlign w:val="center"/>
+            <w:tcBorders>
+              <w:top w:val="single" w:sz="4" w:color="A6A6A6"/>
+              <w:left w:val="single" w:sz="4" w:color="A6A6A6"/>
+              <w:bottom w:val="single" w:sz="4" w:color="A6A6A6"/>
+              <w:right w:val="single" w:sz="4" w:color="A6A6A6"/>
+            </w:tcBorders>
+          </w:tcPr>
+          <w:p>
+            <w:pPr>
+              <w:spacing w:before="0" w:after="0" w:line="276" w:lineRule="auto"/>
+              <w:ind w:firstLine="0"/>
+              <w:jc w:val="center"/>
+            </w:pPr>
+            <w:r/>
+            <w:r>
+              <w:rPr>
+                <w:rFonts w:ascii="Times New Roman" w:hAnsi="Times New Roman" w:eastAsia="楷体"/>
+                <w:b w:val="0"/>
+                <w:color w:val="000000"/>
+                <w:sz w:val="18"/>
+              </w:rPr>
+              <w:t>1.08%</w:t>
+            </w:r>
+          </w:p>
+        </w:tc>
+        <w:tc>
+          <w:tcPr>
+            <w:tcW w:type="dxa" w:w="1568"/>
+            <w:vAlign w:val="center"/>
+            <w:tcBorders>
+              <w:top w:val="single" w:sz="4" w:color="A6A6A6"/>
+              <w:left w:val="single" w:sz="4" w:color="A6A6A6"/>
+              <w:bottom w:val="single" w:sz="4" w:color="A6A6A6"/>
+              <w:right w:val="single" w:sz="4" w:color="A6A6A6"/>
+            </w:tcBorders>
+          </w:tcPr>
+          <w:p>
+            <w:pPr>
+              <w:spacing w:before="0" w:after="0" w:line="276" w:lineRule="auto"/>
+              <w:ind w:firstLine="0"/>
+              <w:jc w:val="center"/>
+            </w:pPr>
+            <w:r/>
+            <w:r>
+              <w:rPr>
+                <w:rFonts w:ascii="Times New Roman" w:hAnsi="Times New Roman" w:eastAsia="楷体"/>
+                <w:b w:val="0"/>
+                <w:color w:val="000000"/>
+                <w:sz w:val="18"/>
+              </w:rPr>
+              <w:t>937.31</w:t>
+            </w:r>
+          </w:p>
+        </w:tc>
+      </w:tr>
+      <w:tr>
+        <w:tc>
+          <w:tcPr>
+            <w:tcW w:type="dxa" w:w="1568"/>
+            <w:vAlign w:val="center"/>
+            <w:tcBorders>
+              <w:top w:val="single" w:sz="4" w:color="A6A6A6"/>
+              <w:left w:val="single" w:sz="4" w:color="A6A6A6"/>
+              <w:bottom w:val="single" w:sz="4" w:color="A6A6A6"/>
+              <w:right w:val="single" w:sz="4" w:color="A6A6A6"/>
+            </w:tcBorders>
+          </w:tcPr>
+          <w:p>
+            <w:pPr>
+              <w:spacing w:before="0" w:after="0" w:line="276" w:lineRule="auto"/>
+              <w:ind w:firstLine="0"/>
+              <w:jc w:val="left"/>
+            </w:pPr>
+            <w:r/>
+            <w:r>
+              <w:rPr>
+                <w:rFonts w:ascii="Times New Roman" w:hAnsi="Times New Roman" w:eastAsia="楷体"/>
+                <w:b w:val="0"/>
+                <w:color w:val="000000"/>
+                <w:sz w:val="18"/>
+              </w:rPr>
+              <w:t>2025</w:t>
+            </w:r>
+          </w:p>
+        </w:tc>
+        <w:tc>
+          <w:tcPr>
+            <w:tcW w:type="dxa" w:w="1568"/>
+            <w:vAlign w:val="center"/>
+            <w:tcBorders>
+              <w:top w:val="single" w:sz="4" w:color="A6A6A6"/>
+              <w:left w:val="single" w:sz="4" w:color="A6A6A6"/>
+              <w:bottom w:val="single" w:sz="4" w:color="A6A6A6"/>
+              <w:right w:val="single" w:sz="4" w:color="A6A6A6"/>
+            </w:tcBorders>
+          </w:tcPr>
+          <w:p>
+            <w:pPr>
+              <w:spacing w:before="0" w:after="0" w:line="276" w:lineRule="auto"/>
+              <w:ind w:firstLine="0"/>
+              <w:jc w:val="center"/>
+            </w:pPr>
+            <w:r/>
+            <w:r>
+              <w:rPr>
+                <w:rFonts w:ascii="Times New Roman" w:hAnsi="Times New Roman" w:eastAsia="楷体"/>
+                <w:b w:val="0"/>
+                <w:color w:val="000000"/>
+                <w:sz w:val="18"/>
+              </w:rPr>
+              <w:t>225</w:t>
+            </w:r>
+          </w:p>
+        </w:tc>
+        <w:tc>
+          <w:tcPr>
+            <w:tcW w:type="dxa" w:w="1568"/>
+            <w:vAlign w:val="center"/>
+            <w:tcBorders>
+              <w:top w:val="single" w:sz="4" w:color="A6A6A6"/>
+              <w:left w:val="single" w:sz="4" w:color="A6A6A6"/>
+              <w:bottom w:val="single" w:sz="4" w:color="A6A6A6"/>
+              <w:right w:val="single" w:sz="4" w:color="A6A6A6"/>
+            </w:tcBorders>
+          </w:tcPr>
+          <w:p>
+            <w:pPr>
+              <w:spacing w:before="0" w:after="0" w:line="276" w:lineRule="auto"/>
+              <w:ind w:firstLine="0"/>
+              <w:jc w:val="center"/>
+            </w:pPr>
+            <w:r/>
+            <w:r>
+              <w:rPr>
+                <w:rFonts w:ascii="Times New Roman" w:hAnsi="Times New Roman" w:eastAsia="楷体"/>
+                <w:b w:val="0"/>
+                <w:color w:val="000000"/>
+                <w:sz w:val="18"/>
+              </w:rPr>
+              <w:t>1,690.44</w:t>
+            </w:r>
+          </w:p>
+        </w:tc>
+        <w:tc>
+          <w:tcPr>
+            <w:tcW w:type="dxa" w:w="1568"/>
+            <w:vAlign w:val="center"/>
+            <w:tcBorders>
+              <w:top w:val="single" w:sz="4" w:color="A6A6A6"/>
+              <w:left w:val="single" w:sz="4" w:color="A6A6A6"/>
+              <w:bottom w:val="single" w:sz="4" w:color="A6A6A6"/>
+              <w:right w:val="single" w:sz="4" w:color="A6A6A6"/>
+            </w:tcBorders>
+          </w:tcPr>
+          <w:p>
+            <w:pPr>
+              <w:spacing w:before="0" w:after="0" w:line="276" w:lineRule="auto"/>
+              <w:ind w:firstLine="0"/>
+              <w:jc w:val="center"/>
+            </w:pPr>
+            <w:r/>
+            <w:r>
+              <w:rPr>
+                <w:rFonts w:ascii="Times New Roman" w:hAnsi="Times New Roman" w:eastAsia="楷体"/>
+                <w:b w:val="0"/>
+                <w:color w:val="000000"/>
+                <w:sz w:val="18"/>
+              </w:rPr>
+              <w:t>3,439</w:t>
+            </w:r>
+          </w:p>
+        </w:tc>
+        <w:tc>
+          <w:tcPr>
+            <w:tcW w:type="dxa" w:w="1568"/>
+            <w:vAlign w:val="center"/>
+            <w:tcBorders>
+              <w:top w:val="single" w:sz="4" w:color="A6A6A6"/>
+              <w:left w:val="single" w:sz="4" w:color="A6A6A6"/>
+              <w:bottom w:val="single" w:sz="4" w:color="A6A6A6"/>
+              <w:right w:val="single" w:sz="4" w:color="A6A6A6"/>
+            </w:tcBorders>
+          </w:tcPr>
+          <w:p>
+            <w:pPr>
+              <w:spacing w:before="0" w:after="0" w:line="276" w:lineRule="auto"/>
+              <w:ind w:firstLine="0"/>
+              <w:jc w:val="center"/>
+            </w:pPr>
+            <w:r/>
+            <w:r>
+              <w:rPr>
+                <w:rFonts w:ascii="Times New Roman" w:hAnsi="Times New Roman" w:eastAsia="楷体"/>
+                <w:b w:val="0"/>
+                <w:color w:val="000000"/>
+                <w:sz w:val="18"/>
+              </w:rPr>
+              <w:t>0.81%</w:t>
+            </w:r>
+          </w:p>
+        </w:tc>
+        <w:tc>
+          <w:tcPr>
+            <w:tcW w:type="dxa" w:w="1568"/>
+            <w:vAlign w:val="center"/>
+            <w:tcBorders>
+              <w:top w:val="single" w:sz="4" w:color="A6A6A6"/>
+              <w:left w:val="single" w:sz="4" w:color="A6A6A6"/>
+              <w:bottom w:val="single" w:sz="4" w:color="A6A6A6"/>
+              <w:right w:val="single" w:sz="4" w:color="A6A6A6"/>
+            </w:tcBorders>
+          </w:tcPr>
+          <w:p>
+            <w:pPr>
+              <w:spacing w:before="0" w:after="0" w:line="276" w:lineRule="auto"/>
+              <w:ind w:firstLine="0"/>
+              <w:jc w:val="center"/>
+            </w:pPr>
+            <w:r/>
+            <w:r>
+              <w:rPr>
+                <w:rFonts w:ascii="Times New Roman" w:hAnsi="Times New Roman" w:eastAsia="楷体"/>
+                <w:b w:val="0"/>
+                <w:color w:val="000000"/>
+                <w:sz w:val="18"/>
+              </w:rPr>
+              <w:t>581.68</w:t>
+            </w:r>
+          </w:p>
+        </w:tc>
+      </w:tr>
+      <w:tr>
+        <w:tc>
+          <w:tcPr>
+            <w:tcW w:type="dxa" w:w="1568"/>
+            <w:vAlign w:val="center"/>
+            <w:tcBorders>
+              <w:top w:val="single" w:sz="4" w:color="A6A6A6"/>
+              <w:left w:val="single" w:sz="4" w:color="A6A6A6"/>
+              <w:bottom w:val="single" w:sz="4" w:color="A6A6A6"/>
+              <w:right w:val="single" w:sz="4" w:color="A6A6A6"/>
+            </w:tcBorders>
+          </w:tcPr>
+          <w:p>
+            <w:pPr>
+              <w:spacing w:before="0" w:after="0" w:line="276" w:lineRule="auto"/>
+              <w:ind w:firstLine="0"/>
+              <w:jc w:val="left"/>
+            </w:pPr>
+            <w:r/>
+            <w:r>
+              <w:rPr>
+                <w:rFonts w:ascii="Times New Roman" w:hAnsi="Times New Roman" w:eastAsia="楷体"/>
+                <w:b w:val="0"/>
+                <w:color w:val="000000"/>
+                <w:sz w:val="18"/>
+              </w:rPr>
+              <w:t>2026年1-4月</w:t>
+            </w:r>
+          </w:p>
+        </w:tc>
+        <w:tc>
+          <w:tcPr>
+            <w:tcW w:type="dxa" w:w="1568"/>
+            <w:vAlign w:val="center"/>
+            <w:tcBorders>
+              <w:top w:val="single" w:sz="4" w:color="A6A6A6"/>
+              <w:left w:val="single" w:sz="4" w:color="A6A6A6"/>
+              <w:bottom w:val="single" w:sz="4" w:color="A6A6A6"/>
+              <w:right w:val="single" w:sz="4" w:color="A6A6A6"/>
+            </w:tcBorders>
+          </w:tcPr>
+          <w:p>
+            <w:pPr>
+              <w:spacing w:before="0" w:after="0" w:line="276" w:lineRule="auto"/>
+              <w:ind w:firstLine="0"/>
+              <w:jc w:val="center"/>
+            </w:pPr>
+            <w:r/>
+            <w:r>
+              <w:rPr>
+                <w:rFonts w:ascii="Times New Roman" w:hAnsi="Times New Roman" w:eastAsia="楷体"/>
+                <w:b w:val="0"/>
+                <w:color w:val="000000"/>
+                <w:sz w:val="18"/>
+              </w:rPr>
+              <w:t>43</w:t>
+            </w:r>
+          </w:p>
+        </w:tc>
+        <w:tc>
+          <w:tcPr>
+            <w:tcW w:type="dxa" w:w="1568"/>
+            <w:vAlign w:val="center"/>
+            <w:tcBorders>
+              <w:top w:val="single" w:sz="4" w:color="A6A6A6"/>
+              <w:left w:val="single" w:sz="4" w:color="A6A6A6"/>
+              <w:bottom w:val="single" w:sz="4" w:color="A6A6A6"/>
+              <w:right w:val="single" w:sz="4" w:color="A6A6A6"/>
+            </w:tcBorders>
+          </w:tcPr>
+          <w:p>
+            <w:pPr>
+              <w:spacing w:before="0" w:after="0" w:line="276" w:lineRule="auto"/>
+              <w:ind w:firstLine="0"/>
+              <w:jc w:val="center"/>
+            </w:pPr>
+            <w:r/>
+            <w:r>
+              <w:rPr>
+                <w:rFonts w:ascii="Times New Roman" w:hAnsi="Times New Roman" w:eastAsia="楷体"/>
+                <w:b w:val="0"/>
+                <w:color w:val="000000"/>
+                <w:sz w:val="18"/>
+              </w:rPr>
+              <w:t>471.71</w:t>
+            </w:r>
+          </w:p>
+        </w:tc>
+        <w:tc>
+          <w:tcPr>
+            <w:tcW w:type="dxa" w:w="1568"/>
+            <w:vAlign w:val="center"/>
+            <w:tcBorders>
+              <w:top w:val="single" w:sz="4" w:color="A6A6A6"/>
+              <w:left w:val="single" w:sz="4" w:color="A6A6A6"/>
+              <w:bottom w:val="single" w:sz="4" w:color="A6A6A6"/>
+              <w:right w:val="single" w:sz="4" w:color="A6A6A6"/>
+            </w:tcBorders>
+          </w:tcPr>
+          <w:p>
+            <w:pPr>
+              <w:spacing w:before="0" w:after="0" w:line="276" w:lineRule="auto"/>
+              <w:ind w:firstLine="0"/>
+              <w:jc w:val="center"/>
+            </w:pPr>
+            <w:r/>
+            <w:r>
+              <w:rPr>
+                <w:rFonts w:ascii="Times New Roman" w:hAnsi="Times New Roman" w:eastAsia="楷体"/>
+                <w:b w:val="0"/>
+                <w:color w:val="000000"/>
+                <w:sz w:val="18"/>
+              </w:rPr>
+              <w:t>—</w:t>
+            </w:r>
+          </w:p>
+        </w:tc>
+        <w:tc>
+          <w:tcPr>
+            <w:tcW w:type="dxa" w:w="1568"/>
+            <w:vAlign w:val="center"/>
+            <w:tcBorders>
+              <w:top w:val="single" w:sz="4" w:color="A6A6A6"/>
+              <w:left w:val="single" w:sz="4" w:color="A6A6A6"/>
+              <w:bottom w:val="single" w:sz="4" w:color="A6A6A6"/>
+              <w:right w:val="single" w:sz="4" w:color="A6A6A6"/>
+            </w:tcBorders>
+          </w:tcPr>
+          <w:p>
+            <w:pPr>
+              <w:spacing w:before="0" w:after="0" w:line="276" w:lineRule="auto"/>
+              <w:ind w:firstLine="0"/>
+              <w:jc w:val="center"/>
+            </w:pPr>
+            <w:r/>
+            <w:r>
+              <w:rPr>
+                <w:rFonts w:ascii="Times New Roman" w:hAnsi="Times New Roman" w:eastAsia="楷体"/>
+                <w:b w:val="0"/>
+                <w:color w:val="000000"/>
+                <w:sz w:val="18"/>
+              </w:rPr>
+              <w:t>—</w:t>
+            </w:r>
+          </w:p>
+        </w:tc>
+        <w:tc>
+          <w:tcPr>
+            <w:tcW w:type="dxa" w:w="1568"/>
+            <w:vAlign w:val="center"/>
+            <w:tcBorders>
+              <w:top w:val="single" w:sz="4" w:color="A6A6A6"/>
+              <w:left w:val="single" w:sz="4" w:color="A6A6A6"/>
+              <w:bottom w:val="single" w:sz="4" w:color="A6A6A6"/>
+              <w:right w:val="single" w:sz="4" w:color="A6A6A6"/>
+            </w:tcBorders>
+          </w:tcPr>
+          <w:p>
+            <w:pPr>
+              <w:spacing w:before="0" w:after="0" w:line="276" w:lineRule="auto"/>
+              <w:ind w:firstLine="0"/>
+              <w:jc w:val="center"/>
+            </w:pPr>
+            <w:r/>
+            <w:r>
+              <w:rPr>
+                <w:rFonts w:ascii="Times New Roman" w:hAnsi="Times New Roman" w:eastAsia="楷体"/>
+                <w:b w:val="0"/>
+                <w:color w:val="000000"/>
+                <w:sz w:val="18"/>
+              </w:rPr>
+              <w:t>82.34</w:t>
+            </w:r>
+          </w:p>
+        </w:tc>
+      </w:tr>
+    </w:tbl>
+    <w:p>
+      <w:pPr>
+        <w:spacing w:before="0" w:after="80" w:line="360" w:lineRule="auto"/>
+        <w:ind w:firstLine="0"/>
+      </w:pPr>
+      <w:r>
+        <w:rPr>
+          <w:rFonts w:ascii="Times New Roman" w:hAnsi="Times New Roman" w:eastAsia="楷体"/>
+          <w:b w:val="0"/>
+          <w:color w:val="000000"/>
+          <w:sz w:val="19"/>
+        </w:rPr>
+        <w:t>资料来源:中指数据库,风控信评部整理</w:t>
       </w:r>
     </w:p>
     <w:p>
@@ -6233,7 +5262,7 @@
           <w:color w:val="000000"/>
           <w:sz w:val="21"/>
         </w:rPr>
-        <w:t>政府债务方面，2023、2024、2025年末乐山市地方政府债务余额分别为747.90亿元、919.60亿元、1,129.00亿元，2025年末债务限额1,192.90亿元，债务余额控制在限额以内；城投有息债务2025年末估算余额880.97亿元。债务率指标看，2025年末政府债务率167.73%、城投债务率130.88%、宽口径债务率298.61%。</w:t>
+        <w:t>从房地产销售看，2021-2025年西安市商品住宅成交面积由963.59万㎡变动至661.47万㎡、累计下降31.4%；新房均价2025年为17,569元/㎡、较2024年高点(19,006元/㎡)累计下跌7.56%；2025年去化周期24.33个月。二手房市场仍处于深度调整，据中指冰山指数(最低挂牌价口径)，西安二手房挂牌价较2018年6月高点累计下跌46.35%，2023年累计跌幅-6.23%、2024年累计跌幅-9.93%、2025年累计跌幅-15.53%。</w:t>
       </w:r>
     </w:p>
     <w:p>
@@ -6248,7 +5277,22 @@
           <w:color w:val="000000"/>
           <w:sz w:val="21"/>
         </w:rPr>
-        <w:t>综合来看，乐山市财政基本盘总体稳健，但土地财政收缩与债务规模扩张是当前主要压力线；我们预计宽口径债务率短期内将维持中等偏高水平，需重点关注后续化债进展、土地市场企稳情况以及融资平台合规整改对城投再融资能力的影响。</w:t>
+        <w:t>政府债务方面，2023、2024、2025年末西安市地方政府债务余额分别为4,029.69亿元、4,643.76亿元、5,363.20亿元，两年累计增长33.09%，主要源于地方专项债加快发行及置换债集中落地；2025年末债务限额5,525.00亿元，债务余额控制在限额以内。城投有息债务方面，2025年末估算余额为12,726.65亿元、规模在全国地级市中位居前列，较2023年末增长14.42%。债务率指标看，2025年末西安市政府债务率320.51%、城投债务率760.56%、宽口径债务率1081.07%，较2023年末抬升420.54个百分点，显著高于公认的300%偏高临界线、在全国主要城市中处于较高水平。值得注意的是，政府性基金收入下滑是债务率分母端走低的重要因素，叠加债务规模快速扩张，对债务率指标形成放大效应。</w:t>
+      </w:r>
+    </w:p>
+    <w:p>
+      <w:pPr>
+        <w:spacing w:before="0" w:after="60" w:line="360" w:lineRule="auto"/>
+        <w:ind w:firstLine="420"/>
+      </w:pPr>
+      <w:r>
+        <w:rPr>
+          <w:rFonts w:ascii="Times New Roman" w:hAnsi="Times New Roman" w:eastAsia="楷体"/>
+          <w:b w:val="0"/>
+          <w:color w:val="000000"/>
+          <w:sz w:val="21"/>
+        </w:rPr>
+        <w:t>综合来看，西安市作为西北科教重镇和制造新高地，经济成长性较好，区域信用环境较为稳健。我们预计宽口径债务率短期内将维持高位，需重点关注后续化债进展、土地市场企稳情况以及融资平台合规整改对城投平台再融资能力的影响。</w:t>
       </w:r>
     </w:p>
     <w:sectPr>
